--- a/proposals/MarketTwin_OnePager_KO.docx
+++ b/proposals/MarketTwin_OnePager_KO.docx
@@ -1,14 +1,17 @@
 
 <file path=word/document.xml><?xml version="1.0" encoding="utf-8"?>
-<w:document xmlns:w="http://schemas.openxmlformats.org/wordprocessingml/2006/main" xmlns:m="http://schemas.openxmlformats.org/officeDocument/2006/math" xmlns:r="http://schemas.openxmlformats.org/officeDocument/2006/relationships" xmlns:o="urn:schemas-microsoft-com:office:office" xmlns:v="urn:schemas-microsoft-com:vml" xmlns:w10="urn:schemas-microsoft-com:office:word" xmlns:a="http://schemas.openxmlformats.org/drawingml/2006/main" xmlns:pic="http://schemas.openxmlformats.org/drawingml/2006/picture" xmlns:wp="http://schemas.openxmlformats.org/drawingml/2006/wordprocessingDrawing">
+<w:document xmlns:wpc="http://schemas.microsoft.com/office/word/2010/wordprocessingCanvas" xmlns:cx="http://schemas.microsoft.com/office/drawing/2014/chartex" xmlns:cx1="http://schemas.microsoft.com/office/drawing/2015/9/8/chartex" xmlns:cx2="http://schemas.microsoft.com/office/drawing/2015/10/21/chartex" xmlns:cx3="http://schemas.microsoft.com/office/drawing/2016/5/9/chartex" xmlns:cx4="http://schemas.microsoft.com/office/drawing/2016/5/10/chartex" xmlns:cx5="http://schemas.microsoft.com/office/drawing/2016/5/11/chartex" xmlns:cx6="http://schemas.microsoft.com/office/drawing/2016/5/12/chartex" xmlns:cx7="http://schemas.microsoft.com/office/drawing/2016/5/13/chartex" xmlns:cx8="http://schemas.microsoft.com/office/drawing/2016/5/14/chartex" xmlns:mc="http://schemas.openxmlformats.org/markup-compatibility/2006" xmlns:aink="http://schemas.microsoft.com/office/drawing/2016/ink" xmlns:am3d="http://schemas.microsoft.com/office/drawing/2017/model3d" xmlns:o="urn:schemas-microsoft-com:office:office" xmlns:oel="http://schemas.microsoft.com/office/2019/extlst" xmlns:r="http://schemas.openxmlformats.org/officeDocument/2006/relationships" xmlns:m="http://schemas.openxmlformats.org/officeDocument/2006/math" xmlns:v="urn:schemas-microsoft-com:vml" xmlns:wp14="http://schemas.microsoft.com/office/word/2010/wordprocessingDrawing" xmlns:wp="http://schemas.openxmlformats.org/drawingml/2006/wordprocessingDrawing" xmlns:w10="urn:schemas-microsoft-com:office:word" xmlns:w="http://schemas.openxmlformats.org/wordprocessingml/2006/main" xmlns:w14="http://schemas.microsoft.com/office/word/2010/wordml" xmlns:w15="http://schemas.microsoft.com/office/word/2012/wordml" xmlns:w16cex="http://schemas.microsoft.com/office/word/2018/wordml/cex" xmlns:w16cid="http://schemas.microsoft.com/office/word/2016/wordml/cid" xmlns:w16="http://schemas.microsoft.com/office/word/2018/wordml" xmlns:w16du="http://schemas.microsoft.com/office/word/2023/wordml/word16du" xmlns:w16sdtdh="http://schemas.microsoft.com/office/word/2020/wordml/sdtdatahash" xmlns:w16sdtfl="http://schemas.microsoft.com/office/word/2024/wordml/sdtformatlock" xmlns:w16se="http://schemas.microsoft.com/office/word/2015/wordml/symex" xmlns:wpg="http://schemas.microsoft.com/office/word/2010/wordprocessingGroup" xmlns:wpi="http://schemas.microsoft.com/office/word/2010/wordprocessingInk" xmlns:wne="http://schemas.microsoft.com/office/word/2006/wordml" xmlns:wps="http://schemas.microsoft.com/office/word/2010/wordprocessingShape" mc:Ignorable="w14 w15 w16se w16cid w16 w16cex w16sdtdh w16sdtfl w16du wp14">
   <w:body>
-    <w:bookmarkStart w:id="18" w:name="ai-market-twin-one-pager-정부투자자용"/>
     <w:p>
       <w:pPr>
-        <w:pStyle w:val="Heading1"/>
-      </w:pPr>
-      <w:r>
-        <w:t xml:space="preserve">AI Market Twin · One-Pager (정부·투자자용)</w:t>
+        <w:pStyle w:val="1"/>
+        <w:rPr>
+          <w:rFonts w:hint="eastAsia"/>
+        </w:rPr>
+      </w:pPr>
+      <w:bookmarkStart w:id="0" w:name="ai-market-twin-one-pager-정부투자자용"/>
+      <w:r>
+        <w:t xml:space="preserve">AI Market Twin · One-Pager </w:t>
       </w:r>
     </w:p>
     <w:p>
@@ -20,135 +23,265 @@
           <w:b/>
           <w:bCs/>
         </w:rPr>
-        <w:t xml:space="preserve">K-product 해외 진출 성공 확률을 AI가 예측합니다</w:t>
+        <w:t xml:space="preserve">K-product </w:t>
+      </w:r>
+      <w:r>
+        <w:rPr>
+          <w:b/>
+          <w:bCs/>
+        </w:rPr>
+        <w:t>해외</w:t>
+      </w:r>
+      <w:r>
+        <w:rPr>
+          <w:b/>
+          <w:bCs/>
+        </w:rPr>
+        <w:t xml:space="preserve"> </w:t>
+      </w:r>
+      <w:r>
+        <w:rPr>
+          <w:b/>
+          <w:bCs/>
+        </w:rPr>
+        <w:t>진출</w:t>
+      </w:r>
+      <w:r>
+        <w:rPr>
+          <w:b/>
+          <w:bCs/>
+        </w:rPr>
+        <w:t xml:space="preserve"> </w:t>
+      </w:r>
+      <w:r>
+        <w:rPr>
+          <w:b/>
+          <w:bCs/>
+        </w:rPr>
+        <w:t>성공</w:t>
+      </w:r>
+      <w:r>
+        <w:rPr>
+          <w:b/>
+          <w:bCs/>
+        </w:rPr>
+        <w:t xml:space="preserve"> </w:t>
+      </w:r>
+      <w:r>
+        <w:rPr>
+          <w:b/>
+          <w:bCs/>
+        </w:rPr>
+        <w:t>확률을</w:t>
+      </w:r>
+      <w:r>
+        <w:rPr>
+          <w:b/>
+          <w:bCs/>
+        </w:rPr>
+        <w:t xml:space="preserve"> AI</w:t>
+      </w:r>
+      <w:r>
+        <w:rPr>
+          <w:b/>
+          <w:bCs/>
+        </w:rPr>
+        <w:t>가</w:t>
+      </w:r>
+      <w:r>
+        <w:rPr>
+          <w:b/>
+          <w:bCs/>
+        </w:rPr>
+        <w:t xml:space="preserve"> </w:t>
+      </w:r>
+      <w:r>
+        <w:rPr>
+          <w:b/>
+          <w:bCs/>
+        </w:rPr>
+        <w:t>예측합니다</w:t>
       </w:r>
     </w:p>
     <w:tbl>
       <w:tblPr>
         <w:tblStyle w:val="Table"/>
-        <w:tblW w:type="auto" w:w="0"/>
-        <w:tblLook w:firstRow="0" w:lastRow="0" w:firstColumn="0" w:lastColumn="0" w:noHBand="0" w:noVBand="0" w:val="0000"/>
+        <w:tblW w:w="0" w:type="auto"/>
+        <w:tblLook w:val="0000" w:firstRow="0" w:lastRow="0" w:firstColumn="0" w:lastColumn="0" w:noHBand="0" w:noVBand="0"/>
       </w:tblPr>
       <w:tblGrid>
-        <w:gridCol w:w="3960"/>
-        <w:gridCol w:w="3960"/>
+        <w:gridCol w:w="1416"/>
+        <w:gridCol w:w="5987"/>
       </w:tblGrid>
       <w:tr>
         <w:tc>
-          <w:tcPr/>
+          <w:tcPr>
+            <w:tcW w:w="0" w:type="auto"/>
+          </w:tcPr>
           <w:p>
             <w:pPr>
               <w:pStyle w:val="Compact"/>
             </w:pPr>
             <w:r>
-              <w:t xml:space="preserve">법인</w:t>
+              <w:t>법인</w:t>
             </w:r>
           </w:p>
         </w:tc>
         <w:tc>
-          <w:tcPr/>
+          <w:tcPr>
+            <w:tcW w:w="0" w:type="auto"/>
+          </w:tcPr>
           <w:p>
             <w:pPr>
               <w:pStyle w:val="Compact"/>
             </w:pPr>
             <w:r>
-              <w:t xml:space="preserve">주식회사 미스터에이아이 (Market Twin)</w:t>
+              <w:t>주식회사</w:t>
+            </w:r>
+            <w:r>
+              <w:t xml:space="preserve"> </w:t>
+            </w:r>
+            <w:r>
+              <w:t>미스터에이아이</w:t>
+            </w:r>
+            <w:r>
+              <w:t xml:space="preserve"> (Market Twin)</w:t>
             </w:r>
           </w:p>
         </w:tc>
       </w:tr>
       <w:tr>
         <w:tc>
-          <w:tcPr/>
+          <w:tcPr>
+            <w:tcW w:w="0" w:type="auto"/>
+          </w:tcPr>
           <w:p>
             <w:pPr>
               <w:pStyle w:val="Compact"/>
             </w:pPr>
             <w:r>
-              <w:t xml:space="preserve">사업자번호</w:t>
+              <w:t>사업자번호</w:t>
             </w:r>
           </w:p>
         </w:tc>
         <w:tc>
-          <w:tcPr/>
+          <w:tcPr>
+            <w:tcW w:w="0" w:type="auto"/>
+          </w:tcPr>
           <w:p>
             <w:pPr>
               <w:pStyle w:val="Compact"/>
             </w:pPr>
             <w:r>
-              <w:t xml:space="preserve">693-87-03907 (2026년 5월 설립)</w:t>
+              <w:t>693-87-03907 (2026</w:t>
+            </w:r>
+            <w:r>
+              <w:t>년</w:t>
+            </w:r>
+            <w:r>
+              <w:t xml:space="preserve"> 5</w:t>
+            </w:r>
+            <w:r>
+              <w:t>월</w:t>
+            </w:r>
+            <w:r>
+              <w:t xml:space="preserve"> </w:t>
+            </w:r>
+            <w:r>
+              <w:t>설립</w:t>
+            </w:r>
+            <w:r>
+              <w:t>)</w:t>
             </w:r>
           </w:p>
         </w:tc>
       </w:tr>
       <w:tr>
         <w:tc>
-          <w:tcPr/>
+          <w:tcPr>
+            <w:tcW w:w="0" w:type="auto"/>
+          </w:tcPr>
           <w:p>
             <w:pPr>
               <w:pStyle w:val="Compact"/>
             </w:pPr>
             <w:r>
-              <w:t xml:space="preserve">대표</w:t>
+              <w:t>대표</w:t>
             </w:r>
           </w:p>
         </w:tc>
         <w:tc>
-          <w:tcPr/>
+          <w:tcPr>
+            <w:tcW w:w="0" w:type="auto"/>
+          </w:tcPr>
           <w:p>
             <w:pPr>
               <w:pStyle w:val="Compact"/>
             </w:pPr>
             <w:r>
-              <w:t xml:space="preserve">Chris Lee · contact@markettwin.ai</w:t>
+              <w:t>Chris Lee · contact@markettwin.ai</w:t>
             </w:r>
           </w:p>
         </w:tc>
       </w:tr>
       <w:tr>
         <w:tc>
-          <w:tcPr/>
+          <w:tcPr>
+            <w:tcW w:w="0" w:type="auto"/>
+          </w:tcPr>
           <w:p>
             <w:pPr>
               <w:pStyle w:val="Compact"/>
             </w:pPr>
             <w:r>
-              <w:t xml:space="preserve">도메인</w:t>
+              <w:t>도메인</w:t>
             </w:r>
           </w:p>
         </w:tc>
         <w:tc>
-          <w:tcPr/>
+          <w:tcPr>
+            <w:tcW w:w="0" w:type="auto"/>
+          </w:tcPr>
           <w:p>
             <w:pPr>
               <w:pStyle w:val="Compact"/>
             </w:pPr>
             <w:r>
-              <w:t xml:space="preserve">https://www.markettwin.ai</w:t>
+              <w:t>https://www.markettwin.ai</w:t>
             </w:r>
           </w:p>
         </w:tc>
       </w:tr>
       <w:tr>
         <w:tc>
-          <w:tcPr/>
+          <w:tcPr>
+            <w:tcW w:w="0" w:type="auto"/>
+          </w:tcPr>
           <w:p>
             <w:pPr>
               <w:pStyle w:val="Compact"/>
             </w:pPr>
             <w:r>
-              <w:t xml:space="preserve">단계</w:t>
+              <w:t>단계</w:t>
             </w:r>
           </w:p>
         </w:tc>
         <w:tc>
-          <w:tcPr/>
+          <w:tcPr>
+            <w:tcW w:w="0" w:type="auto"/>
+          </w:tcPr>
           <w:p>
             <w:pPr>
               <w:pStyle w:val="Compact"/>
             </w:pPr>
             <w:r>
-              <w:t xml:space="preserve">Pre-launch (closed beta) · 사업계획서 v4.5 (2026-05-17)</w:t>
+              <w:t xml:space="preserve">Pre-launch (closed beta) · </w:t>
+            </w:r>
+            <w:r>
+              <w:t>사업계획서</w:t>
+            </w:r>
+            <w:r>
+              <w:t xml:space="preserve"> v4.5 (2026-05-17)</w:t>
             </w:r>
           </w:p>
         </w:tc>
@@ -156,70 +289,107 @@
     </w:tbl>
     <w:p>
       <w:r>
-        <w:pict>
-          <v:rect style="width:0;height:1.5pt" o:hralign="center" o:hrstd="t" o:hr="t"/>
+        <w:pict w14:anchorId="7EC9E510">
+          <v:rect id="_x0000_i1025" style="width:0;height:1.5pt" o:hralign="center" o:hrstd="t" o:hr="t"/>
         </w:pict>
-      </w:r>
-    </w:p>
-    <w:bookmarkStart w:id="9" w:name="문제"/>
-    <w:p>
-      <w:pPr>
-        <w:pStyle w:val="Heading2"/>
-      </w:pPr>
-      <w:r>
-        <w:t xml:space="preserve">문제</w:t>
       </w:r>
     </w:p>
     <w:p>
       <w:pPr>
-        <w:pStyle w:val="BlockText"/>
-      </w:pPr>
-      <w:r>
-        <w:rPr>
-          <w:b/>
-          <w:bCs/>
-        </w:rPr>
-        <w:t xml:space="preserve">한국 수출기업의 1년 생존율 49.2%, 5년 생존율 16.3%.</w:t>
+        <w:pStyle w:val="2"/>
+      </w:pPr>
+      <w:bookmarkStart w:id="1" w:name="문제"/>
+      <w:r>
+        <w:t>문제</w:t>
       </w:r>
     </w:p>
     <w:p>
       <w:pPr>
-        <w:pStyle w:val="FirstParagraph"/>
-      </w:pPr>
-      <w:r>
-        <w:t xml:space="preserve">원인의 본질은</w:t>
-      </w:r>
-      <w:r>
-        <w:t xml:space="preserve"> </w:t>
-      </w:r>
-      <w:r>
-        <w:t xml:space="preserve">“현지 소비자 사전 검증 부재”</w:t>
-      </w:r>
-      <w:r>
-        <w:t xml:space="preserve">. 기존 시장조사는 약</w:t>
-      </w:r>
-      <w:r>
-        <w:t xml:space="preserve"> </w:t>
-      </w:r>
-      <w:r>
-        <w:rPr>
-          <w:b/>
-          <w:bCs/>
-        </w:rPr>
-        <w:t xml:space="preserve">13억 원·6개월</w:t>
-      </w:r>
-      <w:r>
-        <w:t xml:space="preserve">이 소요되어 중소수출기업에게는 사실상 접근 불가능합니다.</w:t>
-      </w:r>
-    </w:p>
-    <w:bookmarkEnd w:id="9"/>
-    <w:bookmarkStart w:id="10" w:name="솔루션"/>
-    <w:p>
-      <w:pPr>
-        <w:pStyle w:val="Heading2"/>
-      </w:pPr>
-      <w:r>
-        <w:t xml:space="preserve">솔루션</w:t>
+        <w:pStyle w:val="a8"/>
+      </w:pPr>
+      <w:r>
+        <w:rPr>
+          <w:b/>
+          <w:bCs/>
+        </w:rPr>
+        <w:t>한국</w:t>
+      </w:r>
+      <w:r>
+        <w:rPr>
+          <w:b/>
+          <w:bCs/>
+        </w:rPr>
+        <w:t xml:space="preserve"> </w:t>
+      </w:r>
+      <w:r>
+        <w:rPr>
+          <w:b/>
+          <w:bCs/>
+        </w:rPr>
+        <w:t>수출기업의</w:t>
+      </w:r>
+      <w:r>
+        <w:rPr>
+          <w:b/>
+          <w:bCs/>
+        </w:rPr>
+        <w:t xml:space="preserve"> 1</w:t>
+      </w:r>
+      <w:r>
+        <w:rPr>
+          <w:b/>
+          <w:bCs/>
+        </w:rPr>
+        <w:t>년</w:t>
+      </w:r>
+      <w:r>
+        <w:rPr>
+          <w:b/>
+          <w:bCs/>
+        </w:rPr>
+        <w:t xml:space="preserve"> </w:t>
+      </w:r>
+      <w:r>
+        <w:rPr>
+          <w:b/>
+          <w:bCs/>
+        </w:rPr>
+        <w:t>생존율</w:t>
+      </w:r>
+      <w:r>
+        <w:rPr>
+          <w:b/>
+          <w:bCs/>
+        </w:rPr>
+        <w:t xml:space="preserve"> 49.2%, 5</w:t>
+      </w:r>
+      <w:r>
+        <w:rPr>
+          <w:b/>
+          <w:bCs/>
+        </w:rPr>
+        <w:t>년</w:t>
+      </w:r>
+      <w:r>
+        <w:rPr>
+          <w:b/>
+          <w:bCs/>
+        </w:rPr>
+        <w:t xml:space="preserve"> </w:t>
+      </w:r>
+      <w:r>
+        <w:rPr>
+          <w:b/>
+          <w:bCs/>
+        </w:rPr>
+        <w:t>생존율</w:t>
+      </w:r>
+      <w:r>
+        <w:rPr>
+          <w:b/>
+          <w:bCs/>
+        </w:rPr>
+        <w:t xml:space="preserve"> 16.3%.</w:t>
       </w:r>
     </w:p>
     <w:p>
@@ -227,30 +397,408 @@
         <w:pStyle w:val="FirstParagraph"/>
       </w:pPr>
       <w:r>
-        <w:rPr>
-          <w:b/>
-          <w:bCs/>
-        </w:rPr>
-        <w:t xml:space="preserve">24개국 정부 OpenData × AI 가상 소비자 페르소나 시뮬레이션</w:t>
-      </w:r>
-      <w:r>
-        <w:t xml:space="preserve"> </w:t>
-      </w:r>
-      <w:r>
-        <w:t xml:space="preserve">— 7~22분 내, 40만~400만 원에 시장 검증을 완료합니다. 기존 방식 대비</w:t>
-      </w:r>
-      <w:r>
-        <w:t xml:space="preserve"> </w:t>
-      </w:r>
-      <w:r>
-        <w:rPr>
-          <w:b/>
-          <w:bCs/>
-        </w:rPr>
-        <w:t xml:space="preserve">1,000배 빠르고 300배 저렴</w:t>
-      </w:r>
-      <w:r>
-        <w:t xml:space="preserve">.</w:t>
+        <w:t>원인의</w:t>
+      </w:r>
+      <w:r>
+        <w:t xml:space="preserve"> </w:t>
+      </w:r>
+      <w:r>
+        <w:t>본질은</w:t>
+      </w:r>
+      <w:r>
+        <w:t xml:space="preserve"> “</w:t>
+      </w:r>
+      <w:r>
+        <w:t>현지</w:t>
+      </w:r>
+      <w:r>
+        <w:t xml:space="preserve"> </w:t>
+      </w:r>
+      <w:r>
+        <w:t>소비자</w:t>
+      </w:r>
+      <w:r>
+        <w:t xml:space="preserve"> </w:t>
+      </w:r>
+      <w:r>
+        <w:t>사전</w:t>
+      </w:r>
+      <w:r>
+        <w:t xml:space="preserve"> </w:t>
+      </w:r>
+      <w:r>
+        <w:t>검증</w:t>
+      </w:r>
+      <w:r>
+        <w:t xml:space="preserve"> </w:t>
+      </w:r>
+      <w:r>
+        <w:t>부재</w:t>
+      </w:r>
+      <w:r>
+        <w:t xml:space="preserve">”. </w:t>
+      </w:r>
+      <w:r>
+        <w:t>기존</w:t>
+      </w:r>
+      <w:r>
+        <w:t xml:space="preserve"> </w:t>
+      </w:r>
+      <w:r>
+        <w:t>시장조사는</w:t>
+      </w:r>
+      <w:r>
+        <w:t xml:space="preserve"> </w:t>
+      </w:r>
+      <w:r>
+        <w:t>약</w:t>
+      </w:r>
+      <w:r>
+        <w:t xml:space="preserve"> </w:t>
+      </w:r>
+      <w:r>
+        <w:rPr>
+          <w:b/>
+          <w:bCs/>
+        </w:rPr>
+        <w:t>13</w:t>
+      </w:r>
+      <w:r>
+        <w:rPr>
+          <w:b/>
+          <w:bCs/>
+        </w:rPr>
+        <w:t>억</w:t>
+      </w:r>
+      <w:r>
+        <w:rPr>
+          <w:b/>
+          <w:bCs/>
+        </w:rPr>
+        <w:t xml:space="preserve"> </w:t>
+      </w:r>
+      <w:r>
+        <w:rPr>
+          <w:b/>
+          <w:bCs/>
+        </w:rPr>
+        <w:t>원</w:t>
+      </w:r>
+      <w:r>
+        <w:rPr>
+          <w:b/>
+          <w:bCs/>
+        </w:rPr>
+        <w:t>·6</w:t>
+      </w:r>
+      <w:r>
+        <w:rPr>
+          <w:b/>
+          <w:bCs/>
+        </w:rPr>
+        <w:t>개월</w:t>
+      </w:r>
+      <w:r>
+        <w:t>이</w:t>
+      </w:r>
+      <w:r>
+        <w:t xml:space="preserve"> </w:t>
+      </w:r>
+      <w:r>
+        <w:t>소요되어</w:t>
+      </w:r>
+      <w:r>
+        <w:t xml:space="preserve"> </w:t>
+      </w:r>
+      <w:r>
+        <w:t>중소수출기업에게는</w:t>
+      </w:r>
+      <w:r>
+        <w:t xml:space="preserve"> </w:t>
+      </w:r>
+      <w:r>
+        <w:t>사실상</w:t>
+      </w:r>
+      <w:r>
+        <w:t xml:space="preserve"> </w:t>
+      </w:r>
+      <w:r>
+        <w:t>접근</w:t>
+      </w:r>
+      <w:r>
+        <w:t xml:space="preserve"> </w:t>
+      </w:r>
+      <w:r>
+        <w:t>불가능합니다</w:t>
+      </w:r>
+      <w:r>
+        <w:t>.</w:t>
+      </w:r>
+    </w:p>
+    <w:p>
+      <w:pPr>
+        <w:pStyle w:val="2"/>
+      </w:pPr>
+      <w:bookmarkStart w:id="2" w:name="솔루션"/>
+      <w:bookmarkEnd w:id="1"/>
+      <w:r>
+        <w:t>솔루션</w:t>
+      </w:r>
+    </w:p>
+    <w:p>
+      <w:pPr>
+        <w:pStyle w:val="FirstParagraph"/>
+      </w:pPr>
+      <w:r>
+        <w:rPr>
+          <w:b/>
+          <w:bCs/>
+        </w:rPr>
+        <w:t>24</w:t>
+      </w:r>
+      <w:r>
+        <w:rPr>
+          <w:b/>
+          <w:bCs/>
+        </w:rPr>
+        <w:t>개국</w:t>
+      </w:r>
+      <w:r>
+        <w:rPr>
+          <w:b/>
+          <w:bCs/>
+        </w:rPr>
+        <w:t xml:space="preserve"> </w:t>
+      </w:r>
+      <w:r>
+        <w:rPr>
+          <w:b/>
+          <w:bCs/>
+        </w:rPr>
+        <w:t>정부</w:t>
+      </w:r>
+      <w:r>
+        <w:rPr>
+          <w:b/>
+          <w:bCs/>
+        </w:rPr>
+        <w:t xml:space="preserve"> OpenData × AI </w:t>
+      </w:r>
+      <w:r>
+        <w:rPr>
+          <w:b/>
+          <w:bCs/>
+        </w:rPr>
+        <w:t>가상</w:t>
+      </w:r>
+      <w:r>
+        <w:rPr>
+          <w:b/>
+          <w:bCs/>
+        </w:rPr>
+        <w:t xml:space="preserve"> </w:t>
+      </w:r>
+      <w:r>
+        <w:rPr>
+          <w:b/>
+          <w:bCs/>
+        </w:rPr>
+        <w:t>소비자</w:t>
+      </w:r>
+      <w:r>
+        <w:rPr>
+          <w:b/>
+          <w:bCs/>
+        </w:rPr>
+        <w:t xml:space="preserve"> </w:t>
+      </w:r>
+      <w:r>
+        <w:rPr>
+          <w:b/>
+          <w:bCs/>
+        </w:rPr>
+        <w:t>페르소나</w:t>
+      </w:r>
+      <w:r>
+        <w:rPr>
+          <w:b/>
+          <w:bCs/>
+        </w:rPr>
+        <w:t xml:space="preserve"> </w:t>
+      </w:r>
+      <w:r>
+        <w:rPr>
+          <w:b/>
+          <w:bCs/>
+        </w:rPr>
+        <w:t>시뮬레이션</w:t>
+      </w:r>
+      <w:r>
+        <w:t xml:space="preserve"> — 7~</w:t>
+      </w:r>
+      <w:r>
+        <w:rPr>
+          <w:rFonts w:hint="eastAsia"/>
+        </w:rPr>
+        <w:t>30</w:t>
+      </w:r>
+      <w:r>
+        <w:t>분</w:t>
+      </w:r>
+      <w:r>
+        <w:t xml:space="preserve"> </w:t>
+      </w:r>
+      <w:r>
+        <w:t>내</w:t>
+      </w:r>
+      <w:r>
+        <w:t xml:space="preserve">, </w:t>
+      </w:r>
+      <w:r>
+        <w:rPr>
+          <w:rFonts w:hint="eastAsia"/>
+        </w:rPr>
+        <w:t>2</w:t>
+      </w:r>
+      <w:r>
+        <w:t>0</w:t>
+      </w:r>
+      <w:r>
+        <w:t>만</w:t>
+      </w:r>
+      <w:r>
+        <w:t>~</w:t>
+      </w:r>
+      <w:r>
+        <w:rPr>
+          <w:rFonts w:hint="eastAsia"/>
+        </w:rPr>
+        <w:t>2</w:t>
+      </w:r>
+      <w:r>
+        <w:t>00</w:t>
+      </w:r>
+      <w:r>
+        <w:t>만</w:t>
+      </w:r>
+      <w:r>
+        <w:t xml:space="preserve"> </w:t>
+      </w:r>
+      <w:r>
+        <w:t>원에</w:t>
+      </w:r>
+      <w:r>
+        <w:t xml:space="preserve"> </w:t>
+      </w:r>
+      <w:r>
+        <w:t>시장</w:t>
+      </w:r>
+      <w:r>
+        <w:t xml:space="preserve"> </w:t>
+      </w:r>
+      <w:r>
+        <w:t>검증을</w:t>
+      </w:r>
+      <w:r>
+        <w:t xml:space="preserve"> </w:t>
+      </w:r>
+      <w:r>
+        <w:t>완료합니다</w:t>
+      </w:r>
+      <w:r>
+        <w:t xml:space="preserve">. </w:t>
+      </w:r>
+      <w:r>
+        <w:t>기존</w:t>
+      </w:r>
+      <w:r>
+        <w:t xml:space="preserve"> </w:t>
+      </w:r>
+      <w:r>
+        <w:t>방식</w:t>
+      </w:r>
+      <w:r>
+        <w:t xml:space="preserve"> </w:t>
+      </w:r>
+      <w:r>
+        <w:t>대비</w:t>
+      </w:r>
+      <w:r>
+        <w:t xml:space="preserve"> </w:t>
+      </w:r>
+      <w:r>
+        <w:rPr>
+          <w:b/>
+          <w:bCs/>
+        </w:rPr>
+        <w:t>1,000</w:t>
+      </w:r>
+      <w:r>
+        <w:rPr>
+          <w:b/>
+          <w:bCs/>
+        </w:rPr>
+        <w:t>배</w:t>
+      </w:r>
+      <w:r>
+        <w:rPr>
+          <w:b/>
+          <w:bCs/>
+        </w:rPr>
+        <w:t xml:space="preserve"> </w:t>
+      </w:r>
+      <w:r>
+        <w:rPr>
+          <w:b/>
+          <w:bCs/>
+        </w:rPr>
+        <w:t>빠르고</w:t>
+      </w:r>
+      <w:r>
+        <w:rPr>
+          <w:b/>
+          <w:bCs/>
+        </w:rPr>
+        <w:t xml:space="preserve"> </w:t>
+      </w:r>
+      <w:r>
+        <w:rPr>
+          <w:rFonts w:hint="eastAsia"/>
+          <w:b/>
+          <w:bCs/>
+        </w:rPr>
+        <w:t>6</w:t>
+      </w:r>
+      <w:r>
+        <w:rPr>
+          <w:b/>
+          <w:bCs/>
+        </w:rPr>
+        <w:t>00</w:t>
+      </w:r>
+      <w:r>
+        <w:rPr>
+          <w:b/>
+          <w:bCs/>
+        </w:rPr>
+        <w:t>배</w:t>
+      </w:r>
+      <w:r>
+        <w:rPr>
+          <w:b/>
+          <w:bCs/>
+        </w:rPr>
+        <w:t xml:space="preserve"> </w:t>
+      </w:r>
+      <w:r>
+        <w:rPr>
+          <w:b/>
+          <w:bCs/>
+        </w:rPr>
+        <w:t>저렴</w:t>
+      </w:r>
+      <w:r>
+        <w:t>.</w:t>
       </w:r>
     </w:p>
     <w:p>
@@ -258,7 +806,7 @@
         <w:pStyle w:val="Compact"/>
         <w:numPr>
           <w:ilvl w:val="0"/>
-          <w:numId w:val="1001"/>
+          <w:numId w:val="2"/>
         </w:numPr>
       </w:pPr>
       <w:r>
@@ -266,13 +814,75 @@
           <w:b/>
           <w:bCs/>
         </w:rPr>
-        <w:t xml:space="preserve">24개국 정부 통계</w:t>
-      </w:r>
-      <w:r>
-        <w:t xml:space="preserve"> </w:t>
-      </w:r>
-      <w:r>
-        <w:t xml:space="preserve">라이브 grounding (KOSIS, BLS, e-Stat, 베트남 GSO, 인도네시아 BPS 등 27 시드)</w:t>
+        <w:t>24</w:t>
+      </w:r>
+      <w:r>
+        <w:rPr>
+          <w:b/>
+          <w:bCs/>
+        </w:rPr>
+        <w:t>개국</w:t>
+      </w:r>
+      <w:r>
+        <w:rPr>
+          <w:b/>
+          <w:bCs/>
+        </w:rPr>
+        <w:t xml:space="preserve"> </w:t>
+      </w:r>
+      <w:r>
+        <w:rPr>
+          <w:b/>
+          <w:bCs/>
+        </w:rPr>
+        <w:t>정부</w:t>
+      </w:r>
+      <w:r>
+        <w:rPr>
+          <w:b/>
+          <w:bCs/>
+        </w:rPr>
+        <w:t xml:space="preserve"> </w:t>
+      </w:r>
+      <w:r>
+        <w:rPr>
+          <w:b/>
+          <w:bCs/>
+        </w:rPr>
+        <w:t>통계</w:t>
+      </w:r>
+      <w:r>
+        <w:t xml:space="preserve"> </w:t>
+      </w:r>
+      <w:r>
+        <w:t>라이브</w:t>
+      </w:r>
+      <w:r>
+        <w:t xml:space="preserve"> grounding (KOSIS, BLS, e-Stat, </w:t>
+      </w:r>
+      <w:r>
+        <w:t>베트남</w:t>
+      </w:r>
+      <w:r>
+        <w:t xml:space="preserve"> GSO, </w:t>
+      </w:r>
+      <w:r>
+        <w:t>인도네시아</w:t>
+      </w:r>
+      <w:r>
+        <w:t xml:space="preserve"> BPS </w:t>
+      </w:r>
+      <w:r>
+        <w:t>등</w:t>
+      </w:r>
+      <w:r>
+        <w:t xml:space="preserve"> 27 </w:t>
+      </w:r>
+      <w:r>
+        <w:t>시드</w:t>
+      </w:r>
+      <w:r>
+        <w:t>)</w:t>
       </w:r>
     </w:p>
     <w:p>
@@ -280,7 +890,7 @@
         <w:pStyle w:val="Compact"/>
         <w:numPr>
           <w:ilvl w:val="0"/>
-          <w:numId w:val="1001"/>
+          <w:numId w:val="2"/>
         </w:numPr>
       </w:pPr>
       <w:r>
@@ -288,13 +898,30 @@
           <w:b/>
           <w:bCs/>
         </w:rPr>
-        <w:t xml:space="preserve">멀티 LLM 앙상블</w:t>
-      </w:r>
-      <w:r>
-        <w:t xml:space="preserve"> </w:t>
-      </w:r>
-      <w:r>
-        <w:t xml:space="preserve">(Claude · OpenAI · DeepSeek 동시 round-robin) + 3-layer voice sanitizer</w:t>
+        <w:t>멀티</w:t>
+      </w:r>
+      <w:r>
+        <w:rPr>
+          <w:b/>
+          <w:bCs/>
+        </w:rPr>
+        <w:t xml:space="preserve"> LLM </w:t>
+      </w:r>
+      <w:r>
+        <w:rPr>
+          <w:b/>
+          <w:bCs/>
+        </w:rPr>
+        <w:t>앙상블</w:t>
+      </w:r>
+      <w:r>
+        <w:t xml:space="preserve"> (Claude · OpenAI · DeepSeek </w:t>
+      </w:r>
+      <w:r>
+        <w:t>동시</w:t>
+      </w:r>
+      <w:r>
+        <w:t xml:space="preserve"> round-robin) + 3-layer voice sanitizer</w:t>
       </w:r>
     </w:p>
     <w:p>
@@ -302,7 +929,7 @@
         <w:pStyle w:val="Compact"/>
         <w:numPr>
           <w:ilvl w:val="0"/>
-          <w:numId w:val="1001"/>
+          <w:numId w:val="2"/>
         </w:numPr>
       </w:pPr>
       <w:r>
@@ -310,321 +937,756 @@
           <w:b/>
           <w:bCs/>
         </w:rPr>
-        <w:t xml:space="preserve">6종 외부 anchor stack</w:t>
-      </w:r>
-      <w:r>
-        <w:t xml:space="preserve"> </w:t>
-      </w:r>
-      <w:r>
-        <w:t xml:space="preserve">— Hofstede 문화지수 / World Bank 거시 / UN Comtrade / 관세청 / DART 재무·지역매출 / KOTRA 진출기업</w:t>
-      </w:r>
-    </w:p>
-    <w:bookmarkEnd w:id="10"/>
-    <w:bookmarkStart w:id="11" w:name="측정공개된-정확도-phase-f.1-결과"/>
-    <w:p>
-      <w:pPr>
-        <w:pStyle w:val="Heading2"/>
-      </w:pPr>
-      <w:r>
-        <w:t xml:space="preserve">측정·공개된 정확도 (Phase F.1 결과)</w:t>
+        <w:t>6</w:t>
+      </w:r>
+      <w:r>
+        <w:rPr>
+          <w:b/>
+          <w:bCs/>
+        </w:rPr>
+        <w:t>종</w:t>
+      </w:r>
+      <w:r>
+        <w:rPr>
+          <w:b/>
+          <w:bCs/>
+        </w:rPr>
+        <w:t xml:space="preserve"> </w:t>
+      </w:r>
+      <w:r>
+        <w:rPr>
+          <w:b/>
+          <w:bCs/>
+        </w:rPr>
+        <w:t>외부</w:t>
+      </w:r>
+      <w:r>
+        <w:rPr>
+          <w:b/>
+          <w:bCs/>
+        </w:rPr>
+        <w:t xml:space="preserve"> anchor stack</w:t>
+      </w:r>
+      <w:r>
+        <w:t xml:space="preserve"> — Hofstede </w:t>
+      </w:r>
+      <w:r>
+        <w:t>문화지수</w:t>
+      </w:r>
+      <w:r>
+        <w:t xml:space="preserve"> / World Bank </w:t>
+      </w:r>
+      <w:r>
+        <w:t>거시</w:t>
+      </w:r>
+      <w:r>
+        <w:t xml:space="preserve"> / UN Comtrade / </w:t>
+      </w:r>
+      <w:r>
+        <w:t>관세청</w:t>
+      </w:r>
+      <w:r>
+        <w:t xml:space="preserve"> / DART </w:t>
+      </w:r>
+      <w:r>
+        <w:t>재무</w:t>
+      </w:r>
+      <w:r>
+        <w:t>·</w:t>
+      </w:r>
+      <w:r>
+        <w:t>지역매출</w:t>
+      </w:r>
+      <w:r>
+        <w:t xml:space="preserve"> / KOTRA </w:t>
+      </w:r>
+      <w:r>
+        <w:t>진출기업</w:t>
       </w:r>
     </w:p>
     <w:p>
       <w:pPr>
-        <w:pStyle w:val="BlockText"/>
-      </w:pPr>
-      <w:r>
-        <w:rPr>
-          <w:b/>
-          <w:bCs/>
-        </w:rPr>
-        <w:t xml:space="preserve">첫 통계적 유의 win 달성 (paired t-test p=0.0086 ✓)</w:t>
+        <w:pStyle w:val="2"/>
+      </w:pPr>
+      <w:bookmarkStart w:id="3" w:name="측정공개된-정확도-phase-f.1-결과"/>
+      <w:bookmarkEnd w:id="2"/>
+      <w:r>
+        <w:t>측정</w:t>
+      </w:r>
+      <w:r>
+        <w:t>·</w:t>
+      </w:r>
+      <w:r>
+        <w:t>공개된</w:t>
+      </w:r>
+      <w:r>
+        <w:t xml:space="preserve"> </w:t>
+      </w:r>
+      <w:r>
+        <w:t>정확도</w:t>
+      </w:r>
+      <w:r>
+        <w:t xml:space="preserve"> (Phase F.1 </w:t>
+      </w:r>
+      <w:r>
+        <w:t>결과</w:t>
+      </w:r>
+      <w:r>
+        <w:t>)</w:t>
       </w:r>
     </w:p>
     <w:p>
       <w:pPr>
-        <w:pStyle w:val="SourceCode"/>
-      </w:pPr>
-      <w:r>
-        <w:rPr>
-          <w:rStyle w:val="VerbatimChar"/>
-        </w:rPr>
-        <w:t xml:space="preserve">6-product paired benchmark, 2026-05-17</w:t>
-      </w:r>
-      <w:r>
-        <w:br/>
-      </w:r>
-      <w:r>
-        <w:rPr>
-          <w:rStyle w:val="VerbatimChar"/>
-        </w:rPr>
-        <w:t xml:space="preserve">  Mean composite     72.0 / 100   (95% CI [61.7, 83.3])</w:t>
-      </w:r>
-      <w:r>
-        <w:br/>
-      </w:r>
-      <w:r>
-        <w:rPr>
-          <w:rStyle w:val="VerbatimChar"/>
-        </w:rPr>
-        <w:t xml:space="preserve">  HOLDOUT n=2        75.4         (TUNING n=4: 70.4 — overfit 없음)</w:t>
-      </w:r>
-      <w:r>
-        <w:br/>
-      </w:r>
-      <w:r>
-        <w:rPr>
-          <w:rStyle w:val="VerbatimChar"/>
-        </w:rPr>
-        <w:t xml:space="preserve">  vs v6 paired Δ     +17.4 pt     (p = 0.0086, 95% conf 유의)</w:t>
-      </w:r>
-      <w:r>
-        <w:br/>
-      </w:r>
-      <w:r>
-        <w:rPr>
-          <w:rStyle w:val="VerbatimChar"/>
-        </w:rPr>
-        <w:t xml:space="preserve">  vs v0 baseline     +31.6 pt     (40.4 → 72.0, 단일 일자)</w:t>
+        <w:pStyle w:val="a8"/>
+      </w:pPr>
+      <w:r>
+        <w:rPr>
+          <w:b/>
+          <w:bCs/>
+        </w:rPr>
+        <w:t>첫</w:t>
+      </w:r>
+      <w:r>
+        <w:rPr>
+          <w:b/>
+          <w:bCs/>
+        </w:rPr>
+        <w:t xml:space="preserve"> </w:t>
+      </w:r>
+      <w:r>
+        <w:rPr>
+          <w:b/>
+          <w:bCs/>
+        </w:rPr>
+        <w:t>통계적</w:t>
+      </w:r>
+      <w:r>
+        <w:rPr>
+          <w:b/>
+          <w:bCs/>
+        </w:rPr>
+        <w:t xml:space="preserve"> </w:t>
+      </w:r>
+      <w:r>
+        <w:rPr>
+          <w:b/>
+          <w:bCs/>
+        </w:rPr>
+        <w:t>유의</w:t>
+      </w:r>
+      <w:r>
+        <w:rPr>
+          <w:b/>
+          <w:bCs/>
+        </w:rPr>
+        <w:t xml:space="preserve"> win </w:t>
+      </w:r>
+      <w:r>
+        <w:rPr>
+          <w:b/>
+          <w:bCs/>
+        </w:rPr>
+        <w:t>달성</w:t>
+      </w:r>
+      <w:r>
+        <w:rPr>
+          <w:b/>
+          <w:bCs/>
+        </w:rPr>
+        <w:t xml:space="preserve"> (paired t-test p=0.0086 ✓)</w:t>
       </w:r>
     </w:p>
     <w:p>
       <w:pPr>
-        <w:pStyle w:val="FirstParagraph"/>
-      </w:pPr>
-      <w:r>
-        <w:t xml:space="preserve">게이트 ≥80 사정권 진입.</w:t>
-      </w:r>
-      <w:r>
-        <w:t xml:space="preserve"> </w:t>
-      </w:r>
-      <w:r>
-        <w:rPr>
-          <w:b/>
-          <w:bCs/>
-        </w:rPr>
-        <w:t xml:space="preserve">2/6 fixture (LG OLED 84.1, KGC 96.4) 이미 게이트 통과</w:t>
-      </w:r>
-      <w:r>
-        <w:t xml:space="preserve">.</w:t>
+        <w:pStyle w:val="SourceCode"/>
+      </w:pPr>
+      <w:r>
+        <w:rPr>
+          <w:rStyle w:val="VerbatimChar"/>
+        </w:rPr>
+        <w:lastRenderedPageBreak/>
+        <w:t>6-product paired benchmark, 2026-05-17</w:t>
+      </w:r>
+      <w:r>
+        <w:br/>
+      </w:r>
+      <w:r>
+        <w:rPr>
+          <w:rStyle w:val="VerbatimChar"/>
+        </w:rPr>
+        <w:t xml:space="preserve">  Mean composite     72.0 / 100   (95% CI [61.7, 83.3])</w:t>
+      </w:r>
+      <w:r>
+        <w:br/>
+      </w:r>
+      <w:r>
+        <w:rPr>
+          <w:rStyle w:val="VerbatimChar"/>
+        </w:rPr>
+        <w:t xml:space="preserve">  HOLDOUT n=2        75.4         (TUNING n=4: 70.4 — overfit </w:t>
+      </w:r>
+      <w:r>
+        <w:rPr>
+          <w:rStyle w:val="VerbatimChar"/>
+        </w:rPr>
+        <w:t>없음</w:t>
+      </w:r>
+      <w:r>
+        <w:rPr>
+          <w:rStyle w:val="VerbatimChar"/>
+        </w:rPr>
+        <w:t>)</w:t>
+      </w:r>
+      <w:r>
+        <w:br/>
+      </w:r>
+      <w:r>
+        <w:rPr>
+          <w:rStyle w:val="VerbatimChar"/>
+        </w:rPr>
+        <w:t xml:space="preserve">  vs v6 paired Δ     +17.4 pt     (p = 0.0086, 95% conf </w:t>
+      </w:r>
+      <w:r>
+        <w:rPr>
+          <w:rStyle w:val="VerbatimChar"/>
+        </w:rPr>
+        <w:t>유의</w:t>
+      </w:r>
+      <w:r>
+        <w:rPr>
+          <w:rStyle w:val="VerbatimChar"/>
+        </w:rPr>
+        <w:t>)</w:t>
+      </w:r>
+      <w:r>
+        <w:br/>
+      </w:r>
+      <w:r>
+        <w:rPr>
+          <w:rStyle w:val="VerbatimChar"/>
+        </w:rPr>
+        <w:t xml:space="preserve">  vs v0 baseline     +31.6 pt     (40.4 → 72.0, </w:t>
+      </w:r>
+      <w:r>
+        <w:rPr>
+          <w:rStyle w:val="VerbatimChar"/>
+        </w:rPr>
+        <w:t>단일</w:t>
+      </w:r>
+      <w:r>
+        <w:rPr>
+          <w:rStyle w:val="VerbatimChar"/>
+        </w:rPr>
+        <w:t xml:space="preserve"> </w:t>
+      </w:r>
+      <w:r>
+        <w:rPr>
+          <w:rStyle w:val="VerbatimChar"/>
+        </w:rPr>
+        <w:t>일자</w:t>
+      </w:r>
+      <w:r>
+        <w:rPr>
+          <w:rStyle w:val="VerbatimChar"/>
+        </w:rPr>
+        <w:t>)</w:t>
       </w:r>
     </w:p>
     <w:p>
       <w:pPr>
-        <w:pStyle w:val="BodyText"/>
-      </w:pPr>
-      <w:r>
-        <w:t xml:space="preserve">5-metric 자가 평가 (top3Hit / rankCorrelation / rejectRecall / confidenceCalibration / trendMatch) + paired t-test + FDR + bootstrap CI 모든 결과 GitHub 공개 (https://github.com/hwlee1978/market-twin/tree/main/validation/results).</w:t>
+        <w:pStyle w:val="FirstParagraph"/>
+      </w:pPr>
+      <w:r>
+        <w:t>게이트</w:t>
+      </w:r>
+      <w:r>
+        <w:t xml:space="preserve"> ≥80 </w:t>
+      </w:r>
+      <w:r>
+        <w:t>사정권</w:t>
+      </w:r>
+      <w:r>
+        <w:t xml:space="preserve"> </w:t>
+      </w:r>
+      <w:r>
+        <w:t>진입</w:t>
+      </w:r>
+      <w:r>
+        <w:t xml:space="preserve">. </w:t>
+      </w:r>
+      <w:r>
+        <w:rPr>
+          <w:b/>
+          <w:bCs/>
+        </w:rPr>
+        <w:t xml:space="preserve">2/6 fixture (LG OLED 84.1, KGC 96.4) </w:t>
+      </w:r>
+      <w:r>
+        <w:rPr>
+          <w:b/>
+          <w:bCs/>
+        </w:rPr>
+        <w:t>이미</w:t>
+      </w:r>
+      <w:r>
+        <w:rPr>
+          <w:b/>
+          <w:bCs/>
+        </w:rPr>
+        <w:t xml:space="preserve"> </w:t>
+      </w:r>
+      <w:r>
+        <w:rPr>
+          <w:b/>
+          <w:bCs/>
+        </w:rPr>
+        <w:t>게이트</w:t>
+      </w:r>
+      <w:r>
+        <w:rPr>
+          <w:b/>
+          <w:bCs/>
+        </w:rPr>
+        <w:t xml:space="preserve"> </w:t>
+      </w:r>
+      <w:r>
+        <w:rPr>
+          <w:b/>
+          <w:bCs/>
+        </w:rPr>
+        <w:t>통과</w:t>
+      </w:r>
+      <w:r>
+        <w:t>.</w:t>
       </w:r>
     </w:p>
-    <w:bookmarkEnd w:id="11"/>
-    <w:bookmarkStart w:id="12" w:name="차별화"/>
     <w:p>
       <w:pPr>
-        <w:pStyle w:val="Heading2"/>
-      </w:pPr>
-      <w:r>
-        <w:t xml:space="preserve">차별화</w:t>
+        <w:pStyle w:val="a0"/>
+      </w:pPr>
+      <w:r>
+        <w:t xml:space="preserve">5-metric </w:t>
+      </w:r>
+      <w:r>
+        <w:t>자가</w:t>
+      </w:r>
+      <w:r>
+        <w:t xml:space="preserve"> </w:t>
+      </w:r>
+      <w:r>
+        <w:t>평가</w:t>
+      </w:r>
+      <w:r>
+        <w:t xml:space="preserve"> (top3Hit / rankCorrelation / rejectRecall / confidenceCalibration / trendMatch) + paired t-test + FDR + bootstrap CI </w:t>
+      </w:r>
+      <w:r>
+        <w:t>모든</w:t>
+      </w:r>
+      <w:r>
+        <w:t xml:space="preserve"> </w:t>
+      </w:r>
+      <w:r>
+        <w:t>결과</w:t>
+      </w:r>
+      <w:r>
+        <w:t xml:space="preserve"> GitHub </w:t>
+      </w:r>
+      <w:r>
+        <w:t>공개</w:t>
+      </w:r>
+      <w:r>
+        <w:t xml:space="preserve"> (https://github.com/hwlee1978/market-twin/tree/main/validation/results).</w:t>
+      </w:r>
+    </w:p>
+    <w:p>
+      <w:pPr>
+        <w:pStyle w:val="2"/>
+      </w:pPr>
+      <w:bookmarkStart w:id="4" w:name="차별화"/>
+      <w:bookmarkEnd w:id="3"/>
+      <w:r>
+        <w:t>차별화</w:t>
       </w:r>
     </w:p>
     <w:tbl>
       <w:tblPr>
         <w:tblStyle w:val="Table"/>
-        <w:tblW w:type="auto" w:w="0"/>
-        <w:tblLook w:firstRow="1" w:lastRow="0" w:firstColumn="0" w:lastColumn="0" w:noHBand="0" w:noVBand="0" w:val="0020"/>
+        <w:tblW w:w="0" w:type="auto"/>
+        <w:tblLook w:val="0020" w:firstRow="1" w:lastRow="0" w:firstColumn="0" w:lastColumn="0" w:noHBand="0" w:noVBand="0"/>
       </w:tblPr>
       <w:tblGrid>
-        <w:gridCol w:w="2640"/>
-        <w:gridCol w:w="2640"/>
-        <w:gridCol w:w="2640"/>
+        <w:gridCol w:w="2021"/>
+        <w:gridCol w:w="2617"/>
+        <w:gridCol w:w="4642"/>
       </w:tblGrid>
       <w:tr>
         <w:trPr>
-          <w:tblHeader w:val="on"/>
+          <w:cnfStyle w:val="100000000000" w:firstRow="1" w:lastRow="0" w:firstColumn="0" w:lastColumn="0" w:oddVBand="0" w:evenVBand="0" w:oddHBand="0" w:evenHBand="0" w:firstRowFirstColumn="0" w:firstRowLastColumn="0" w:lastRowFirstColumn="0" w:lastRowLastColumn="0"/>
+          <w:tblHeader/>
         </w:trPr>
         <w:tc>
-          <w:tcPr/>
+          <w:tcPr>
+            <w:tcW w:w="0" w:type="auto"/>
+          </w:tcPr>
           <w:p>
             <w:pPr>
               <w:pStyle w:val="Compact"/>
             </w:pPr>
             <w:r>
-              <w:t xml:space="preserve">영역</w:t>
+              <w:t>영역</w:t>
             </w:r>
           </w:p>
         </w:tc>
         <w:tc>
-          <w:tcPr/>
+          <w:tcPr>
+            <w:tcW w:w="0" w:type="auto"/>
+          </w:tcPr>
           <w:p>
             <w:pPr>
               <w:pStyle w:val="Compact"/>
             </w:pPr>
             <w:r>
-              <w:t xml:space="preserve">일반 AI 챗봇 / 시장조사</w:t>
+              <w:t>일반</w:t>
+            </w:r>
+            <w:r>
+              <w:t xml:space="preserve"> AI </w:t>
+            </w:r>
+            <w:r>
+              <w:t>챗봇</w:t>
+            </w:r>
+            <w:r>
+              <w:t xml:space="preserve"> / </w:t>
+            </w:r>
+            <w:r>
+              <w:t>시장조사</w:t>
             </w:r>
           </w:p>
         </w:tc>
         <w:tc>
-          <w:tcPr/>
+          <w:tcPr>
+            <w:tcW w:w="0" w:type="auto"/>
+          </w:tcPr>
           <w:p>
             <w:pPr>
               <w:pStyle w:val="Compact"/>
             </w:pPr>
             <w:r>
-              <w:t xml:space="preserve">AI Market Twin</w:t>
+              <w:t>AI Market Twin</w:t>
             </w:r>
           </w:p>
         </w:tc>
       </w:tr>
       <w:tr>
         <w:tc>
-          <w:tcPr/>
+          <w:tcPr>
+            <w:tcW w:w="0" w:type="auto"/>
+          </w:tcPr>
           <w:p>
             <w:pPr>
               <w:pStyle w:val="Compact"/>
             </w:pPr>
             <w:r>
-              <w:t xml:space="preserve">데이터 grounding</w:t>
+              <w:t>데이터</w:t>
+            </w:r>
+            <w:r>
+              <w:t xml:space="preserve"> grounding</w:t>
             </w:r>
           </w:p>
         </w:tc>
         <w:tc>
-          <w:tcPr/>
+          <w:tcPr>
+            <w:tcW w:w="0" w:type="auto"/>
+          </w:tcPr>
           <w:p>
             <w:pPr>
               <w:pStyle w:val="Compact"/>
             </w:pPr>
             <w:r>
-              <w:t xml:space="preserve">일반 web 학습</w:t>
+              <w:t>일반</w:t>
+            </w:r>
+            <w:r>
+              <w:t xml:space="preserve"> web </w:t>
+            </w:r>
+            <w:r>
+              <w:t>학습</w:t>
             </w:r>
           </w:p>
         </w:tc>
         <w:tc>
-          <w:tcPr/>
+          <w:tcPr>
+            <w:tcW w:w="0" w:type="auto"/>
+          </w:tcPr>
           <w:p>
             <w:pPr>
               <w:pStyle w:val="Compact"/>
             </w:pPr>
             <w:r>
-              <w:t xml:space="preserve">24개국 공식 통계 + 6 anchor</w:t>
+              <w:t>24</w:t>
+            </w:r>
+            <w:r>
+              <w:t>개국</w:t>
+            </w:r>
+            <w:r>
+              <w:t xml:space="preserve"> </w:t>
+            </w:r>
+            <w:r>
+              <w:t>공식</w:t>
+            </w:r>
+            <w:r>
+              <w:t xml:space="preserve"> </w:t>
+            </w:r>
+            <w:r>
+              <w:t>통계</w:t>
+            </w:r>
+            <w:r>
+              <w:t xml:space="preserve"> + 6 anchor</w:t>
             </w:r>
           </w:p>
         </w:tc>
       </w:tr>
       <w:tr>
         <w:tc>
-          <w:tcPr/>
+          <w:tcPr>
+            <w:tcW w:w="0" w:type="auto"/>
+          </w:tcPr>
           <w:p>
             <w:pPr>
               <w:pStyle w:val="Compact"/>
             </w:pPr>
             <w:r>
-              <w:t xml:space="preserve">출처 추적</w:t>
+              <w:t>출처</w:t>
+            </w:r>
+            <w:r>
+              <w:t xml:space="preserve"> </w:t>
+            </w:r>
+            <w:r>
+              <w:t>추적</w:t>
             </w:r>
           </w:p>
         </w:tc>
         <w:tc>
-          <w:tcPr/>
+          <w:tcPr>
+            <w:tcW w:w="0" w:type="auto"/>
+          </w:tcPr>
           <w:p>
             <w:pPr>
               <w:pStyle w:val="Compact"/>
             </w:pPr>
             <w:r>
-              <w:t xml:space="preserve">불가</w:t>
+              <w:t>불가</w:t>
             </w:r>
           </w:p>
         </w:tc>
         <w:tc>
-          <w:tcPr/>
+          <w:tcPr>
+            <w:tcW w:w="0" w:type="auto"/>
+          </w:tcPr>
           <w:p>
             <w:pPr>
               <w:pStyle w:val="Compact"/>
             </w:pPr>
             <w:r>
-              <w:t xml:space="preserve">모든 페르소나 발언 → 출처 통계 셀로 추적</w:t>
+              <w:t>모든</w:t>
+            </w:r>
+            <w:r>
+              <w:t xml:space="preserve"> </w:t>
+            </w:r>
+            <w:r>
+              <w:t>페르소나</w:t>
+            </w:r>
+            <w:r>
+              <w:t xml:space="preserve"> </w:t>
+            </w:r>
+            <w:r>
+              <w:t>발언</w:t>
+            </w:r>
+            <w:r>
+              <w:t xml:space="preserve"> → </w:t>
+            </w:r>
+            <w:r>
+              <w:t>출처</w:t>
+            </w:r>
+            <w:r>
+              <w:t xml:space="preserve"> </w:t>
+            </w:r>
+            <w:r>
+              <w:t>통계</w:t>
+            </w:r>
+            <w:r>
+              <w:t xml:space="preserve"> </w:t>
+            </w:r>
+            <w:r>
+              <w:t>셀로</w:t>
+            </w:r>
+            <w:r>
+              <w:t xml:space="preserve"> </w:t>
+            </w:r>
+            <w:r>
+              <w:t>추적</w:t>
             </w:r>
           </w:p>
         </w:tc>
       </w:tr>
       <w:tr>
         <w:tc>
-          <w:tcPr/>
+          <w:tcPr>
+            <w:tcW w:w="0" w:type="auto"/>
+          </w:tcPr>
           <w:p>
             <w:pPr>
               <w:pStyle w:val="Compact"/>
             </w:pPr>
             <w:r>
-              <w:t xml:space="preserve">정확도 공개</w:t>
+              <w:t>정확도</w:t>
+            </w:r>
+            <w:r>
+              <w:t xml:space="preserve"> </w:t>
+            </w:r>
+            <w:r>
+              <w:t>공개</w:t>
             </w:r>
           </w:p>
         </w:tc>
         <w:tc>
-          <w:tcPr/>
+          <w:tcPr>
+            <w:tcW w:w="0" w:type="auto"/>
+          </w:tcPr>
           <w:p>
             <w:pPr>
               <w:pStyle w:val="Compact"/>
             </w:pPr>
             <w:r>
-              <w:t xml:space="preserve">없음</w:t>
+              <w:t>없음</w:t>
             </w:r>
           </w:p>
         </w:tc>
         <w:tc>
-          <w:tcPr/>
+          <w:tcPr>
+            <w:tcW w:w="0" w:type="auto"/>
+          </w:tcPr>
           <w:p>
             <w:pPr>
               <w:pStyle w:val="Compact"/>
             </w:pPr>
             <w:r>
-              <w:t xml:space="preserve">paired t-test, FDR, 5-metric 주간 측정·공개</w:t>
+              <w:t xml:space="preserve">paired t-test, FDR, 5-metric </w:t>
+            </w:r>
+            <w:r>
+              <w:t>주간</w:t>
+            </w:r>
+            <w:r>
+              <w:t xml:space="preserve"> </w:t>
+            </w:r>
+            <w:r>
+              <w:t>측정</w:t>
+            </w:r>
+            <w:r>
+              <w:t>·</w:t>
+            </w:r>
+            <w:r>
+              <w:t>공개</w:t>
             </w:r>
           </w:p>
         </w:tc>
       </w:tr>
       <w:tr>
         <w:tc>
-          <w:tcPr/>
+          <w:tcPr>
+            <w:tcW w:w="0" w:type="auto"/>
+          </w:tcPr>
           <w:p>
             <w:pPr>
               <w:pStyle w:val="Compact"/>
             </w:pPr>
             <w:r>
-              <w:t xml:space="preserve">비용·시간</w:t>
+              <w:t>비용</w:t>
+            </w:r>
+            <w:r>
+              <w:t>·</w:t>
+            </w:r>
+            <w:r>
+              <w:t>시간</w:t>
             </w:r>
           </w:p>
         </w:tc>
         <w:tc>
-          <w:tcPr/>
+          <w:tcPr>
+            <w:tcW w:w="0" w:type="auto"/>
+          </w:tcPr>
           <w:p>
             <w:pPr>
               <w:pStyle w:val="Compact"/>
             </w:pPr>
             <w:r>
-              <w:t xml:space="preserve">13억 원·6개월</w:t>
+              <w:t>13</w:t>
+            </w:r>
+            <w:r>
+              <w:t>억</w:t>
+            </w:r>
+            <w:r>
+              <w:t xml:space="preserve"> </w:t>
+            </w:r>
+            <w:r>
+              <w:t>원</w:t>
+            </w:r>
+            <w:r>
+              <w:t>·6</w:t>
+            </w:r>
+            <w:r>
+              <w:t>개월</w:t>
             </w:r>
           </w:p>
         </w:tc>
         <w:tc>
-          <w:tcPr/>
+          <w:tcPr>
+            <w:tcW w:w="0" w:type="auto"/>
+          </w:tcPr>
           <w:p>
             <w:pPr>
               <w:pStyle w:val="Compact"/>
             </w:pPr>
             <w:r>
-              <w:t xml:space="preserve">400만 원·22분</w:t>
+              <w:t>400</w:t>
+            </w:r>
+            <w:r>
+              <w:t>만</w:t>
+            </w:r>
+            <w:r>
+              <w:t xml:space="preserve"> </w:t>
+            </w:r>
+            <w:r>
+              <w:t>원</w:t>
+            </w:r>
+            <w:r>
+              <w:t>·22</w:t>
+            </w:r>
+            <w:r>
+              <w:t>분</w:t>
             </w:r>
           </w:p>
         </w:tc>
       </w:tr>
     </w:tbl>
-    <w:bookmarkEnd w:id="12"/>
-    <w:bookmarkStart w:id="13" w:name="시장-비즈니스-모델"/>
     <w:p>
       <w:pPr>
-        <w:pStyle w:val="Heading2"/>
-      </w:pPr>
-      <w:r>
-        <w:t xml:space="preserve">시장 + 비즈니스 모델</w:t>
+        <w:pStyle w:val="2"/>
+      </w:pPr>
+      <w:bookmarkStart w:id="5" w:name="시장-비즈니스-모델"/>
+      <w:bookmarkEnd w:id="4"/>
+      <w:r>
+        <w:t>시장</w:t>
+      </w:r>
+      <w:r>
+        <w:t xml:space="preserve"> + </w:t>
+      </w:r>
+      <w:r>
+        <w:t>비즈니스</w:t>
+      </w:r>
+      <w:r>
+        <w:t xml:space="preserve"> </w:t>
+      </w:r>
+      <w:r>
+        <w:t>모델</w:t>
       </w:r>
     </w:p>
     <w:p>
@@ -632,7 +1694,7 @@
         <w:pStyle w:val="Compact"/>
         <w:numPr>
           <w:ilvl w:val="0"/>
-          <w:numId w:val="1002"/>
+          <w:numId w:val="3"/>
         </w:numPr>
       </w:pPr>
       <w:r>
@@ -640,10 +1702,45 @@
           <w:b/>
           <w:bCs/>
         </w:rPr>
-        <w:t xml:space="preserve">AI 마켓 리서치 시장</w:t>
-      </w:r>
-      <w:r>
-        <w:t xml:space="preserve">: $7.97B (2025) → $16.80B (2030), CAGR 16.1%</w:t>
+        <w:t xml:space="preserve">AI </w:t>
+      </w:r>
+      <w:r>
+        <w:rPr>
+          <w:b/>
+          <w:bCs/>
+        </w:rPr>
+        <w:t>마켓</w:t>
+      </w:r>
+      <w:r>
+        <w:rPr>
+          <w:b/>
+          <w:bCs/>
+        </w:rPr>
+        <w:t xml:space="preserve"> </w:t>
+      </w:r>
+      <w:r>
+        <w:rPr>
+          <w:b/>
+          <w:bCs/>
+        </w:rPr>
+        <w:t>리서치</w:t>
+      </w:r>
+      <w:r>
+        <w:rPr>
+          <w:b/>
+          <w:bCs/>
+        </w:rPr>
+        <w:t xml:space="preserve"> </w:t>
+      </w:r>
+      <w:r>
+        <w:rPr>
+          <w:b/>
+          <w:bCs/>
+        </w:rPr>
+        <w:t>시장</w:t>
+      </w:r>
+      <w:r>
+        <w:t>: $7.97B (2025) → $16.80B (2030), CAGR 16.1%</w:t>
       </w:r>
     </w:p>
     <w:p>
@@ -651,7 +1748,7 @@
         <w:pStyle w:val="Compact"/>
         <w:numPr>
           <w:ilvl w:val="0"/>
-          <w:numId w:val="1002"/>
+          <w:numId w:val="3"/>
         </w:numPr>
       </w:pPr>
       <w:r>
@@ -659,23 +1756,71 @@
           <w:b/>
           <w:bCs/>
         </w:rPr>
-        <w:t xml:space="preserve">K-Beauty·K-Food 해외 시장</w:t>
-      </w:r>
-      <w:r>
-        <w:t xml:space="preserve">: 약 31조 원 /</w:t>
-      </w:r>
-      <w:r>
-        <w:t xml:space="preserve"> </w:t>
-      </w:r>
-      <w:r>
-        <w:rPr>
-          <w:b/>
-          <w:bCs/>
-        </w:rPr>
-        <w:t xml:space="preserve">K-Content</w:t>
-      </w:r>
-      <w:r>
-        <w:t xml:space="preserve">: 16조 원+</w:t>
+        <w:t xml:space="preserve">K-Beauty·K-Food </w:t>
+      </w:r>
+      <w:r>
+        <w:rPr>
+          <w:b/>
+          <w:bCs/>
+        </w:rPr>
+        <w:t>해외</w:t>
+      </w:r>
+      <w:r>
+        <w:rPr>
+          <w:b/>
+          <w:bCs/>
+        </w:rPr>
+        <w:t xml:space="preserve"> </w:t>
+      </w:r>
+      <w:r>
+        <w:rPr>
+          <w:b/>
+          <w:bCs/>
+        </w:rPr>
+        <w:t>시장</w:t>
+      </w:r>
+      <w:r>
+        <w:t xml:space="preserve">: </w:t>
+      </w:r>
+      <w:r>
+        <w:t>약</w:t>
+      </w:r>
+      <w:r>
+        <w:t xml:space="preserve"> 31</w:t>
+      </w:r>
+      <w:r>
+        <w:t>조</w:t>
+      </w:r>
+      <w:r>
+        <w:t xml:space="preserve"> </w:t>
+      </w:r>
+      <w:r>
+        <w:t>원</w:t>
+      </w:r>
+      <w:r>
+        <w:t xml:space="preserve"> / </w:t>
+      </w:r>
+      <w:r>
+        <w:rPr>
+          <w:b/>
+          <w:bCs/>
+        </w:rPr>
+        <w:t>K-Content</w:t>
+      </w:r>
+      <w:r>
+        <w:t>: 16</w:t>
+      </w:r>
+      <w:r>
+        <w:t>조</w:t>
+      </w:r>
+      <w:r>
+        <w:t xml:space="preserve"> </w:t>
+      </w:r>
+      <w:r>
+        <w:t>원</w:t>
+      </w:r>
+      <w:r>
+        <w:t>+</w:t>
       </w:r>
     </w:p>
     <w:p>
@@ -683,7 +1828,7 @@
         <w:pStyle w:val="Compact"/>
         <w:numPr>
           <w:ilvl w:val="0"/>
-          <w:numId w:val="1002"/>
+          <w:numId w:val="3"/>
         </w:numPr>
       </w:pPr>
       <w:r>
@@ -691,10 +1836,45 @@
           <w:b/>
           <w:bCs/>
         </w:rPr>
-        <w:t xml:space="preserve">수익 모델</w:t>
-      </w:r>
-      <w:r>
-        <w:t xml:space="preserve">: SaaS 구독 ₩290k-1.49M (4-tier) + 엔터프라이즈 컨설팅 + API 라이선싱</w:t>
+        <w:t>수익</w:t>
+      </w:r>
+      <w:r>
+        <w:rPr>
+          <w:b/>
+          <w:bCs/>
+        </w:rPr>
+        <w:t xml:space="preserve"> </w:t>
+      </w:r>
+      <w:r>
+        <w:rPr>
+          <w:b/>
+          <w:bCs/>
+        </w:rPr>
+        <w:t>모델</w:t>
+      </w:r>
+      <w:r>
+        <w:t xml:space="preserve">: SaaS </w:t>
+      </w:r>
+      <w:r>
+        <w:t>구독</w:t>
+      </w:r>
+      <w:r>
+        <w:t xml:space="preserve"> ₩290k-1.49M (4-tier) + </w:t>
+      </w:r>
+      <w:r>
+        <w:t>엔터프라이즈</w:t>
+      </w:r>
+      <w:r>
+        <w:t xml:space="preserve"> </w:t>
+      </w:r>
+      <w:r>
+        <w:t>컨설팅</w:t>
+      </w:r>
+      <w:r>
+        <w:t xml:space="preserve"> + API </w:t>
+      </w:r>
+      <w:r>
+        <w:t>라이선싱</w:t>
       </w:r>
     </w:p>
     <w:p>
@@ -702,7 +1882,7 @@
         <w:pStyle w:val="Compact"/>
         <w:numPr>
           <w:ilvl w:val="0"/>
-          <w:numId w:val="1002"/>
+          <w:numId w:val="3"/>
         </w:numPr>
       </w:pPr>
       <w:r>
@@ -710,189 +1890,413 @@
           <w:b/>
           <w:bCs/>
         </w:rPr>
-        <w:t xml:space="preserve">타깃</w:t>
-      </w:r>
-      <w:r>
-        <w:t xml:space="preserve">: 중소수출기업 + 정부·공공기관 (KOTRA 형태) + 글로벌 K-product 브랜드</w:t>
+        <w:t>타깃</w:t>
+      </w:r>
+      <w:r>
+        <w:t xml:space="preserve">: </w:t>
+      </w:r>
+      <w:r>
+        <w:t>중소수출기업</w:t>
+      </w:r>
+      <w:r>
+        <w:t xml:space="preserve"> + </w:t>
+      </w:r>
+      <w:r>
+        <w:t>정부</w:t>
+      </w:r>
+      <w:r>
+        <w:t>·</w:t>
+      </w:r>
+      <w:r>
+        <w:t>공공기관</w:t>
+      </w:r>
+      <w:r>
+        <w:t xml:space="preserve"> (KOTRA </w:t>
+      </w:r>
+      <w:r>
+        <w:t>형태</w:t>
+      </w:r>
+      <w:r>
+        <w:t xml:space="preserve">) + </w:t>
+      </w:r>
+      <w:r>
+        <w:t>글로벌</w:t>
+      </w:r>
+      <w:r>
+        <w:t xml:space="preserve"> K-product </w:t>
+      </w:r>
+      <w:r>
+        <w:t>브랜드</w:t>
       </w:r>
     </w:p>
-    <w:bookmarkEnd w:id="13"/>
-    <w:bookmarkStart w:id="14" w:name="정부-사업-적합성-2026-ai-opendata-챌린지-응모"/>
     <w:p>
       <w:pPr>
-        <w:pStyle w:val="Heading2"/>
-      </w:pPr>
-      <w:r>
-        <w:t xml:space="preserve">정부 사업 적합성 (2026 AI+ OpenData 챌린지 응모)</w:t>
+        <w:pStyle w:val="2"/>
+      </w:pPr>
+      <w:bookmarkStart w:id="6" w:name="정부-사업-적합성-2026-ai-opendata-챌린지-응모"/>
+      <w:bookmarkEnd w:id="5"/>
+      <w:r>
+        <w:t>정부</w:t>
+      </w:r>
+      <w:r>
+        <w:t xml:space="preserve"> </w:t>
+      </w:r>
+      <w:r>
+        <w:t>사업</w:t>
+      </w:r>
+      <w:r>
+        <w:t xml:space="preserve"> </w:t>
+      </w:r>
+      <w:r>
+        <w:t>적합성</w:t>
+      </w:r>
+      <w:r>
+        <w:t xml:space="preserve"> (2026 AI+ OpenData </w:t>
+      </w:r>
+      <w:r>
+        <w:t>챌린지</w:t>
+      </w:r>
+      <w:r>
+        <w:t xml:space="preserve"> </w:t>
+      </w:r>
+      <w:r>
+        <w:t>응모</w:t>
+      </w:r>
+      <w:r>
+        <w:t>)</w:t>
       </w:r>
     </w:p>
     <w:tbl>
       <w:tblPr>
         <w:tblStyle w:val="Table"/>
-        <w:tblW w:type="pct" w:w="5000"/>
+        <w:tblW w:w="5000" w:type="pct"/>
         <w:tblLayout w:type="fixed"/>
-        <w:tblLook w:firstRow="1" w:lastRow="0" w:firstColumn="0" w:lastColumn="0" w:noHBand="0" w:noVBand="0" w:val="0020"/>
+        <w:tblLook w:val="0020" w:firstRow="1" w:lastRow="0" w:firstColumn="0" w:lastColumn="0" w:noHBand="0" w:noVBand="0"/>
       </w:tblPr>
       <w:tblGrid>
-        <w:gridCol w:w="3960"/>
-        <w:gridCol w:w="3960"/>
+        <w:gridCol w:w="4788"/>
+        <w:gridCol w:w="4788"/>
       </w:tblGrid>
       <w:tr>
         <w:trPr>
-          <w:tblHeader w:val="on"/>
+          <w:cnfStyle w:val="100000000000" w:firstRow="1" w:lastRow="0" w:firstColumn="0" w:lastColumn="0" w:oddVBand="0" w:evenVBand="0" w:oddHBand="0" w:evenHBand="0" w:firstRowFirstColumn="0" w:firstRowLastColumn="0" w:lastRowFirstColumn="0" w:lastRowLastColumn="0"/>
+          <w:tblHeader/>
         </w:trPr>
         <w:tc>
-          <w:tcPr/>
+          <w:tcPr>
+            <w:tcW w:w="3960" w:type="dxa"/>
+          </w:tcPr>
           <w:p>
             <w:pPr>
               <w:pStyle w:val="Compact"/>
             </w:pPr>
             <w:r>
-              <w:t xml:space="preserve">항목</w:t>
+              <w:t>항목</w:t>
             </w:r>
           </w:p>
         </w:tc>
         <w:tc>
-          <w:tcPr/>
+          <w:tcPr>
+            <w:tcW w:w="3960" w:type="dxa"/>
+          </w:tcPr>
           <w:p>
             <w:pPr>
               <w:pStyle w:val="Compact"/>
             </w:pPr>
             <w:r>
-              <w:t xml:space="preserve">내용</w:t>
+              <w:t>내용</w:t>
             </w:r>
           </w:p>
         </w:tc>
       </w:tr>
       <w:tr>
         <w:tc>
-          <w:tcPr/>
+          <w:tcPr>
+            <w:tcW w:w="3960" w:type="dxa"/>
+          </w:tcPr>
           <w:p>
             <w:pPr>
               <w:pStyle w:val="Compact"/>
             </w:pPr>
             <w:r>
-              <w:t xml:space="preserve">과제번호</w:t>
+              <w:t>과제번호</w:t>
             </w:r>
           </w:p>
         </w:tc>
         <w:tc>
-          <w:tcPr/>
+          <w:tcPr>
+            <w:tcW w:w="3960" w:type="dxa"/>
+          </w:tcPr>
           <w:p>
             <w:pPr>
               <w:pStyle w:val="Compact"/>
             </w:pPr>
             <w:r>
-              <w:t xml:space="preserve">20457281 (시장진출 전략 추천 부문)</w:t>
+              <w:t>20457281 (</w:t>
+            </w:r>
+            <w:r>
+              <w:t>시장진출</w:t>
+            </w:r>
+            <w:r>
+              <w:t xml:space="preserve"> </w:t>
+            </w:r>
+            <w:r>
+              <w:t>전략</w:t>
+            </w:r>
+            <w:r>
+              <w:t xml:space="preserve"> </w:t>
+            </w:r>
+            <w:r>
+              <w:t>추천</w:t>
+            </w:r>
+            <w:r>
+              <w:t xml:space="preserve"> </w:t>
+            </w:r>
+            <w:r>
+              <w:t>부문</w:t>
+            </w:r>
+            <w:r>
+              <w:t>)</w:t>
             </w:r>
           </w:p>
         </w:tc>
       </w:tr>
       <w:tr>
         <w:tc>
-          <w:tcPr/>
+          <w:tcPr>
+            <w:tcW w:w="3960" w:type="dxa"/>
+          </w:tcPr>
           <w:p>
             <w:pPr>
               <w:pStyle w:val="Compact"/>
             </w:pPr>
             <w:r>
-              <w:t xml:space="preserve">가치</w:t>
+              <w:t>가치</w:t>
             </w:r>
           </w:p>
         </w:tc>
         <w:tc>
-          <w:tcPr/>
+          <w:tcPr>
+            <w:tcW w:w="3960" w:type="dxa"/>
+          </w:tcPr>
           <w:p>
             <w:pPr>
               <w:pStyle w:val="Compact"/>
             </w:pPr>
             <w:r>
-              <w:t xml:space="preserve">한유원(KORIA)·중진공(KOSME) 데이터 통합으로 K-수출 정책 인프라화</w:t>
+              <w:t>한유원</w:t>
+            </w:r>
+            <w:r>
+              <w:t>(KORIA)·</w:t>
+            </w:r>
+            <w:r>
+              <w:t>중진공</w:t>
+            </w:r>
+            <w:r>
+              <w:t xml:space="preserve">(KOSME) </w:t>
+            </w:r>
+            <w:r>
+              <w:t>데이터</w:t>
+            </w:r>
+            <w:r>
+              <w:t xml:space="preserve"> </w:t>
+            </w:r>
+            <w:r>
+              <w:t>통합으로</w:t>
+            </w:r>
+            <w:r>
+              <w:t xml:space="preserve"> K-</w:t>
+            </w:r>
+            <w:r>
+              <w:t>수출</w:t>
+            </w:r>
+            <w:r>
+              <w:t xml:space="preserve"> </w:t>
+            </w:r>
+            <w:r>
+              <w:t>정책</w:t>
+            </w:r>
+            <w:r>
+              <w:t xml:space="preserve"> </w:t>
+            </w:r>
+            <w:r>
+              <w:t>인프라화</w:t>
             </w:r>
           </w:p>
         </w:tc>
       </w:tr>
       <w:tr>
         <w:tc>
-          <w:tcPr/>
+          <w:tcPr>
+            <w:tcW w:w="3960" w:type="dxa"/>
+          </w:tcPr>
           <w:p>
             <w:pPr>
               <w:pStyle w:val="Compact"/>
             </w:pPr>
             <w:r>
-              <w:t xml:space="preserve">검증 거버넌스</w:t>
+              <w:t>검증</w:t>
+            </w:r>
+            <w:r>
+              <w:t xml:space="preserve"> </w:t>
+            </w:r>
+            <w:r>
+              <w:t>거버넌스</w:t>
             </w:r>
           </w:p>
         </w:tc>
         <w:tc>
-          <w:tcPr/>
+          <w:tcPr>
+            <w:tcW w:w="3960" w:type="dxa"/>
+          </w:tcPr>
           <w:p>
             <w:pPr>
               <w:pStyle w:val="Compact"/>
             </w:pPr>
             <w:r>
-              <w:t xml:space="preserve">자체 정확도 측정·공개 인프라 (chal_reviewer가 검증 가능한 유일한 응모)</w:t>
+              <w:t>자체</w:t>
+            </w:r>
+            <w:r>
+              <w:t xml:space="preserve"> </w:t>
+            </w:r>
+            <w:r>
+              <w:t>정확도</w:t>
+            </w:r>
+            <w:r>
+              <w:t xml:space="preserve"> </w:t>
+            </w:r>
+            <w:r>
+              <w:t>측정</w:t>
+            </w:r>
+            <w:r>
+              <w:t>·</w:t>
+            </w:r>
+            <w:r>
+              <w:t>공개</w:t>
+            </w:r>
+            <w:r>
+              <w:t xml:space="preserve"> </w:t>
+            </w:r>
+            <w:r>
+              <w:t>인프라</w:t>
+            </w:r>
+            <w:r>
+              <w:t xml:space="preserve"> </w:t>
+            </w:r>
+            <w:r>
+              <w:lastRenderedPageBreak/>
+              <w:t>(chal_reviewer</w:t>
+            </w:r>
+            <w:r>
+              <w:t>가</w:t>
+            </w:r>
+            <w:r>
+              <w:t xml:space="preserve"> </w:t>
+            </w:r>
+            <w:r>
+              <w:t>검증</w:t>
+            </w:r>
+            <w:r>
+              <w:t xml:space="preserve"> </w:t>
+            </w:r>
+            <w:r>
+              <w:t>가능한</w:t>
+            </w:r>
+            <w:r>
+              <w:t xml:space="preserve"> </w:t>
+            </w:r>
+            <w:r>
+              <w:t>유일한</w:t>
+            </w:r>
+            <w:r>
+              <w:t xml:space="preserve"> </w:t>
+            </w:r>
+            <w:r>
+              <w:t>응모</w:t>
+            </w:r>
+            <w:r>
+              <w:t>)</w:t>
             </w:r>
           </w:p>
         </w:tc>
       </w:tr>
       <w:tr>
         <w:tc>
-          <w:tcPr/>
+          <w:tcPr>
+            <w:tcW w:w="3960" w:type="dxa"/>
+          </w:tcPr>
           <w:p>
             <w:pPr>
               <w:pStyle w:val="Compact"/>
             </w:pPr>
             <w:r>
-              <w:t xml:space="preserve">실증 가능성</w:t>
+              <w:lastRenderedPageBreak/>
+              <w:t>실증</w:t>
+            </w:r>
+            <w:r>
+              <w:t xml:space="preserve"> </w:t>
+            </w:r>
+            <w:r>
+              <w:t>가능성</w:t>
             </w:r>
           </w:p>
         </w:tc>
         <w:tc>
-          <w:tcPr/>
+          <w:tcPr>
+            <w:tcW w:w="3960" w:type="dxa"/>
+          </w:tcPr>
           <w:p>
             <w:pPr>
               <w:pStyle w:val="Compact"/>
             </w:pPr>
             <w:r>
-              <w:t xml:space="preserve">v7 mean 72.0, paired p=0.0086 — 단순</w:t>
-            </w:r>
-            <w:r>
-              <w:t xml:space="preserve"> </w:t>
-            </w:r>
-            <w:r>
-              <w:t xml:space="preserve">“주장”</w:t>
-            </w:r>
-            <w:r>
-              <w:t xml:space="preserve"> </w:t>
-            </w:r>
-            <w:r>
-              <w:t xml:space="preserve">아닌</w:t>
-            </w:r>
-            <w:r>
-              <w:t xml:space="preserve"> </w:t>
-            </w:r>
-            <w:r>
-              <w:t xml:space="preserve">“측정된”</w:t>
-            </w:r>
-            <w:r>
-              <w:t xml:space="preserve"> </w:t>
-            </w:r>
-            <w:r>
-              <w:t xml:space="preserve">정확도</w:t>
+              <w:t xml:space="preserve">v7 mean 72.0, paired p=0.0086 — </w:t>
+            </w:r>
+            <w:r>
+              <w:t>단순</w:t>
+            </w:r>
+            <w:r>
+              <w:t xml:space="preserve"> “</w:t>
+            </w:r>
+            <w:r>
+              <w:t>주장</w:t>
+            </w:r>
+            <w:r>
+              <w:t xml:space="preserve">” </w:t>
+            </w:r>
+            <w:r>
+              <w:t>아닌</w:t>
+            </w:r>
+            <w:r>
+              <w:t xml:space="preserve"> “</w:t>
+            </w:r>
+            <w:r>
+              <w:t>측정된</w:t>
+            </w:r>
+            <w:r>
+              <w:t xml:space="preserve">” </w:t>
+            </w:r>
+            <w:r>
+              <w:t>정확도</w:t>
             </w:r>
           </w:p>
         </w:tc>
       </w:tr>
     </w:tbl>
-    <w:bookmarkEnd w:id="14"/>
-    <w:bookmarkStart w:id="15" w:name="팀자원"/>
     <w:p>
       <w:pPr>
-        <w:pStyle w:val="Heading2"/>
-      </w:pPr>
-      <w:r>
-        <w:t xml:space="preserve">팀·자원</w:t>
+        <w:pStyle w:val="2"/>
+      </w:pPr>
+      <w:bookmarkStart w:id="7" w:name="팀자원"/>
+      <w:bookmarkEnd w:id="6"/>
+      <w:r>
+        <w:t>팀</w:t>
+      </w:r>
+      <w:r>
+        <w:t>·</w:t>
+      </w:r>
+      <w:r>
+        <w:t>자원</w:t>
       </w:r>
     </w:p>
     <w:p>
@@ -900,11 +2304,38 @@
         <w:pStyle w:val="Compact"/>
         <w:numPr>
           <w:ilvl w:val="0"/>
-          <w:numId w:val="1003"/>
+          <w:numId w:val="4"/>
         </w:numPr>
       </w:pPr>
       <w:r>
-        <w:t xml:space="preserve">Chris Lee (CEO/CTO) — 풀스택 + AI 시뮬레이션 시스템 단독 구축</w:t>
+        <w:t xml:space="preserve">Chris Lee (CEO/CTO) — </w:t>
+      </w:r>
+      <w:r>
+        <w:t>풀스택</w:t>
+      </w:r>
+      <w:r>
+        <w:t xml:space="preserve"> + AI </w:t>
+      </w:r>
+      <w:r>
+        <w:t>시뮬레이션</w:t>
+      </w:r>
+      <w:r>
+        <w:t xml:space="preserve"> </w:t>
+      </w:r>
+      <w:r>
+        <w:t>시스템</w:t>
+      </w:r>
+      <w:r>
+        <w:t xml:space="preserve"> </w:t>
+      </w:r>
+      <w:r>
+        <w:t>단독</w:t>
+      </w:r>
+      <w:r>
+        <w:t xml:space="preserve"> </w:t>
+      </w:r>
+      <w:r>
+        <w:t>구축</w:t>
       </w:r>
     </w:p>
     <w:p>
@@ -912,11 +2343,20 @@
         <w:pStyle w:val="Compact"/>
         <w:numPr>
           <w:ilvl w:val="0"/>
-          <w:numId w:val="1003"/>
+          <w:numId w:val="4"/>
         </w:numPr>
       </w:pPr>
       <w:r>
-        <w:t xml:space="preserve">인프라: Next.js + Supabase + 멀티 LLM (Claude · OpenAI · DeepSeek) + Vercel + Cloud Run worker</w:t>
+        <w:t>인프라</w:t>
+      </w:r>
+      <w:r>
+        <w:t xml:space="preserve">: Next.js + Supabase + </w:t>
+      </w:r>
+      <w:r>
+        <w:t>멀티</w:t>
+      </w:r>
+      <w:r>
+        <w:t xml:space="preserve"> LLM (Claude · OpenAI · DeepSeek) + Vercel + Cloud Run worker</w:t>
       </w:r>
     </w:p>
     <w:p>
@@ -924,11 +2364,20 @@
         <w:pStyle w:val="Compact"/>
         <w:numPr>
           <w:ilvl w:val="0"/>
-          <w:numId w:val="1003"/>
+          <w:numId w:val="4"/>
         </w:numPr>
       </w:pPr>
       <w:r>
-        <w:t xml:space="preserve">인증 로드맵: ISMS-P 2027 Q2, ISO 27001 2027 Q3</w:t>
+        <w:t>인증</w:t>
+      </w:r>
+      <w:r>
+        <w:t xml:space="preserve"> </w:t>
+      </w:r>
+      <w:r>
+        <w:t>로드맵</w:t>
+      </w:r>
+      <w:r>
+        <w:t>: ISMS-P 2027 Q2, ISO 27001 2027 Q3</w:t>
       </w:r>
     </w:p>
     <w:p>
@@ -936,21 +2385,54 @@
         <w:pStyle w:val="Compact"/>
         <w:numPr>
           <w:ilvl w:val="0"/>
-          <w:numId w:val="1003"/>
+          <w:numId w:val="4"/>
         </w:numPr>
       </w:pPr>
       <w:r>
-        <w:t xml:space="preserve">AI 책임성: NIST AI RMF · EU AI Act · OECD AI 원칙 · 한국 AI 윤리 가이드라인 준수</w:t>
+        <w:t xml:space="preserve">AI </w:t>
+      </w:r>
+      <w:r>
+        <w:t>책임성</w:t>
+      </w:r>
+      <w:r>
+        <w:t xml:space="preserve">: NIST AI RMF · EU AI Act · OECD AI </w:t>
+      </w:r>
+      <w:r>
+        <w:t>원칙</w:t>
+      </w:r>
+      <w:r>
+        <w:t xml:space="preserve"> · </w:t>
+      </w:r>
+      <w:r>
+        <w:t>한국</w:t>
+      </w:r>
+      <w:r>
+        <w:t xml:space="preserve"> AI </w:t>
+      </w:r>
+      <w:r>
+        <w:t>윤리</w:t>
+      </w:r>
+      <w:r>
+        <w:t xml:space="preserve"> </w:t>
+      </w:r>
+      <w:r>
+        <w:t>가이드라인</w:t>
+      </w:r>
+      <w:r>
+        <w:t xml:space="preserve"> </w:t>
+      </w:r>
+      <w:r>
+        <w:t>준수</w:t>
       </w:r>
     </w:p>
-    <w:bookmarkEnd w:id="15"/>
-    <w:bookmarkStart w:id="16" w:name="ask"/>
     <w:p>
       <w:pPr>
-        <w:pStyle w:val="Heading2"/>
-      </w:pPr>
-      <w:r>
-        <w:t xml:space="preserve">Ask</w:t>
+        <w:pStyle w:val="2"/>
+      </w:pPr>
+      <w:bookmarkStart w:id="8" w:name="ask"/>
+      <w:bookmarkEnd w:id="7"/>
+      <w:r>
+        <w:t>Ask</w:t>
       </w:r>
     </w:p>
     <w:p>
@@ -958,7 +2440,7 @@
         <w:pStyle w:val="Compact"/>
         <w:numPr>
           <w:ilvl w:val="0"/>
-          <w:numId w:val="1004"/>
+          <w:numId w:val="5"/>
         </w:numPr>
       </w:pPr>
       <w:r>
@@ -966,10 +2448,75 @@
           <w:b/>
           <w:bCs/>
         </w:rPr>
-        <w:t xml:space="preserve">정부·공공기관</w:t>
-      </w:r>
-      <w:r>
-        <w:t xml:space="preserve">: 2026 AI+ OpenData 챌린지 선정 → 6개월 내 KORIA/KOSME 데이터 통합 + 10개사 베타 실증</w:t>
+        <w:t>정부</w:t>
+      </w:r>
+      <w:r>
+        <w:rPr>
+          <w:b/>
+          <w:bCs/>
+        </w:rPr>
+        <w:t>·</w:t>
+      </w:r>
+      <w:r>
+        <w:rPr>
+          <w:b/>
+          <w:bCs/>
+        </w:rPr>
+        <w:t>공공기관</w:t>
+      </w:r>
+      <w:r>
+        <w:t xml:space="preserve">: 2026 AI+ OpenData </w:t>
+      </w:r>
+      <w:r>
+        <w:t>챌린지</w:t>
+      </w:r>
+      <w:r>
+        <w:t xml:space="preserve"> </w:t>
+      </w:r>
+      <w:r>
+        <w:t>선정</w:t>
+      </w:r>
+      <w:r>
+        <w:t xml:space="preserve"> → 6</w:t>
+      </w:r>
+      <w:r>
+        <w:t>개월</w:t>
+      </w:r>
+      <w:r>
+        <w:t xml:space="preserve"> </w:t>
+      </w:r>
+      <w:r>
+        <w:t>내</w:t>
+      </w:r>
+      <w:r>
+        <w:t xml:space="preserve"> KORIA/KOSME </w:t>
+      </w:r>
+      <w:r>
+        <w:t>데이터</w:t>
+      </w:r>
+      <w:r>
+        <w:t xml:space="preserve"> </w:t>
+      </w:r>
+      <w:r>
+        <w:t>통합</w:t>
+      </w:r>
+      <w:r>
+        <w:t xml:space="preserve"> + 10</w:t>
+      </w:r>
+      <w:r>
+        <w:t>개사</w:t>
+      </w:r>
+      <w:r>
+        <w:t xml:space="preserve"> </w:t>
+      </w:r>
+      <w:r>
+        <w:t>베타</w:t>
+      </w:r>
+      <w:r>
+        <w:t xml:space="preserve"> </w:t>
+      </w:r>
+      <w:r>
+        <w:t>실증</w:t>
       </w:r>
     </w:p>
     <w:p>
@@ -977,7 +2524,7 @@
         <w:pStyle w:val="Compact"/>
         <w:numPr>
           <w:ilvl w:val="0"/>
-          <w:numId w:val="1004"/>
+          <w:numId w:val="5"/>
         </w:numPr>
       </w:pPr>
       <w:r>
@@ -985,10 +2532,70 @@
           <w:b/>
           <w:bCs/>
         </w:rPr>
-        <w:t xml:space="preserve">투자자</w:t>
-      </w:r>
-      <w:r>
-        <w:t xml:space="preserve">: 시드 라운드 (정확도 80점 게이트 도달 + paid pilot 10개사 확보 단계까지 12개월 runway)</w:t>
+        <w:t>투자자</w:t>
+      </w:r>
+      <w:r>
+        <w:t xml:space="preserve">: </w:t>
+      </w:r>
+      <w:r>
+        <w:t>시드</w:t>
+      </w:r>
+      <w:r>
+        <w:t xml:space="preserve"> </w:t>
+      </w:r>
+      <w:r>
+        <w:t>라운드</w:t>
+      </w:r>
+      <w:r>
+        <w:t xml:space="preserve"> (</w:t>
+      </w:r>
+      <w:r>
+        <w:t>정확도</w:t>
+      </w:r>
+      <w:r>
+        <w:t xml:space="preserve"> 80</w:t>
+      </w:r>
+      <w:r>
+        <w:t>점</w:t>
+      </w:r>
+      <w:r>
+        <w:t xml:space="preserve"> </w:t>
+      </w:r>
+      <w:r>
+        <w:t>게이트</w:t>
+      </w:r>
+      <w:r>
+        <w:t xml:space="preserve"> </w:t>
+      </w:r>
+      <w:r>
+        <w:t>도달</w:t>
+      </w:r>
+      <w:r>
+        <w:t xml:space="preserve"> + paid pilot 10</w:t>
+      </w:r>
+      <w:r>
+        <w:t>개사</w:t>
+      </w:r>
+      <w:r>
+        <w:t xml:space="preserve"> </w:t>
+      </w:r>
+      <w:r>
+        <w:t>확보</w:t>
+      </w:r>
+      <w:r>
+        <w:t xml:space="preserve"> </w:t>
+      </w:r>
+      <w:r>
+        <w:t>단계까지</w:t>
+      </w:r>
+      <w:r>
+        <w:t xml:space="preserve"> 12</w:t>
+      </w:r>
+      <w:r>
+        <w:t>개월</w:t>
+      </w:r>
+      <w:r>
+        <w:t xml:space="preserve"> runway)</w:t>
       </w:r>
     </w:p>
     <w:p>
@@ -996,7 +2603,7 @@
         <w:pStyle w:val="Compact"/>
         <w:numPr>
           <w:ilvl w:val="0"/>
-          <w:numId w:val="1004"/>
+          <w:numId w:val="5"/>
         </w:numPr>
       </w:pPr>
       <w:r>
@@ -1004,199 +2611,328 @@
           <w:b/>
           <w:bCs/>
         </w:rPr>
-        <w:t xml:space="preserve">K-product 브랜드</w:t>
-      </w:r>
-      <w:r>
-        <w:t xml:space="preserve">: 사전 시장 검증 베타 참여 (KOTRA-style gov buyer 추천 환영)</w:t>
+        <w:t xml:space="preserve">K-product </w:t>
+      </w:r>
+      <w:r>
+        <w:rPr>
+          <w:b/>
+          <w:bCs/>
+        </w:rPr>
+        <w:t>브랜드</w:t>
+      </w:r>
+      <w:r>
+        <w:t xml:space="preserve">: </w:t>
+      </w:r>
+      <w:r>
+        <w:t>사전</w:t>
+      </w:r>
+      <w:r>
+        <w:t xml:space="preserve"> </w:t>
+      </w:r>
+      <w:r>
+        <w:t>시장</w:t>
+      </w:r>
+      <w:r>
+        <w:t xml:space="preserve"> </w:t>
+      </w:r>
+      <w:r>
+        <w:t>검증</w:t>
+      </w:r>
+      <w:r>
+        <w:t xml:space="preserve"> </w:t>
+      </w:r>
+      <w:r>
+        <w:t>베타</w:t>
+      </w:r>
+      <w:r>
+        <w:t xml:space="preserve"> </w:t>
+      </w:r>
+      <w:r>
+        <w:t>참여</w:t>
+      </w:r>
+      <w:r>
+        <w:t xml:space="preserve"> (KOTRA-style gov buyer </w:t>
+      </w:r>
+      <w:r>
+        <w:t>추천</w:t>
+      </w:r>
+      <w:r>
+        <w:t xml:space="preserve"> </w:t>
+      </w:r>
+      <w:r>
+        <w:t>환영</w:t>
+      </w:r>
+      <w:r>
+        <w:t>)</w:t>
       </w:r>
     </w:p>
-    <w:bookmarkEnd w:id="16"/>
-    <w:bookmarkStart w:id="17" w:name="더-알아보기"/>
     <w:p>
       <w:pPr>
-        <w:pStyle w:val="Heading2"/>
-      </w:pPr>
-      <w:r>
-        <w:t xml:space="preserve">더 알아보기</w:t>
+        <w:pStyle w:val="2"/>
+      </w:pPr>
+      <w:bookmarkStart w:id="9" w:name="더-알아보기"/>
+      <w:bookmarkEnd w:id="8"/>
+      <w:r>
+        <w:t>더</w:t>
+      </w:r>
+      <w:r>
+        <w:t xml:space="preserve"> </w:t>
+      </w:r>
+      <w:r>
+        <w:t>알아보기</w:t>
       </w:r>
     </w:p>
     <w:tbl>
       <w:tblPr>
         <w:tblStyle w:val="Table"/>
-        <w:tblW w:type="auto" w:w="0"/>
-        <w:tblLook w:firstRow="1" w:lastRow="0" w:firstColumn="0" w:lastColumn="0" w:noHBand="0" w:noVBand="0" w:val="0020"/>
+        <w:tblW w:w="0" w:type="auto"/>
+        <w:tblLook w:val="0020" w:firstRow="1" w:lastRow="0" w:firstColumn="0" w:lastColumn="0" w:noHBand="0" w:noVBand="0"/>
       </w:tblPr>
       <w:tblGrid>
-        <w:gridCol w:w="3960"/>
-        <w:gridCol w:w="3960"/>
+        <w:gridCol w:w="2844"/>
+        <w:gridCol w:w="5549"/>
       </w:tblGrid>
       <w:tr>
         <w:trPr>
-          <w:tblHeader w:val="on"/>
+          <w:cnfStyle w:val="100000000000" w:firstRow="1" w:lastRow="0" w:firstColumn="0" w:lastColumn="0" w:oddVBand="0" w:evenVBand="0" w:oddHBand="0" w:evenHBand="0" w:firstRowFirstColumn="0" w:firstRowLastColumn="0" w:lastRowFirstColumn="0" w:lastRowLastColumn="0"/>
+          <w:tblHeader/>
         </w:trPr>
         <w:tc>
-          <w:tcPr/>
+          <w:tcPr>
+            <w:tcW w:w="0" w:type="auto"/>
+          </w:tcPr>
           <w:p>
             <w:pPr>
               <w:pStyle w:val="Compact"/>
             </w:pPr>
             <w:r>
-              <w:t xml:space="preserve">자료</w:t>
+              <w:t>자료</w:t>
             </w:r>
           </w:p>
         </w:tc>
         <w:tc>
-          <w:tcPr/>
+          <w:tcPr>
+            <w:tcW w:w="0" w:type="auto"/>
+          </w:tcPr>
           <w:p>
             <w:pPr>
               <w:pStyle w:val="Compact"/>
             </w:pPr>
             <w:r>
-              <w:t xml:space="preserve">위치</w:t>
+              <w:t>위치</w:t>
             </w:r>
           </w:p>
         </w:tc>
       </w:tr>
       <w:tr>
         <w:tc>
-          <w:tcPr/>
+          <w:tcPr>
+            <w:tcW w:w="0" w:type="auto"/>
+          </w:tcPr>
           <w:p>
             <w:pPr>
               <w:pStyle w:val="Compact"/>
             </w:pPr>
             <w:r>
-              <w:t xml:space="preserve">마케팅 사이트</w:t>
+              <w:t>마케팅</w:t>
+            </w:r>
+            <w:r>
+              <w:t xml:space="preserve"> </w:t>
+            </w:r>
+            <w:r>
+              <w:t>사이트</w:t>
             </w:r>
           </w:p>
         </w:tc>
         <w:tc>
-          <w:tcPr/>
+          <w:tcPr>
+            <w:tcW w:w="0" w:type="auto"/>
+          </w:tcPr>
           <w:p>
             <w:pPr>
               <w:pStyle w:val="Compact"/>
             </w:pPr>
             <w:r>
-              <w:t xml:space="preserve">https://www.markettwin.ai</w:t>
+              <w:t>https://www.markettwin.ai</w:t>
             </w:r>
           </w:p>
         </w:tc>
       </w:tr>
       <w:tr>
         <w:tc>
-          <w:tcPr/>
+          <w:tcPr>
+            <w:tcW w:w="0" w:type="auto"/>
+          </w:tcPr>
           <w:p>
             <w:pPr>
               <w:pStyle w:val="Compact"/>
             </w:pPr>
             <w:r>
-              <w:t xml:space="preserve">방법론 + 정확도 공시</w:t>
+              <w:t>방법론</w:t>
+            </w:r>
+            <w:r>
+              <w:t xml:space="preserve"> + </w:t>
+            </w:r>
+            <w:r>
+              <w:t>정확도</w:t>
+            </w:r>
+            <w:r>
+              <w:t xml:space="preserve"> </w:t>
+            </w:r>
+            <w:r>
+              <w:t>공시</w:t>
             </w:r>
           </w:p>
         </w:tc>
         <w:tc>
-          <w:tcPr/>
+          <w:tcPr>
+            <w:tcW w:w="0" w:type="auto"/>
+          </w:tcPr>
           <w:p>
             <w:pPr>
               <w:pStyle w:val="Compact"/>
             </w:pPr>
             <w:r>
-              <w:t xml:space="preserve">https://www.markettwin.ai/methodology.html</w:t>
+              <w:t>https://www.markettwin.ai/methodology.html</w:t>
             </w:r>
           </w:p>
         </w:tc>
       </w:tr>
       <w:tr>
         <w:tc>
-          <w:tcPr/>
+          <w:tcPr>
+            <w:tcW w:w="0" w:type="auto"/>
+          </w:tcPr>
           <w:p>
             <w:pPr>
               <w:pStyle w:val="Compact"/>
             </w:pPr>
             <w:r>
-              <w:t xml:space="preserve">신뢰성·AI 책임성</w:t>
+              <w:t>신뢰성</w:t>
+            </w:r>
+            <w:r>
+              <w:t xml:space="preserve">·AI </w:t>
+            </w:r>
+            <w:r>
+              <w:t>책임성</w:t>
             </w:r>
           </w:p>
         </w:tc>
         <w:tc>
-          <w:tcPr/>
+          <w:tcPr>
+            <w:tcW w:w="0" w:type="auto"/>
+          </w:tcPr>
           <w:p>
             <w:pPr>
               <w:pStyle w:val="Compact"/>
             </w:pPr>
             <w:r>
-              <w:t xml:space="preserve">https://www.markettwin.ai/trust.html</w:t>
+              <w:t>https://www.markettwin.ai/trust.html</w:t>
             </w:r>
           </w:p>
         </w:tc>
       </w:tr>
       <w:tr>
         <w:tc>
-          <w:tcPr/>
+          <w:tcPr>
+            <w:tcW w:w="0" w:type="auto"/>
+          </w:tcPr>
           <w:p>
             <w:pPr>
               <w:pStyle w:val="Compact"/>
             </w:pPr>
             <w:r>
-              <w:t xml:space="preserve">사업계획서 v4.5 (전체)</w:t>
+              <w:t>사업계획서</w:t>
+            </w:r>
+            <w:r>
+              <w:t xml:space="preserve"> v4.5 (</w:t>
+            </w:r>
+            <w:r>
+              <w:t>전체</w:t>
+            </w:r>
+            <w:r>
+              <w:t>)</w:t>
             </w:r>
           </w:p>
         </w:tc>
         <w:tc>
-          <w:tcPr/>
+          <w:tcPr>
+            <w:tcW w:w="0" w:type="auto"/>
+          </w:tcPr>
           <w:p>
             <w:pPr>
               <w:pStyle w:val="Compact"/>
             </w:pPr>
             <w:r>
-              <w:t xml:space="preserve">proposals/MarketTwin_BusinessPlan_v4_5.docx</w:t>
+              <w:t>proposals/MarketTwin_BusinessPlan_v4_5.docx</w:t>
             </w:r>
           </w:p>
         </w:tc>
       </w:tr>
       <w:tr>
         <w:tc>
-          <w:tcPr/>
+          <w:tcPr>
+            <w:tcW w:w="0" w:type="auto"/>
+          </w:tcPr>
           <w:p>
             <w:pPr>
               <w:pStyle w:val="Compact"/>
             </w:pPr>
             <w:r>
-              <w:t xml:space="preserve">Phase F 정확도 trajectory</w:t>
+              <w:t xml:space="preserve">Phase F </w:t>
+            </w:r>
+            <w:r>
+              <w:t>정확도</w:t>
+            </w:r>
+            <w:r>
+              <w:t xml:space="preserve"> trajectory</w:t>
             </w:r>
           </w:p>
         </w:tc>
         <w:tc>
-          <w:tcPr/>
+          <w:tcPr>
+            <w:tcW w:w="0" w:type="auto"/>
+          </w:tcPr>
           <w:p>
             <w:pPr>
               <w:pStyle w:val="Compact"/>
             </w:pPr>
             <w:r>
-              <w:t xml:space="preserve">validation/results/PHASE_F_TRAJECTORY.md</w:t>
+              <w:t>validation/results/PHASE_F_TRAJECTORY.md</w:t>
             </w:r>
           </w:p>
         </w:tc>
       </w:tr>
       <w:tr>
         <w:tc>
-          <w:tcPr/>
+          <w:tcPr>
+            <w:tcW w:w="0" w:type="auto"/>
+          </w:tcPr>
           <w:p>
             <w:pPr>
               <w:pStyle w:val="Compact"/>
             </w:pPr>
             <w:r>
-              <w:t xml:space="preserve">Anchor 설계 lessons</w:t>
+              <w:t xml:space="preserve">Anchor </w:t>
+            </w:r>
+            <w:r>
+              <w:t>설계</w:t>
+            </w:r>
+            <w:r>
+              <w:t xml:space="preserve"> lessons</w:t>
             </w:r>
           </w:p>
         </w:tc>
         <w:tc>
-          <w:tcPr/>
+          <w:tcPr>
+            <w:tcW w:w="0" w:type="auto"/>
+          </w:tcPr>
           <w:p>
             <w:pPr>
               <w:pStyle w:val="Compact"/>
             </w:pPr>
             <w:r>
-              <w:t xml:space="preserve">validation/results/ANCHOR_DESIGN_LESSONS.md</w:t>
+              <w:t>validation/results/ANCHOR_DESIGN_LESSONS.md</w:t>
             </w:r>
           </w:p>
         </w:tc>
@@ -1204,8 +2940,8 @@
     </w:tbl>
     <w:p>
       <w:r>
-        <w:pict>
-          <v:rect style="width:0;height:1.5pt" o:hralign="center" o:hrstd="t" o:hr="t"/>
+        <w:pict w14:anchorId="22659CC9">
+          <v:rect id="_x0000_i1026" style="width:0;height:1.5pt" o:hralign="center" o:hrstd="t" o:hr="t"/>
         </w:pict>
       </w:r>
     </w:p>
@@ -1218,43 +2954,155 @@
           <w:b/>
           <w:bCs/>
         </w:rPr>
-        <w:t xml:space="preserve">「 데이터로 K-product의 다음 시장을 추천하다 」</w:t>
-      </w:r>
-      <w:r>
-        <w:t xml:space="preserve"> </w:t>
-      </w:r>
-      <w:r>
-        <w:t xml:space="preserve">contact@markettwin.ai · https://www.markettwin.ai</w:t>
-      </w:r>
+        <w:lastRenderedPageBreak/>
+        <w:t>「</w:t>
+      </w:r>
+      <w:r>
+        <w:rPr>
+          <w:b/>
+          <w:bCs/>
+        </w:rPr>
+        <w:t xml:space="preserve"> </w:t>
+      </w:r>
+      <w:r>
+        <w:rPr>
+          <w:b/>
+          <w:bCs/>
+        </w:rPr>
+        <w:t>데이터로</w:t>
+      </w:r>
+      <w:r>
+        <w:rPr>
+          <w:b/>
+          <w:bCs/>
+        </w:rPr>
+        <w:t xml:space="preserve"> K-product</w:t>
+      </w:r>
+      <w:r>
+        <w:rPr>
+          <w:b/>
+          <w:bCs/>
+        </w:rPr>
+        <w:t>의</w:t>
+      </w:r>
+      <w:r>
+        <w:rPr>
+          <w:b/>
+          <w:bCs/>
+        </w:rPr>
+        <w:t xml:space="preserve"> </w:t>
+      </w:r>
+      <w:r>
+        <w:rPr>
+          <w:b/>
+          <w:bCs/>
+        </w:rPr>
+        <w:t>다음</w:t>
+      </w:r>
+      <w:r>
+        <w:rPr>
+          <w:b/>
+          <w:bCs/>
+        </w:rPr>
+        <w:t xml:space="preserve"> </w:t>
+      </w:r>
+      <w:r>
+        <w:rPr>
+          <w:b/>
+          <w:bCs/>
+        </w:rPr>
+        <w:t>시장을</w:t>
+      </w:r>
+      <w:r>
+        <w:rPr>
+          <w:b/>
+          <w:bCs/>
+        </w:rPr>
+        <w:t xml:space="preserve"> </w:t>
+      </w:r>
+      <w:r>
+        <w:rPr>
+          <w:b/>
+          <w:bCs/>
+        </w:rPr>
+        <w:t>추천하다</w:t>
+      </w:r>
+      <w:r>
+        <w:rPr>
+          <w:b/>
+          <w:bCs/>
+        </w:rPr>
+        <w:t xml:space="preserve"> </w:t>
+      </w:r>
+      <w:r>
+        <w:rPr>
+          <w:b/>
+          <w:bCs/>
+        </w:rPr>
+        <w:t>」</w:t>
+      </w:r>
+      <w:r>
+        <w:t xml:space="preserve"> contact@markettwin.ai · https://www.markettwin.ai</w:t>
+      </w:r>
+      <w:bookmarkEnd w:id="0"/>
+      <w:bookmarkEnd w:id="9"/>
     </w:p>
-    <w:bookmarkEnd w:id="17"/>
-    <w:bookmarkEnd w:id="18"/>
     <w:sectPr>
       <w:footnotePr>
         <w:numRestart w:val="eachSect"/>
       </w:footnotePr>
+      <w:pgSz w:w="12240" w:h="15840"/>
+      <w:pgMar w:top="1701" w:right="1440" w:bottom="1440" w:left="1440" w:header="720" w:footer="720" w:gutter="0"/>
+      <w:cols w:space="720"/>
     </w:sectPr>
   </w:body>
 </w:document>
 </file>
 
-<file path=word/comments.xml><?xml version="1.0" encoding="utf-8"?>
-<w:comments xmlns:w="http://schemas.openxmlformats.org/wordprocessingml/2006/main" xmlns:m="http://schemas.openxmlformats.org/officeDocument/2006/math" xmlns:r="http://schemas.openxmlformats.org/officeDocument/2006/relationships" xmlns:o="urn:schemas-microsoft-com:office:office" xmlns:v="urn:schemas-microsoft-com:vml" xmlns:w10="urn:schemas-microsoft-com:office:word" xmlns:a="http://schemas.openxmlformats.org/drawingml/2006/main" xmlns:pic="http://schemas.openxmlformats.org/drawingml/2006/picture" xmlns:wp="http://schemas.openxmlformats.org/drawingml/2006/wordprocessingDrawing"/>
+<file path=word/endnotes.xml><?xml version="1.0" encoding="utf-8"?>
+<w:endnotes xmlns:wpc="http://schemas.microsoft.com/office/word/2010/wordprocessingCanvas" xmlns:cx="http://schemas.microsoft.com/office/drawing/2014/chartex" xmlns:cx1="http://schemas.microsoft.com/office/drawing/2015/9/8/chartex" xmlns:cx2="http://schemas.microsoft.com/office/drawing/2015/10/21/chartex" xmlns:cx3="http://schemas.microsoft.com/office/drawing/2016/5/9/chartex" xmlns:cx4="http://schemas.microsoft.com/office/drawing/2016/5/10/chartex" xmlns:cx5="http://schemas.microsoft.com/office/drawing/2016/5/11/chartex" xmlns:cx6="http://schemas.microsoft.com/office/drawing/2016/5/12/chartex" xmlns:cx7="http://schemas.microsoft.com/office/drawing/2016/5/13/chartex" xmlns:cx8="http://schemas.microsoft.com/office/drawing/2016/5/14/chartex" xmlns:mc="http://schemas.openxmlformats.org/markup-compatibility/2006" xmlns:aink="http://schemas.microsoft.com/office/drawing/2016/ink" xmlns:am3d="http://schemas.microsoft.com/office/drawing/2017/model3d" xmlns:o="urn:schemas-microsoft-com:office:office" xmlns:oel="http://schemas.microsoft.com/office/2019/extlst" xmlns:r="http://schemas.openxmlformats.org/officeDocument/2006/relationships" xmlns:m="http://schemas.openxmlformats.org/officeDocument/2006/math" xmlns:v="urn:schemas-microsoft-com:vml" xmlns:wp14="http://schemas.microsoft.com/office/word/2010/wordprocessingDrawing" xmlns:wp="http://schemas.openxmlformats.org/drawingml/2006/wordprocessingDrawing" xmlns:w10="urn:schemas-microsoft-com:office:word" xmlns:w="http://schemas.openxmlformats.org/wordprocessingml/2006/main" xmlns:w14="http://schemas.microsoft.com/office/word/2010/wordml" xmlns:w15="http://schemas.microsoft.com/office/word/2012/wordml" xmlns:w16cex="http://schemas.microsoft.com/office/word/2018/wordml/cex" xmlns:w16cid="http://schemas.microsoft.com/office/word/2016/wordml/cid" xmlns:w16="http://schemas.microsoft.com/office/word/2018/wordml" xmlns:w16du="http://schemas.microsoft.com/office/word/2023/wordml/word16du" xmlns:w16sdtdh="http://schemas.microsoft.com/office/word/2020/wordml/sdtdatahash" xmlns:w16sdtfl="http://schemas.microsoft.com/office/word/2024/wordml/sdtformatlock" xmlns:w16se="http://schemas.microsoft.com/office/word/2015/wordml/symex" xmlns:wpg="http://schemas.microsoft.com/office/word/2010/wordprocessingGroup" xmlns:wpi="http://schemas.microsoft.com/office/word/2010/wordprocessingInk" xmlns:wne="http://schemas.microsoft.com/office/word/2006/wordml" xmlns:wps="http://schemas.microsoft.com/office/word/2010/wordprocessingShape" mc:Ignorable="w14 w15 w16se w16cid w16 w16cex w16sdtdh w16sdtfl w16du wp14">
+  <w:endnote w:type="separator" w:id="-1">
+    <w:p>
+      <w:pPr>
+        <w:spacing w:after="0"/>
+      </w:pPr>
+      <w:r>
+        <w:separator/>
+      </w:r>
+    </w:p>
+  </w:endnote>
+  <w:endnote w:type="continuationSeparator" w:id="0">
+    <w:p>
+      <w:pPr>
+        <w:spacing w:after="0"/>
+      </w:pPr>
+      <w:r>
+        <w:continuationSeparator/>
+      </w:r>
+    </w:p>
+  </w:endnote>
+</w:endnotes>
 </file>
 
 <file path=word/footnotes.xml><?xml version="1.0" encoding="utf-8"?>
-<w:footnotes xmlns:w="http://schemas.openxmlformats.org/wordprocessingml/2006/main" xmlns:m="http://schemas.openxmlformats.org/officeDocument/2006/math" xmlns:r="http://schemas.openxmlformats.org/officeDocument/2006/relationships" xmlns:o="urn:schemas-microsoft-com:office:office" xmlns:v="urn:schemas-microsoft-com:vml" xmlns:w10="urn:schemas-microsoft-com:office:word" xmlns:a="http://schemas.openxmlformats.org/drawingml/2006/main" xmlns:pic="http://schemas.openxmlformats.org/drawingml/2006/picture" xmlns:wp="http://schemas.openxmlformats.org/drawingml/2006/wordprocessingDrawing">
+<w:footnotes xmlns:wpc="http://schemas.microsoft.com/office/word/2010/wordprocessingCanvas" xmlns:cx="http://schemas.microsoft.com/office/drawing/2014/chartex" xmlns:cx1="http://schemas.microsoft.com/office/drawing/2015/9/8/chartex" xmlns:cx2="http://schemas.microsoft.com/office/drawing/2015/10/21/chartex" xmlns:cx3="http://schemas.microsoft.com/office/drawing/2016/5/9/chartex" xmlns:cx4="http://schemas.microsoft.com/office/drawing/2016/5/10/chartex" xmlns:cx5="http://schemas.microsoft.com/office/drawing/2016/5/11/chartex" xmlns:cx6="http://schemas.microsoft.com/office/drawing/2016/5/12/chartex" xmlns:cx7="http://schemas.microsoft.com/office/drawing/2016/5/13/chartex" xmlns:cx8="http://schemas.microsoft.com/office/drawing/2016/5/14/chartex" xmlns:mc="http://schemas.openxmlformats.org/markup-compatibility/2006" xmlns:aink="http://schemas.microsoft.com/office/drawing/2016/ink" xmlns:am3d="http://schemas.microsoft.com/office/drawing/2017/model3d" xmlns:o="urn:schemas-microsoft-com:office:office" xmlns:oel="http://schemas.microsoft.com/office/2019/extlst" xmlns:r="http://schemas.openxmlformats.org/officeDocument/2006/relationships" xmlns:m="http://schemas.openxmlformats.org/officeDocument/2006/math" xmlns:v="urn:schemas-microsoft-com:vml" xmlns:wp14="http://schemas.microsoft.com/office/word/2010/wordprocessingDrawing" xmlns:wp="http://schemas.openxmlformats.org/drawingml/2006/wordprocessingDrawing" xmlns:w10="urn:schemas-microsoft-com:office:word" xmlns:w="http://schemas.openxmlformats.org/wordprocessingml/2006/main" xmlns:w14="http://schemas.microsoft.com/office/word/2010/wordml" xmlns:w15="http://schemas.microsoft.com/office/word/2012/wordml" xmlns:w16cex="http://schemas.microsoft.com/office/word/2018/wordml/cex" xmlns:w16cid="http://schemas.microsoft.com/office/word/2016/wordml/cid" xmlns:w16="http://schemas.microsoft.com/office/word/2018/wordml" xmlns:w16du="http://schemas.microsoft.com/office/word/2023/wordml/word16du" xmlns:w16sdtdh="http://schemas.microsoft.com/office/word/2020/wordml/sdtdatahash" xmlns:w16sdtfl="http://schemas.microsoft.com/office/word/2024/wordml/sdtformatlock" xmlns:w16se="http://schemas.microsoft.com/office/word/2015/wordml/symex" xmlns:wpg="http://schemas.microsoft.com/office/word/2010/wordprocessingGroup" xmlns:wpi="http://schemas.microsoft.com/office/word/2010/wordprocessingInk" xmlns:wne="http://schemas.microsoft.com/office/word/2006/wordml" xmlns:wps="http://schemas.microsoft.com/office/word/2010/wordprocessingShape" mc:Ignorable="w14 w15 w16se w16cid w16 w16cex w16sdtdh w16sdtfl w16du wp14">
+  <w:footnote w:type="separator" w:id="-1">
+    <w:p>
+      <w:pPr>
+        <w:spacing w:after="0"/>
+      </w:pPr>
+      <w:r>
+        <w:separator/>
+      </w:r>
+    </w:p>
+  </w:footnote>
   <w:footnote w:type="continuationSeparator" w:id="0">
     <w:p>
+      <w:pPr>
+        <w:spacing w:after="0"/>
+      </w:pPr>
       <w:r>
         <w:continuationSeparator/>
-      </w:r>
-    </w:p>
-  </w:footnote>
-  <w:footnote w:type="separator" w:id="-1">
-    <w:p>
-      <w:r>
-        <w:separator/>
       </w:r>
     </w:p>
   </w:footnote>
@@ -1262,10 +3110,11 @@
 </file>
 
 <file path=word/numbering.xml><?xml version="1.0" encoding="utf-8"?>
-<w:numbering xmlns:w="http://schemas.openxmlformats.org/wordprocessingml/2006/main">
-  <w:abstractNum w:abstractNumId="990">
+<w:numbering xmlns:wpc="http://schemas.microsoft.com/office/word/2010/wordprocessingCanvas" xmlns:cx="http://schemas.microsoft.com/office/drawing/2014/chartex" xmlns:cx1="http://schemas.microsoft.com/office/drawing/2015/9/8/chartex" xmlns:cx2="http://schemas.microsoft.com/office/drawing/2015/10/21/chartex" xmlns:cx3="http://schemas.microsoft.com/office/drawing/2016/5/9/chartex" xmlns:cx4="http://schemas.microsoft.com/office/drawing/2016/5/10/chartex" xmlns:cx5="http://schemas.microsoft.com/office/drawing/2016/5/11/chartex" xmlns:cx6="http://schemas.microsoft.com/office/drawing/2016/5/12/chartex" xmlns:cx7="http://schemas.microsoft.com/office/drawing/2016/5/13/chartex" xmlns:cx8="http://schemas.microsoft.com/office/drawing/2016/5/14/chartex" xmlns:mc="http://schemas.openxmlformats.org/markup-compatibility/2006" xmlns:aink="http://schemas.microsoft.com/office/drawing/2016/ink" xmlns:am3d="http://schemas.microsoft.com/office/drawing/2017/model3d" xmlns:o="urn:schemas-microsoft-com:office:office" xmlns:oel="http://schemas.microsoft.com/office/2019/extlst" xmlns:r="http://schemas.openxmlformats.org/officeDocument/2006/relationships" xmlns:m="http://schemas.openxmlformats.org/officeDocument/2006/math" xmlns:v="urn:schemas-microsoft-com:vml" xmlns:wp14="http://schemas.microsoft.com/office/word/2010/wordprocessingDrawing" xmlns:wp="http://schemas.openxmlformats.org/drawingml/2006/wordprocessingDrawing" xmlns:w10="urn:schemas-microsoft-com:office:word" xmlns:w="http://schemas.openxmlformats.org/wordprocessingml/2006/main" xmlns:w14="http://schemas.microsoft.com/office/word/2010/wordml" xmlns:w15="http://schemas.microsoft.com/office/word/2012/wordml" xmlns:w16cex="http://schemas.microsoft.com/office/word/2018/wordml/cex" xmlns:w16cid="http://schemas.microsoft.com/office/word/2016/wordml/cid" xmlns:w16="http://schemas.microsoft.com/office/word/2018/wordml" xmlns:w16du="http://schemas.microsoft.com/office/word/2023/wordml/word16du" xmlns:w16sdtdh="http://schemas.microsoft.com/office/word/2020/wordml/sdtdatahash" xmlns:w16sdtfl="http://schemas.microsoft.com/office/word/2024/wordml/sdtformatlock" xmlns:w16se="http://schemas.microsoft.com/office/word/2015/wordml/symex" xmlns:wpg="http://schemas.microsoft.com/office/word/2010/wordprocessingGroup" xmlns:wpi="http://schemas.microsoft.com/office/word/2010/wordprocessingInk" xmlns:wne="http://schemas.microsoft.com/office/word/2006/wordml" xmlns:wps="http://schemas.microsoft.com/office/word/2010/wordprocessingShape" mc:Ignorable="w14 w15 w16se w16cid w16 w16cex w16sdtdh w16sdtfl w16du wp14">
+  <w:abstractNum w:abstractNumId="0" w15:restartNumberingAfterBreak="0">
     <w:nsid w:val="0000A990"/>
     <w:multiLevelType w:val="multilevel"/>
+    <w:tmpl w:val="1B62E160"/>
     <w:lvl w:ilvl="0">
       <w:numFmt w:val="bullet"/>
       <w:lvlText w:val=" "/>
@@ -1339,9 +3188,10 @@
       </w:pPr>
     </w:lvl>
   </w:abstractNum>
-  <w:abstractNum w:abstractNumId="991">
+  <w:abstractNum w:abstractNumId="1" w15:restartNumberingAfterBreak="0">
     <w:nsid w:val="0000A991"/>
     <w:multiLevelType w:val="multilevel"/>
+    <w:tmpl w:val="F8E4EF26"/>
     <w:lvl w:ilvl="0">
       <w:numFmt w:val="bullet"/>
       <w:lvlText w:val=""/>
@@ -1442,33 +3292,33 @@
       </w:rPr>
     </w:lvl>
   </w:abstractNum>
-  <w:num w:numId="1000">
-    <w:abstractNumId w:val="990"/>
+  <w:num w:numId="1" w16cid:durableId="990014471">
+    <w:abstractNumId w:val="0"/>
   </w:num>
-  <w:num w:numId="1001">
-    <w:abstractNumId w:val="991"/>
+  <w:num w:numId="2" w16cid:durableId="523789097">
+    <w:abstractNumId w:val="1"/>
   </w:num>
-  <w:num w:numId="1002">
-    <w:abstractNumId w:val="991"/>
+  <w:num w:numId="3" w16cid:durableId="63188868">
+    <w:abstractNumId w:val="1"/>
   </w:num>
-  <w:num w:numId="1003">
-    <w:abstractNumId w:val="991"/>
+  <w:num w:numId="4" w16cid:durableId="487483616">
+    <w:abstractNumId w:val="1"/>
   </w:num>
-  <w:num w:numId="1004">
-    <w:abstractNumId w:val="991"/>
+  <w:num w:numId="5" w16cid:durableId="655497276">
+    <w:abstractNumId w:val="1"/>
   </w:num>
 </w:numbering>
 </file>
 
 <file path=word/styles.xml><?xml version="1.0" encoding="utf-8"?>
-<w:styles xmlns:r="http://schemas.openxmlformats.org/officeDocument/2006/relationships" xmlns:w="http://schemas.openxmlformats.org/wordprocessingml/2006/main">
+<w:styles xmlns:mc="http://schemas.openxmlformats.org/markup-compatibility/2006" xmlns:r="http://schemas.openxmlformats.org/officeDocument/2006/relationships" xmlns:w="http://schemas.openxmlformats.org/wordprocessingml/2006/main" xmlns:w14="http://schemas.microsoft.com/office/word/2010/wordml" xmlns:w15="http://schemas.microsoft.com/office/word/2012/wordml" xmlns:w16cex="http://schemas.microsoft.com/office/word/2018/wordml/cex" xmlns:w16cid="http://schemas.microsoft.com/office/word/2016/wordml/cid" xmlns:w16="http://schemas.microsoft.com/office/word/2018/wordml" xmlns:w16du="http://schemas.microsoft.com/office/word/2023/wordml/word16du" xmlns:w16sdtdh="http://schemas.microsoft.com/office/word/2020/wordml/sdtdatahash" xmlns:w16sdtfl="http://schemas.microsoft.com/office/word/2024/wordml/sdtformatlock" xmlns:w16se="http://schemas.microsoft.com/office/word/2015/wordml/symex" mc:Ignorable="w14 w15 w16se w16cid w16 w16cex w16sdtdh w16sdtfl w16du">
   <w:docDefaults>
     <w:rPrDefault>
       <w:rPr>
-        <w:rFonts w:asciiTheme="minorHAnsi" w:cstheme="minorBidi" w:eastAsiaTheme="minorEastAsia" w:hAnsiTheme="minorHAnsi"/>
+        <w:rFonts w:asciiTheme="minorHAnsi" w:eastAsiaTheme="minorEastAsia" w:hAnsiTheme="minorHAnsi" w:cstheme="minorBidi"/>
         <w:sz w:val="24"/>
         <w:szCs w:val="24"/>
-        <w:lang w:bidi="ar-SA" w:eastAsia="ko-KR" w:val="en-US"/>
+        <w:lang w:val="en-US" w:eastAsia="ko-KR" w:bidi="ar-SA"/>
       </w:rPr>
     </w:rPrDefault>
     <w:pPrDefault>
@@ -1477,193 +3327,280 @@
       </w:pPr>
     </w:pPrDefault>
   </w:docDefaults>
-  <w:latentStyles w:count="276" w:defLockedState="0" w:defQFormat="0" w:defSemiHidden="0" w:defUIPriority="0" w:defUnhideWhenUsed="0"/>
-  <w:style w:default="1" w:styleId="Normal" w:type="paragraph">
+  <w:latentStyles w:defLockedState="0" w:defUIPriority="0" w:defSemiHidden="0" w:defUnhideWhenUsed="0" w:defQFormat="0" w:count="376">
+    <w:lsdException w:name="Normal Table" w:semiHidden="1" w:unhideWhenUsed="1"/>
+    <w:lsdException w:name="Table Simple 1" w:semiHidden="1" w:unhideWhenUsed="1"/>
+    <w:lsdException w:name="Table Simple 2" w:semiHidden="1" w:unhideWhenUsed="1"/>
+    <w:lsdException w:name="Table Simple 3" w:semiHidden="1" w:unhideWhenUsed="1"/>
+    <w:lsdException w:name="Table Classic 1" w:semiHidden="1" w:unhideWhenUsed="1"/>
+    <w:lsdException w:name="Table Classic 2" w:semiHidden="1" w:unhideWhenUsed="1"/>
+    <w:lsdException w:name="Table Classic 3" w:semiHidden="1" w:unhideWhenUsed="1"/>
+    <w:lsdException w:name="Table Classic 4" w:semiHidden="1" w:unhideWhenUsed="1"/>
+    <w:lsdException w:name="Table Colorful 1" w:semiHidden="1" w:unhideWhenUsed="1"/>
+    <w:lsdException w:name="Table Colorful 2" w:semiHidden="1" w:unhideWhenUsed="1"/>
+    <w:lsdException w:name="Table Colorful 3" w:semiHidden="1" w:unhideWhenUsed="1"/>
+    <w:lsdException w:name="Table Columns 1" w:semiHidden="1" w:unhideWhenUsed="1"/>
+    <w:lsdException w:name="Table Columns 2" w:semiHidden="1" w:unhideWhenUsed="1"/>
+    <w:lsdException w:name="Table Columns 3" w:semiHidden="1" w:unhideWhenUsed="1"/>
+    <w:lsdException w:name="Table Columns 4" w:semiHidden="1" w:unhideWhenUsed="1"/>
+    <w:lsdException w:name="Table Columns 5" w:semiHidden="1" w:unhideWhenUsed="1"/>
+    <w:lsdException w:name="Table Grid 1" w:semiHidden="1" w:unhideWhenUsed="1"/>
+    <w:lsdException w:name="Table Grid 2" w:semiHidden="1" w:unhideWhenUsed="1"/>
+    <w:lsdException w:name="Table Grid 3" w:semiHidden="1" w:unhideWhenUsed="1"/>
+    <w:lsdException w:name="Table Grid 4" w:semiHidden="1" w:unhideWhenUsed="1"/>
+    <w:lsdException w:name="Table Grid 5" w:semiHidden="1" w:unhideWhenUsed="1"/>
+    <w:lsdException w:name="Table Grid 6" w:semiHidden="1" w:unhideWhenUsed="1"/>
+    <w:lsdException w:name="Table Grid 7" w:semiHidden="1" w:unhideWhenUsed="1"/>
+    <w:lsdException w:name="Table Grid 8" w:semiHidden="1" w:unhideWhenUsed="1"/>
+    <w:lsdException w:name="Table List 1" w:semiHidden="1" w:unhideWhenUsed="1"/>
+    <w:lsdException w:name="Table List 2" w:semiHidden="1" w:unhideWhenUsed="1"/>
+    <w:lsdException w:name="Table List 3" w:semiHidden="1" w:unhideWhenUsed="1"/>
+    <w:lsdException w:name="Table List 4" w:semiHidden="1" w:unhideWhenUsed="1"/>
+    <w:lsdException w:name="Table List 5" w:semiHidden="1" w:unhideWhenUsed="1"/>
+    <w:lsdException w:name="Table List 6" w:semiHidden="1" w:unhideWhenUsed="1"/>
+    <w:lsdException w:name="Table List 7" w:semiHidden="1" w:unhideWhenUsed="1"/>
+    <w:lsdException w:name="Table List 8" w:semiHidden="1" w:unhideWhenUsed="1"/>
+    <w:lsdException w:name="Table 3D effects 1" w:semiHidden="1" w:unhideWhenUsed="1"/>
+    <w:lsdException w:name="Table 3D effects 2" w:semiHidden="1" w:unhideWhenUsed="1"/>
+    <w:lsdException w:name="Table 3D effects 3" w:semiHidden="1" w:unhideWhenUsed="1"/>
+    <w:lsdException w:name="Table Contemporary" w:semiHidden="1" w:unhideWhenUsed="1"/>
+    <w:lsdException w:name="Table Elegant" w:semiHidden="1" w:unhideWhenUsed="1"/>
+    <w:lsdException w:name="Table Professional" w:semiHidden="1" w:unhideWhenUsed="1"/>
+    <w:lsdException w:name="Table Subtle 1" w:semiHidden="1" w:unhideWhenUsed="1"/>
+    <w:lsdException w:name="Table Subtle 2" w:semiHidden="1" w:unhideWhenUsed="1"/>
+    <w:lsdException w:name="Table Web 1" w:semiHidden="1" w:unhideWhenUsed="1"/>
+    <w:lsdException w:name="Table Web 2" w:semiHidden="1" w:unhideWhenUsed="1"/>
+    <w:lsdException w:name="Table Web 3" w:semiHidden="1" w:unhideWhenUsed="1"/>
+    <w:lsdException w:name="Table Theme" w:semiHidden="1" w:unhideWhenUsed="1"/>
+    <w:lsdException w:name="Light Shading"/>
+    <w:lsdException w:name="Light List"/>
+    <w:lsdException w:name="Light Grid"/>
+    <w:lsdException w:name="Medium Shading 1"/>
+    <w:lsdException w:name="Medium Shading 2"/>
+    <w:lsdException w:name="Medium List 1"/>
+    <w:lsdException w:name="Medium List 2"/>
+    <w:lsdException w:name="Medium Grid 1"/>
+    <w:lsdException w:name="Medium Grid 2"/>
+    <w:lsdException w:name="Medium Grid 3"/>
+    <w:lsdException w:name="Dark List"/>
+    <w:lsdException w:name="Colorful Shading"/>
+    <w:lsdException w:name="Colorful List"/>
+    <w:lsdException w:name="Colorful Grid"/>
+    <w:lsdException w:name="Light Shading Accent 1"/>
+    <w:lsdException w:name="Light List Accent 1"/>
+    <w:lsdException w:name="Light Grid Accent 1"/>
+    <w:lsdException w:name="Medium Shading 1 Accent 1"/>
+    <w:lsdException w:name="Medium Shading 2 Accent 1"/>
+    <w:lsdException w:name="Medium List 1 Accent 1"/>
+    <w:lsdException w:name="Medium List 2 Accent 1"/>
+    <w:lsdException w:name="Medium Grid 1 Accent 1"/>
+    <w:lsdException w:name="Medium Grid 2 Accent 1"/>
+    <w:lsdException w:name="Medium Grid 3 Accent 1"/>
+    <w:lsdException w:name="Dark List Accent 1"/>
+    <w:lsdException w:name="Colorful Shading Accent 1"/>
+    <w:lsdException w:name="Colorful List Accent 1"/>
+    <w:lsdException w:name="Colorful Grid Accent 1"/>
+    <w:lsdException w:name="Light Shading Accent 2"/>
+    <w:lsdException w:name="Light List Accent 2"/>
+    <w:lsdException w:name="Light Grid Accent 2"/>
+    <w:lsdException w:name="Medium Shading 1 Accent 2"/>
+    <w:lsdException w:name="Medium Shading 2 Accent 2"/>
+    <w:lsdException w:name="Medium List 1 Accent 2"/>
+    <w:lsdException w:name="Medium List 2 Accent 2"/>
+    <w:lsdException w:name="Medium Grid 1 Accent 2"/>
+    <w:lsdException w:name="Medium Grid 2 Accent 2"/>
+    <w:lsdException w:name="Medium Grid 3 Accent 2"/>
+    <w:lsdException w:name="Dark List Accent 2"/>
+    <w:lsdException w:name="Colorful Shading Accent 2"/>
+    <w:lsdException w:name="Colorful List Accent 2"/>
+    <w:lsdException w:name="Colorful Grid Accent 2"/>
+    <w:lsdException w:name="Light Shading Accent 3"/>
+    <w:lsdException w:name="Light List Accent 3"/>
+    <w:lsdException w:name="Light Grid Accent 3"/>
+    <w:lsdException w:name="Medium Shading 1 Accent 3"/>
+    <w:lsdException w:name="Medium Shading 2 Accent 3"/>
+    <w:lsdException w:name="Medium List 1 Accent 3"/>
+    <w:lsdException w:name="Medium List 2 Accent 3"/>
+    <w:lsdException w:name="Medium Grid 1 Accent 3"/>
+    <w:lsdException w:name="Medium Grid 2 Accent 3"/>
+    <w:lsdException w:name="Medium Grid 3 Accent 3"/>
+    <w:lsdException w:name="Dark List Accent 3"/>
+    <w:lsdException w:name="Colorful Shading Accent 3"/>
+    <w:lsdException w:name="Colorful List Accent 3"/>
+    <w:lsdException w:name="Colorful Grid Accent 3"/>
+    <w:lsdException w:name="Light Shading Accent 4"/>
+    <w:lsdException w:name="Light List Accent 4"/>
+    <w:lsdException w:name="Light Grid Accent 4"/>
+    <w:lsdException w:name="Medium Shading 1 Accent 4"/>
+    <w:lsdException w:name="Medium Shading 2 Accent 4"/>
+    <w:lsdException w:name="Medium List 1 Accent 4"/>
+    <w:lsdException w:name="Medium List 2 Accent 4"/>
+    <w:lsdException w:name="Medium Grid 1 Accent 4"/>
+    <w:lsdException w:name="Medium Grid 2 Accent 4"/>
+    <w:lsdException w:name="Medium Grid 3 Accent 4"/>
+    <w:lsdException w:name="Dark List Accent 4"/>
+    <w:lsdException w:name="Colorful Shading Accent 4"/>
+    <w:lsdException w:name="Colorful List Accent 4"/>
+    <w:lsdException w:name="Colorful Grid Accent 4"/>
+    <w:lsdException w:name="Light Shading Accent 5"/>
+    <w:lsdException w:name="Light List Accent 5"/>
+    <w:lsdException w:name="Light Grid Accent 5"/>
+    <w:lsdException w:name="Medium Shading 1 Accent 5"/>
+    <w:lsdException w:name="Medium Shading 2 Accent 5"/>
+    <w:lsdException w:name="Medium List 1 Accent 5"/>
+    <w:lsdException w:name="Medium List 2 Accent 5"/>
+    <w:lsdException w:name="Medium Grid 1 Accent 5"/>
+    <w:lsdException w:name="Medium Grid 2 Accent 5"/>
+    <w:lsdException w:name="Medium Grid 3 Accent 5"/>
+    <w:lsdException w:name="Dark List Accent 5"/>
+    <w:lsdException w:name="Colorful Shading Accent 5"/>
+    <w:lsdException w:name="Colorful List Accent 5"/>
+    <w:lsdException w:name="Colorful Grid Accent 5"/>
+    <w:lsdException w:name="Light Shading Accent 6"/>
+    <w:lsdException w:name="Light List Accent 6"/>
+    <w:lsdException w:name="Light Grid Accent 6"/>
+    <w:lsdException w:name="Medium Shading 1 Accent 6"/>
+    <w:lsdException w:name="Medium Shading 2 Accent 6"/>
+    <w:lsdException w:name="Medium List 1 Accent 6"/>
+    <w:lsdException w:name="Medium List 2 Accent 6"/>
+    <w:lsdException w:name="Medium Grid 1 Accent 6"/>
+    <w:lsdException w:name="Medium Grid 2 Accent 6"/>
+    <w:lsdException w:name="Medium Grid 3 Accent 6"/>
+    <w:lsdException w:name="Dark List Accent 6"/>
+    <w:lsdException w:name="Colorful Shading Accent 6"/>
+    <w:lsdException w:name="Colorful List Accent 6"/>
+    <w:lsdException w:name="Colorful Grid Accent 6"/>
+    <w:lsdException w:name="Grid Table 4" w:uiPriority="49"/>
+    <w:lsdException w:name="Grid Table 5 Dark" w:uiPriority="50"/>
+    <w:lsdException w:name="Grid Table 6 Colorful" w:uiPriority="51"/>
+    <w:lsdException w:name="Grid Table 7 Colorful" w:uiPriority="52"/>
+    <w:lsdException w:name="Grid Table 1 Light Accent 1" w:uiPriority="46"/>
+    <w:lsdException w:name="Grid Table 2 Accent 1" w:uiPriority="47"/>
+    <w:lsdException w:name="Grid Table 3 Accent 1" w:uiPriority="48"/>
+    <w:lsdException w:name="Grid Table 4 Accent 1" w:uiPriority="49"/>
+    <w:lsdException w:name="Grid Table 5 Dark Accent 1" w:uiPriority="50"/>
+    <w:lsdException w:name="Grid Table 6 Colorful Accent 1" w:uiPriority="51"/>
+    <w:lsdException w:name="Grid Table 7 Colorful Accent 1" w:uiPriority="52"/>
+    <w:lsdException w:name="Grid Table 1 Light Accent 2" w:uiPriority="46"/>
+    <w:lsdException w:name="Grid Table 2 Accent 2" w:uiPriority="47"/>
+    <w:lsdException w:name="Grid Table 3 Accent 2" w:uiPriority="48"/>
+    <w:lsdException w:name="Grid Table 4 Accent 2" w:uiPriority="49"/>
+    <w:lsdException w:name="Grid Table 5 Dark Accent 2" w:uiPriority="50"/>
+    <w:lsdException w:name="Grid Table 6 Colorful Accent 2" w:uiPriority="51"/>
+    <w:lsdException w:name="Grid Table 7 Colorful Accent 2" w:uiPriority="52"/>
+    <w:lsdException w:name="Grid Table 1 Light Accent 3" w:uiPriority="46"/>
+    <w:lsdException w:name="Grid Table 2 Accent 3" w:uiPriority="47"/>
+    <w:lsdException w:name="Grid Table 3 Accent 3" w:uiPriority="48"/>
+    <w:lsdException w:name="Grid Table 4 Accent 3" w:uiPriority="49"/>
+    <w:lsdException w:name="Grid Table 5 Dark Accent 3" w:uiPriority="50"/>
+    <w:lsdException w:name="Grid Table 6 Colorful Accent 3" w:uiPriority="51"/>
+    <w:lsdException w:name="Grid Table 7 Colorful Accent 3" w:uiPriority="52"/>
+    <w:lsdException w:name="Grid Table 1 Light Accent 4" w:uiPriority="46"/>
+    <w:lsdException w:name="Grid Table 2 Accent 4" w:uiPriority="47"/>
+    <w:lsdException w:name="Grid Table 3 Accent 4" w:uiPriority="48"/>
+    <w:lsdException w:name="Grid Table 4 Accent 4" w:uiPriority="49"/>
+    <w:lsdException w:name="Grid Table 5 Dark Accent 4" w:uiPriority="50"/>
+    <w:lsdException w:name="Grid Table 6 Colorful Accent 4" w:uiPriority="51"/>
+    <w:lsdException w:name="Grid Table 7 Colorful Accent 4" w:uiPriority="52"/>
+    <w:lsdException w:name="Grid Table 1 Light Accent 5" w:uiPriority="46"/>
+    <w:lsdException w:name="Grid Table 2 Accent 5" w:uiPriority="47"/>
+    <w:lsdException w:name="Grid Table 3 Accent 5" w:uiPriority="48"/>
+    <w:lsdException w:name="Grid Table 4 Accent 5" w:uiPriority="49"/>
+    <w:lsdException w:name="Grid Table 5 Dark Accent 5" w:uiPriority="50"/>
+    <w:lsdException w:name="Grid Table 6 Colorful Accent 5" w:uiPriority="51"/>
+    <w:lsdException w:name="Grid Table 7 Colorful Accent 5" w:uiPriority="52"/>
+    <w:lsdException w:name="Grid Table 1 Light Accent 6" w:uiPriority="46"/>
+    <w:lsdException w:name="Grid Table 2 Accent 6" w:uiPriority="47"/>
+    <w:lsdException w:name="Grid Table 3 Accent 6" w:uiPriority="48"/>
+    <w:lsdException w:name="Grid Table 4 Accent 6" w:uiPriority="49"/>
+    <w:lsdException w:name="Grid Table 5 Dark Accent 6" w:uiPriority="50"/>
+    <w:lsdException w:name="Grid Table 6 Colorful Accent 6" w:uiPriority="51"/>
+    <w:lsdException w:name="Grid Table 7 Colorful Accent 6" w:uiPriority="52"/>
+    <w:lsdException w:name="List Table 1 Light" w:uiPriority="46"/>
+    <w:lsdException w:name="List Table 2" w:uiPriority="47"/>
+    <w:lsdException w:name="List Table 3" w:uiPriority="48"/>
+    <w:lsdException w:name="List Table 4" w:uiPriority="49"/>
+    <w:lsdException w:name="List Table 5 Dark" w:uiPriority="50"/>
+    <w:lsdException w:name="List Table 6 Colorful" w:uiPriority="51"/>
+    <w:lsdException w:name="List Table 7 Colorful" w:uiPriority="52"/>
+    <w:lsdException w:name="List Table 1 Light Accent 1" w:uiPriority="46"/>
+    <w:lsdException w:name="List Table 2 Accent 1" w:uiPriority="47"/>
+    <w:lsdException w:name="List Table 3 Accent 1" w:uiPriority="48"/>
+    <w:lsdException w:name="List Table 4 Accent 1" w:uiPriority="49"/>
+    <w:lsdException w:name="List Table 5 Dark Accent 1" w:uiPriority="50"/>
+    <w:lsdException w:name="List Table 6 Colorful Accent 1" w:uiPriority="51"/>
+    <w:lsdException w:name="List Table 7 Colorful Accent 1" w:uiPriority="52"/>
+    <w:lsdException w:name="List Table 1 Light Accent 2" w:uiPriority="46"/>
+    <w:lsdException w:name="List Table 2 Accent 2" w:uiPriority="47"/>
+    <w:lsdException w:name="List Table 3 Accent 2" w:uiPriority="48"/>
+    <w:lsdException w:name="List Table 4 Accent 2" w:uiPriority="49"/>
+    <w:lsdException w:name="List Table 5 Dark Accent 2" w:uiPriority="50"/>
+    <w:lsdException w:name="List Table 6 Colorful Accent 2" w:uiPriority="51"/>
+    <w:lsdException w:name="List Table 7 Colorful Accent 2" w:uiPriority="52"/>
+    <w:lsdException w:name="List Table 1 Light Accent 3" w:uiPriority="46"/>
+    <w:lsdException w:name="List Table 2 Accent 3" w:uiPriority="47"/>
+    <w:lsdException w:name="List Table 3 Accent 3" w:uiPriority="48"/>
+    <w:lsdException w:name="List Table 4 Accent 3" w:uiPriority="49"/>
+    <w:lsdException w:name="List Table 5 Dark Accent 3" w:uiPriority="50"/>
+    <w:lsdException w:name="List Table 6 Colorful Accent 3" w:uiPriority="51"/>
+    <w:lsdException w:name="List Table 7 Colorful Accent 3" w:uiPriority="52"/>
+    <w:lsdException w:name="List Table 1 Light Accent 4" w:uiPriority="46"/>
+    <w:lsdException w:name="List Table 2 Accent 4" w:uiPriority="47"/>
+    <w:lsdException w:name="List Table 3 Accent 4" w:uiPriority="48"/>
+    <w:lsdException w:name="List Table 4 Accent 4" w:uiPriority="49"/>
+    <w:lsdException w:name="List Table 5 Dark Accent 4" w:uiPriority="50"/>
+    <w:lsdException w:name="List Table 6 Colorful Accent 4" w:uiPriority="51"/>
+    <w:lsdException w:name="List Table 7 Colorful Accent 4" w:uiPriority="52"/>
+    <w:lsdException w:name="List Table 1 Light Accent 5" w:uiPriority="46"/>
+    <w:lsdException w:name="List Table 2 Accent 5" w:uiPriority="47"/>
+    <w:lsdException w:name="List Table 3 Accent 5" w:uiPriority="48"/>
+    <w:lsdException w:name="List Table 4 Accent 5" w:uiPriority="49"/>
+    <w:lsdException w:name="List Table 5 Dark Accent 5" w:uiPriority="50"/>
+    <w:lsdException w:name="List Table 6 Colorful Accent 5" w:uiPriority="51"/>
+    <w:lsdException w:name="List Table 7 Colorful Accent 5" w:uiPriority="52"/>
+    <w:lsdException w:name="List Table 1 Light Accent 6" w:uiPriority="46"/>
+    <w:lsdException w:name="List Table 2 Accent 6" w:uiPriority="47"/>
+    <w:lsdException w:name="List Table 3 Accent 6" w:uiPriority="48"/>
+    <w:lsdException w:name="List Table 4 Accent 6" w:uiPriority="49"/>
+    <w:lsdException w:name="List Table 5 Dark Accent 6" w:uiPriority="50"/>
+    <w:lsdException w:name="List Table 6 Colorful Accent 6" w:uiPriority="51"/>
+    <w:lsdException w:name="List Table 7 Colorful Accent 6" w:uiPriority="52"/>
+    <w:lsdException w:name="Mention" w:semiHidden="1" w:uiPriority="99" w:unhideWhenUsed="1"/>
+    <w:lsdException w:name="Smart Hyperlink" w:semiHidden="1" w:uiPriority="99" w:unhideWhenUsed="1"/>
+    <w:lsdException w:name="Hashtag" w:semiHidden="1" w:uiPriority="99" w:unhideWhenUsed="1"/>
+    <w:lsdException w:name="Unresolved Mention" w:semiHidden="1" w:uiPriority="99" w:unhideWhenUsed="1"/>
+    <w:lsdException w:name="Smart Link" w:semiHidden="1" w:uiPriority="99" w:unhideWhenUsed="1"/>
+  </w:latentStyles>
+  <w:style w:type="paragraph" w:default="1" w:styleId="a">
     <w:name w:val="Normal"/>
     <w:qFormat/>
   </w:style>
-  <w:style w:styleId="BodyText" w:type="paragraph">
-    <w:name w:val="Body Text"/>
-    <w:basedOn w:val="Normal"/>
-    <w:link w:val="BodyTextChar"/>
-    <w:qFormat/>
-    <w:pPr>
-      <w:spacing w:after="180" w:before="180"/>
-    </w:pPr>
-  </w:style>
-  <w:style w:customStyle="1" w:styleId="FirstParagraph" w:type="paragraph">
-    <w:name w:val="First Paragraph"/>
-    <w:basedOn w:val="BodyText"/>
-    <w:next w:val="BodyText"/>
-    <w:qFormat/>
-  </w:style>
-  <w:style w:customStyle="1" w:styleId="Compact" w:type="paragraph">
-    <w:name w:val="Compact"/>
-    <w:basedOn w:val="BodyText"/>
-    <w:qFormat/>
-    <w:pPr>
-      <w:spacing w:after="36" w:before="36"/>
-    </w:pPr>
-  </w:style>
-  <w:style w:styleId="Title" w:type="paragraph">
-    <w:name w:val="Title"/>
-    <w:basedOn w:val="Normal"/>
-    <w:next w:val="BodyText"/>
-    <w:link w:val="TitleChar"/>
-    <w:uiPriority w:val="10"/>
-    <w:qFormat/>
-    <w:rsid w:val="00A10FD9"/>
-    <w:pPr>
-      <w:spacing w:after="80" w:line="240" w:lineRule="auto"/>
-      <w:contextualSpacing/>
-      <w:jc w:val="center"/>
-    </w:pPr>
-    <w:rPr>
-      <w:rFonts w:asciiTheme="majorHAnsi" w:cstheme="majorBidi" w:eastAsiaTheme="majorEastAsia" w:hAnsiTheme="majorHAnsi"/>
-      <w:sz w:val="56"/>
-      <w:szCs w:val="56"/>
-    </w:rPr>
-  </w:style>
-  <w:style w:customStyle="1" w:styleId="TitleChar" w:type="character">
-    <w:name w:val="Title Char"/>
-    <w:basedOn w:val="DefaultParagraphFont"/>
-    <w:link w:val="Title"/>
-    <w:uiPriority w:val="10"/>
-    <w:rsid w:val="00A10FD9"/>
-    <w:rPr>
-      <w:rFonts w:asciiTheme="majorHAnsi" w:cstheme="majorBidi" w:eastAsiaTheme="majorEastAsia" w:hAnsiTheme="majorHAnsi"/>
-      <w:sz w:val="56"/>
-      <w:szCs w:val="56"/>
-    </w:rPr>
-  </w:style>
-  <w:style w:styleId="Subtitle" w:type="paragraph">
-    <w:name w:val="Subtitle"/>
-    <w:basedOn w:val="Title"/>
-    <w:next w:val="BodyText"/>
-    <w:link w:val="SubtitleChar"/>
-    <w:uiPriority w:val="11"/>
-    <w:qFormat/>
-    <w:rsid w:val="00A10FD9"/>
-    <w:pPr>
-      <w:numPr>
-        <w:ilvl w:val="1"/>
-      </w:numPr>
-    </w:pPr>
-    <w:rPr>
-      <w:rFonts w:cstheme="majorBidi" w:eastAsiaTheme="majorEastAsia"/>
-      <w:spacing w:val="15"/>
-      <w:sz w:val="28"/>
-      <w:szCs w:val="28"/>
-    </w:rPr>
-  </w:style>
-  <w:style w:customStyle="1" w:styleId="SubtitleChar" w:type="character">
-    <w:name w:val="Subtitle Char"/>
-    <w:basedOn w:val="DefaultParagraphFont"/>
-    <w:link w:val="Subtitle"/>
-    <w:uiPriority w:val="11"/>
-    <w:rsid w:val="00A10FD9"/>
-    <w:rPr>
-      <w:rFonts w:cstheme="majorBidi" w:eastAsiaTheme="majorEastAsia"/>
-      <w:color w:themeColor="text1" w:themeTint="A6" w:val="595959"/>
-      <w:spacing w:val="15"/>
-      <w:sz w:val="28"/>
-      <w:szCs w:val="28"/>
-    </w:rPr>
-  </w:style>
-  <w:style w:customStyle="1" w:styleId="Author" w:type="paragraph">
-    <w:name w:val="Author"/>
-    <w:basedOn w:val="Title"/>
-    <w:next w:val="BodyText"/>
-    <w:qFormat/>
-    <w:pPr>
-      <w:keepNext/>
-      <w:keepLines/>
-    </w:pPr>
-    <w:rPr>
-      <w:sz w:val="24"/>
-      <w:szCs w:val="24"/>
-    </w:rPr>
-  </w:style>
-  <w:style w:styleId="Date" w:type="paragraph">
-    <w:name w:val="Date"/>
-    <w:basedOn w:val="Title"/>
-    <w:next w:val="BodyText"/>
-    <w:qFormat/>
-    <w:pPr>
-      <w:keepNext/>
-      <w:keepLines/>
-    </w:pPr>
-    <w:rPr>
-      <w:sz w:val="24"/>
-      <w:szCs w:val="24"/>
-    </w:rPr>
-  </w:style>
-  <w:style w:customStyle="1" w:styleId="AbstractTitle" w:type="paragraph">
-    <w:name w:val="Abstract Title"/>
-    <w:basedOn w:val="Normal"/>
-    <w:next w:val="Abstract"/>
-    <w:qFormat/>
-    <w:pPr>
-      <w:keepNext/>
-      <w:keepLines/>
-      <w:spacing w:after="0" w:before="300"/>
-      <w:jc w:val="center"/>
-    </w:pPr>
-    <w:rPr>
-      <w:b/>
-      <w:sz w:val="20"/>
-      <w:szCs w:val="20"/>
-    </w:rPr>
-  </w:style>
-  <w:style w:customStyle="1" w:styleId="Abstract" w:type="paragraph">
-    <w:name w:val="Abstract"/>
-    <w:basedOn w:val="Normal"/>
-    <w:next w:val="BodyText"/>
-    <w:qFormat/>
-    <w:pPr>
-      <w:keepNext/>
-      <w:keepLines/>
-      <w:spacing w:after="300" w:before="100"/>
-    </w:pPr>
-    <w:rPr>
-      <w:sz w:val="20"/>
-      <w:szCs w:val="20"/>
-    </w:rPr>
-  </w:style>
-  <w:style w:styleId="Bibliography" w:type="paragraph">
-    <w:name w:val="Bibliography"/>
-    <w:basedOn w:val="Normal"/>
-    <w:next w:val="Bibliography"/>
-    <w:qFormat/>
-    <w:pPr/>
-    <w:rPr/>
-  </w:style>
-  <w:style w:styleId="Heading1" w:type="paragraph">
+  <w:style w:type="paragraph" w:styleId="1">
     <w:name w:val="heading 1"/>
-    <w:basedOn w:val="Normal"/>
-    <w:next w:val="BodyText"/>
-    <w:link w:val="Heading1Char"/>
+    <w:basedOn w:val="a"/>
+    <w:next w:val="a0"/>
+    <w:link w:val="1Char"/>
     <w:uiPriority w:val="9"/>
     <w:qFormat/>
     <w:rsid w:val="00A10FD9"/>
     <w:pPr>
       <w:keepNext/>
       <w:keepLines/>
-      <w:spacing w:after="80" w:before="360"/>
+      <w:spacing w:before="360" w:after="80"/>
       <w:outlineLvl w:val="0"/>
     </w:pPr>
     <w:rPr>
-      <w:rFonts w:asciiTheme="majorHAnsi" w:cstheme="majorBidi" w:eastAsiaTheme="majorEastAsia" w:hAnsiTheme="majorHAnsi"/>
-      <w:color w:themeColor="accent1" w:themeShade="BF" w:val="0F4761"/>
+      <w:rFonts w:asciiTheme="majorHAnsi" w:eastAsiaTheme="majorEastAsia" w:hAnsiTheme="majorHAnsi" w:cstheme="majorBidi"/>
+      <w:color w:val="0F4761" w:themeColor="accent1" w:themeShade="BF"/>
       <w:sz w:val="40"/>
       <w:szCs w:val="40"/>
     </w:rPr>
   </w:style>
-  <w:style w:styleId="Heading2" w:type="paragraph">
+  <w:style w:type="paragraph" w:styleId="2">
     <w:name w:val="heading 2"/>
-    <w:basedOn w:val="Normal"/>
-    <w:next w:val="BodyText"/>
-    <w:link w:val="Heading2Char"/>
+    <w:basedOn w:val="a"/>
+    <w:next w:val="a0"/>
+    <w:link w:val="2Char"/>
     <w:uiPriority w:val="9"/>
     <w:semiHidden/>
     <w:unhideWhenUsed/>
@@ -1672,21 +3609,21 @@
     <w:pPr>
       <w:keepNext/>
       <w:keepLines/>
-      <w:spacing w:after="80" w:before="160"/>
+      <w:spacing w:before="160" w:after="80"/>
       <w:outlineLvl w:val="1"/>
     </w:pPr>
     <w:rPr>
-      <w:rFonts w:asciiTheme="majorHAnsi" w:cstheme="majorBidi" w:eastAsiaTheme="majorEastAsia" w:hAnsiTheme="majorHAnsi"/>
-      <w:color w:themeColor="accent1" w:themeShade="BF" w:val="0F4761"/>
+      <w:rFonts w:asciiTheme="majorHAnsi" w:eastAsiaTheme="majorEastAsia" w:hAnsiTheme="majorHAnsi" w:cstheme="majorBidi"/>
+      <w:color w:val="0F4761" w:themeColor="accent1" w:themeShade="BF"/>
       <w:sz w:val="32"/>
       <w:szCs w:val="32"/>
     </w:rPr>
   </w:style>
-  <w:style w:styleId="Heading3" w:type="paragraph">
+  <w:style w:type="paragraph" w:styleId="3">
     <w:name w:val="heading 3"/>
-    <w:basedOn w:val="Normal"/>
-    <w:next w:val="BodyText"/>
-    <w:link w:val="Heading3Char"/>
+    <w:basedOn w:val="a"/>
+    <w:next w:val="a0"/>
+    <w:link w:val="3Char"/>
     <w:uiPriority w:val="9"/>
     <w:semiHidden/>
     <w:unhideWhenUsed/>
@@ -1695,21 +3632,21 @@
     <w:pPr>
       <w:keepNext/>
       <w:keepLines/>
-      <w:spacing w:after="80" w:before="160"/>
+      <w:spacing w:before="160" w:after="80"/>
       <w:outlineLvl w:val="2"/>
     </w:pPr>
     <w:rPr>
-      <w:rFonts w:cstheme="majorBidi" w:eastAsiaTheme="majorEastAsia"/>
-      <w:color w:themeColor="accent1" w:themeShade="BF" w:val="0F4761"/>
+      <w:rFonts w:eastAsiaTheme="majorEastAsia" w:cstheme="majorBidi"/>
+      <w:color w:val="0F4761" w:themeColor="accent1" w:themeShade="BF"/>
       <w:sz w:val="28"/>
       <w:szCs w:val="28"/>
     </w:rPr>
   </w:style>
-  <w:style w:styleId="Heading4" w:type="paragraph">
+  <w:style w:type="paragraph" w:styleId="4">
     <w:name w:val="heading 4"/>
-    <w:basedOn w:val="Normal"/>
-    <w:next w:val="BodyText"/>
-    <w:link w:val="Heading4Char"/>
+    <w:basedOn w:val="a"/>
+    <w:next w:val="a0"/>
+    <w:link w:val="4Char"/>
     <w:uiPriority w:val="9"/>
     <w:semiHidden/>
     <w:unhideWhenUsed/>
@@ -1718,21 +3655,21 @@
     <w:pPr>
       <w:keepNext/>
       <w:keepLines/>
-      <w:spacing w:after="40" w:before="80"/>
+      <w:spacing w:before="80" w:after="40"/>
       <w:outlineLvl w:val="3"/>
     </w:pPr>
     <w:rPr>
-      <w:rFonts w:cstheme="majorBidi" w:eastAsiaTheme="majorEastAsia"/>
+      <w:rFonts w:eastAsiaTheme="majorEastAsia" w:cstheme="majorBidi"/>
       <w:i/>
       <w:iCs/>
-      <w:color w:themeColor="accent1" w:themeShade="BF" w:val="0F4761"/>
-    </w:rPr>
-  </w:style>
-  <w:style w:styleId="Heading5" w:type="paragraph">
+      <w:color w:val="0F4761" w:themeColor="accent1" w:themeShade="BF"/>
+    </w:rPr>
+  </w:style>
+  <w:style w:type="paragraph" w:styleId="5">
     <w:name w:val="heading 5"/>
-    <w:basedOn w:val="Normal"/>
-    <w:next w:val="BodyText"/>
-    <w:link w:val="Heading5Char"/>
+    <w:basedOn w:val="a"/>
+    <w:next w:val="a0"/>
+    <w:link w:val="5Char"/>
     <w:uiPriority w:val="9"/>
     <w:semiHidden/>
     <w:unhideWhenUsed/>
@@ -1741,19 +3678,19 @@
     <w:pPr>
       <w:keepNext/>
       <w:keepLines/>
-      <w:spacing w:after="40" w:before="80"/>
+      <w:spacing w:before="80" w:after="40"/>
       <w:outlineLvl w:val="4"/>
     </w:pPr>
     <w:rPr>
-      <w:rFonts w:cstheme="majorBidi" w:eastAsiaTheme="majorEastAsia"/>
-      <w:color w:themeColor="accent1" w:themeShade="BF" w:val="0F4761"/>
-    </w:rPr>
-  </w:style>
-  <w:style w:styleId="Heading6" w:type="paragraph">
+      <w:rFonts w:eastAsiaTheme="majorEastAsia" w:cstheme="majorBidi"/>
+      <w:color w:val="0F4761" w:themeColor="accent1" w:themeShade="BF"/>
+    </w:rPr>
+  </w:style>
+  <w:style w:type="paragraph" w:styleId="6">
     <w:name w:val="heading 6"/>
-    <w:basedOn w:val="Normal"/>
-    <w:next w:val="BodyText"/>
-    <w:link w:val="Heading6Char"/>
+    <w:basedOn w:val="a"/>
+    <w:next w:val="a0"/>
+    <w:link w:val="6Char"/>
     <w:uiPriority w:val="9"/>
     <w:semiHidden/>
     <w:unhideWhenUsed/>
@@ -1762,21 +3699,21 @@
     <w:pPr>
       <w:keepNext/>
       <w:keepLines/>
-      <w:spacing w:after="0" w:before="40"/>
+      <w:spacing w:before="40" w:after="0"/>
       <w:outlineLvl w:val="5"/>
     </w:pPr>
     <w:rPr>
-      <w:rFonts w:cstheme="majorBidi" w:eastAsiaTheme="majorEastAsia"/>
+      <w:rFonts w:eastAsiaTheme="majorEastAsia" w:cstheme="majorBidi"/>
       <w:i/>
       <w:iCs/>
-      <w:color w:themeColor="text1" w:themeTint="A6" w:val="595959"/>
-    </w:rPr>
-  </w:style>
-  <w:style w:styleId="Heading7" w:type="paragraph">
+      <w:color w:val="595959" w:themeColor="text1" w:themeTint="A6"/>
+    </w:rPr>
+  </w:style>
+  <w:style w:type="paragraph" w:styleId="7">
     <w:name w:val="heading 7"/>
-    <w:basedOn w:val="Normal"/>
-    <w:next w:val="BodyText"/>
-    <w:link w:val="Heading7Char"/>
+    <w:basedOn w:val="a"/>
+    <w:next w:val="a0"/>
+    <w:link w:val="7Char"/>
     <w:uiPriority w:val="9"/>
     <w:semiHidden/>
     <w:unhideWhenUsed/>
@@ -1785,19 +3722,19 @@
     <w:pPr>
       <w:keepNext/>
       <w:keepLines/>
-      <w:spacing w:after="0" w:before="40"/>
+      <w:spacing w:before="40" w:after="0"/>
       <w:outlineLvl w:val="6"/>
     </w:pPr>
     <w:rPr>
-      <w:rFonts w:cstheme="majorBidi" w:eastAsiaTheme="majorEastAsia"/>
-      <w:color w:themeColor="text1" w:themeTint="A6" w:val="595959"/>
-    </w:rPr>
-  </w:style>
-  <w:style w:styleId="Heading8" w:type="paragraph">
+      <w:rFonts w:eastAsiaTheme="majorEastAsia" w:cstheme="majorBidi"/>
+      <w:color w:val="595959" w:themeColor="text1" w:themeTint="A6"/>
+    </w:rPr>
+  </w:style>
+  <w:style w:type="paragraph" w:styleId="8">
     <w:name w:val="heading 8"/>
-    <w:basedOn w:val="Normal"/>
-    <w:next w:val="BodyText"/>
-    <w:link w:val="Heading8Char"/>
+    <w:basedOn w:val="a"/>
+    <w:next w:val="a0"/>
+    <w:link w:val="8Char"/>
     <w:uiPriority w:val="9"/>
     <w:semiHidden/>
     <w:unhideWhenUsed/>
@@ -1810,17 +3747,17 @@
       <w:outlineLvl w:val="7"/>
     </w:pPr>
     <w:rPr>
-      <w:rFonts w:cstheme="majorBidi" w:eastAsiaTheme="majorEastAsia"/>
+      <w:rFonts w:eastAsiaTheme="majorEastAsia" w:cstheme="majorBidi"/>
       <w:i/>
       <w:iCs/>
-      <w:color w:themeColor="text1" w:themeTint="D8" w:val="272727"/>
-    </w:rPr>
-  </w:style>
-  <w:style w:styleId="Heading9" w:type="paragraph">
+      <w:color w:val="272727" w:themeColor="text1" w:themeTint="D8"/>
+    </w:rPr>
+  </w:style>
+  <w:style w:type="paragraph" w:styleId="9">
     <w:name w:val="heading 9"/>
-    <w:basedOn w:val="Normal"/>
-    <w:next w:val="BodyText"/>
-    <w:link w:val="Heading9Char"/>
+    <w:basedOn w:val="a"/>
+    <w:next w:val="a0"/>
+    <w:link w:val="9Char"/>
     <w:uiPriority w:val="9"/>
     <w:semiHidden/>
     <w:unhideWhenUsed/>
@@ -1833,193 +3770,365 @@
       <w:outlineLvl w:val="8"/>
     </w:pPr>
     <w:rPr>
-      <w:rFonts w:cstheme="majorBidi" w:eastAsiaTheme="majorEastAsia"/>
-      <w:color w:themeColor="text1" w:themeTint="D8" w:val="272727"/>
-    </w:rPr>
-  </w:style>
-  <w:style w:customStyle="1" w:styleId="Heading1Char" w:type="character">
-    <w:name w:val="Heading 1 Char"/>
-    <w:basedOn w:val="DefaultParagraphFont"/>
-    <w:link w:val="Heading1"/>
+      <w:rFonts w:eastAsiaTheme="majorEastAsia" w:cstheme="majorBidi"/>
+      <w:color w:val="272727" w:themeColor="text1" w:themeTint="D8"/>
+    </w:rPr>
+  </w:style>
+  <w:style w:type="character" w:default="1" w:styleId="a1">
+    <w:name w:val="Default Paragraph Font"/>
+    <w:uiPriority w:val="1"/>
+    <w:semiHidden/>
+    <w:unhideWhenUsed/>
+  </w:style>
+  <w:style w:type="table" w:default="1" w:styleId="a2">
+    <w:name w:val="Normal Table"/>
+    <w:uiPriority w:val="99"/>
+    <w:semiHidden/>
+    <w:unhideWhenUsed/>
+    <w:tblPr>
+      <w:tblInd w:w="0" w:type="dxa"/>
+      <w:tblCellMar>
+        <w:top w:w="0" w:type="dxa"/>
+        <w:left w:w="108" w:type="dxa"/>
+        <w:bottom w:w="0" w:type="dxa"/>
+        <w:right w:w="108" w:type="dxa"/>
+      </w:tblCellMar>
+    </w:tblPr>
+  </w:style>
+  <w:style w:type="numbering" w:default="1" w:styleId="a3">
+    <w:name w:val="No List"/>
+    <w:uiPriority w:val="99"/>
+    <w:semiHidden/>
+    <w:unhideWhenUsed/>
+  </w:style>
+  <w:style w:type="paragraph" w:styleId="a0">
+    <w:name w:val="Body Text"/>
+    <w:basedOn w:val="a"/>
+    <w:qFormat/>
+    <w:pPr>
+      <w:spacing w:before="180" w:after="180"/>
+    </w:pPr>
+  </w:style>
+  <w:style w:type="paragraph" w:customStyle="1" w:styleId="FirstParagraph">
+    <w:name w:val="First Paragraph"/>
+    <w:basedOn w:val="a0"/>
+    <w:next w:val="a0"/>
+    <w:qFormat/>
+  </w:style>
+  <w:style w:type="paragraph" w:customStyle="1" w:styleId="Compact">
+    <w:name w:val="Compact"/>
+    <w:basedOn w:val="a0"/>
+    <w:qFormat/>
+    <w:pPr>
+      <w:spacing w:before="36" w:after="36"/>
+    </w:pPr>
+  </w:style>
+  <w:style w:type="paragraph" w:styleId="a4">
+    <w:name w:val="Title"/>
+    <w:basedOn w:val="a"/>
+    <w:next w:val="a0"/>
+    <w:link w:val="Char"/>
+    <w:uiPriority w:val="10"/>
+    <w:qFormat/>
+    <w:rsid w:val="00A10FD9"/>
+    <w:pPr>
+      <w:spacing w:after="80"/>
+      <w:contextualSpacing/>
+      <w:jc w:val="center"/>
+    </w:pPr>
+    <w:rPr>
+      <w:rFonts w:asciiTheme="majorHAnsi" w:eastAsiaTheme="majorEastAsia" w:hAnsiTheme="majorHAnsi" w:cstheme="majorBidi"/>
+      <w:sz w:val="56"/>
+      <w:szCs w:val="56"/>
+    </w:rPr>
+  </w:style>
+  <w:style w:type="character" w:customStyle="1" w:styleId="Char">
+    <w:name w:val="제목 Char"/>
+    <w:basedOn w:val="a1"/>
+    <w:link w:val="a4"/>
+    <w:uiPriority w:val="10"/>
+    <w:rsid w:val="00A10FD9"/>
+    <w:rPr>
+      <w:rFonts w:asciiTheme="majorHAnsi" w:eastAsiaTheme="majorEastAsia" w:hAnsiTheme="majorHAnsi" w:cstheme="majorBidi"/>
+      <w:sz w:val="56"/>
+      <w:szCs w:val="56"/>
+    </w:rPr>
+  </w:style>
+  <w:style w:type="paragraph" w:styleId="a5">
+    <w:name w:val="Subtitle"/>
+    <w:basedOn w:val="a4"/>
+    <w:next w:val="a0"/>
+    <w:link w:val="Char0"/>
+    <w:uiPriority w:val="11"/>
+    <w:qFormat/>
+    <w:rsid w:val="00A10FD9"/>
+    <w:pPr>
+      <w:numPr>
+        <w:ilvl w:val="1"/>
+      </w:numPr>
+    </w:pPr>
+    <w:rPr>
+      <w:spacing w:val="15"/>
+      <w:sz w:val="28"/>
+      <w:szCs w:val="28"/>
+    </w:rPr>
+  </w:style>
+  <w:style w:type="character" w:customStyle="1" w:styleId="Char0">
+    <w:name w:val="부제 Char"/>
+    <w:basedOn w:val="a1"/>
+    <w:link w:val="a5"/>
+    <w:uiPriority w:val="11"/>
+    <w:rsid w:val="00A10FD9"/>
+    <w:rPr>
+      <w:rFonts w:eastAsiaTheme="majorEastAsia" w:cstheme="majorBidi"/>
+      <w:color w:val="595959" w:themeColor="text1" w:themeTint="A6"/>
+      <w:spacing w:val="15"/>
+      <w:sz w:val="28"/>
+      <w:szCs w:val="28"/>
+    </w:rPr>
+  </w:style>
+  <w:style w:type="paragraph" w:customStyle="1" w:styleId="Author">
+    <w:name w:val="Author"/>
+    <w:basedOn w:val="a4"/>
+    <w:next w:val="a0"/>
+    <w:qFormat/>
+    <w:pPr>
+      <w:keepNext/>
+      <w:keepLines/>
+    </w:pPr>
+    <w:rPr>
+      <w:sz w:val="24"/>
+      <w:szCs w:val="24"/>
+    </w:rPr>
+  </w:style>
+  <w:style w:type="paragraph" w:styleId="a6">
+    <w:name w:val="Date"/>
+    <w:basedOn w:val="a4"/>
+    <w:next w:val="a0"/>
+    <w:qFormat/>
+    <w:pPr>
+      <w:keepNext/>
+      <w:keepLines/>
+    </w:pPr>
+    <w:rPr>
+      <w:sz w:val="24"/>
+      <w:szCs w:val="24"/>
+    </w:rPr>
+  </w:style>
+  <w:style w:type="paragraph" w:customStyle="1" w:styleId="AbstractTitle">
+    <w:name w:val="Abstract Title"/>
+    <w:basedOn w:val="a"/>
+    <w:next w:val="Abstract"/>
+    <w:qFormat/>
+    <w:pPr>
+      <w:keepNext/>
+      <w:keepLines/>
+      <w:spacing w:before="300" w:after="0"/>
+      <w:jc w:val="center"/>
+    </w:pPr>
+    <w:rPr>
+      <w:b/>
+      <w:sz w:val="20"/>
+      <w:szCs w:val="20"/>
+    </w:rPr>
+  </w:style>
+  <w:style w:type="paragraph" w:customStyle="1" w:styleId="Abstract">
+    <w:name w:val="Abstract"/>
+    <w:basedOn w:val="a"/>
+    <w:next w:val="a0"/>
+    <w:qFormat/>
+    <w:pPr>
+      <w:keepNext/>
+      <w:keepLines/>
+      <w:spacing w:before="100" w:after="300"/>
+    </w:pPr>
+    <w:rPr>
+      <w:sz w:val="20"/>
+      <w:szCs w:val="20"/>
+    </w:rPr>
+  </w:style>
+  <w:style w:type="paragraph" w:styleId="a7">
+    <w:name w:val="Bibliography"/>
+    <w:basedOn w:val="a"/>
+    <w:qFormat/>
+  </w:style>
+  <w:style w:type="character" w:customStyle="1" w:styleId="1Char">
+    <w:name w:val="제목 1 Char"/>
+    <w:basedOn w:val="a1"/>
+    <w:link w:val="1"/>
     <w:uiPriority w:val="9"/>
     <w:rsid w:val="00A10FD9"/>
     <w:rPr>
-      <w:rFonts w:asciiTheme="majorHAnsi" w:cstheme="majorBidi" w:eastAsiaTheme="majorEastAsia" w:hAnsiTheme="majorHAnsi"/>
-      <w:color w:themeColor="accent1" w:themeShade="BF" w:val="0F4761"/>
+      <w:rFonts w:asciiTheme="majorHAnsi" w:eastAsiaTheme="majorEastAsia" w:hAnsiTheme="majorHAnsi" w:cstheme="majorBidi"/>
+      <w:color w:val="0F4761" w:themeColor="accent1" w:themeShade="BF"/>
       <w:sz w:val="40"/>
       <w:szCs w:val="40"/>
     </w:rPr>
   </w:style>
-  <w:style w:customStyle="1" w:styleId="Heading2Char" w:type="character">
-    <w:name w:val="Heading 2 Char"/>
-    <w:basedOn w:val="DefaultParagraphFont"/>
-    <w:link w:val="Heading2"/>
+  <w:style w:type="character" w:customStyle="1" w:styleId="2Char">
+    <w:name w:val="제목 2 Char"/>
+    <w:basedOn w:val="a1"/>
+    <w:link w:val="2"/>
     <w:uiPriority w:val="9"/>
     <w:semiHidden/>
     <w:rsid w:val="00A10FD9"/>
     <w:rPr>
-      <w:rFonts w:asciiTheme="majorHAnsi" w:cstheme="majorBidi" w:eastAsiaTheme="majorEastAsia" w:hAnsiTheme="majorHAnsi"/>
-      <w:color w:themeColor="accent1" w:themeShade="BF" w:val="0F4761"/>
+      <w:rFonts w:asciiTheme="majorHAnsi" w:eastAsiaTheme="majorEastAsia" w:hAnsiTheme="majorHAnsi" w:cstheme="majorBidi"/>
+      <w:color w:val="0F4761" w:themeColor="accent1" w:themeShade="BF"/>
       <w:sz w:val="32"/>
       <w:szCs w:val="32"/>
     </w:rPr>
   </w:style>
-  <w:style w:customStyle="1" w:styleId="Heading3Char" w:type="character">
-    <w:name w:val="Heading 3 Char"/>
-    <w:basedOn w:val="DefaultParagraphFont"/>
-    <w:link w:val="Heading3"/>
+  <w:style w:type="character" w:customStyle="1" w:styleId="3Char">
+    <w:name w:val="제목 3 Char"/>
+    <w:basedOn w:val="a1"/>
+    <w:link w:val="3"/>
     <w:uiPriority w:val="9"/>
     <w:semiHidden/>
     <w:rsid w:val="00A10FD9"/>
     <w:rPr>
-      <w:rFonts w:cstheme="majorBidi" w:eastAsiaTheme="majorEastAsia"/>
-      <w:color w:themeColor="accent1" w:themeShade="BF" w:val="0F4761"/>
+      <w:rFonts w:eastAsiaTheme="majorEastAsia" w:cstheme="majorBidi"/>
+      <w:color w:val="0F4761" w:themeColor="accent1" w:themeShade="BF"/>
       <w:sz w:val="28"/>
       <w:szCs w:val="28"/>
     </w:rPr>
   </w:style>
-  <w:style w:customStyle="1" w:styleId="Heading4Char" w:type="character">
-    <w:name w:val="Heading 4 Char"/>
-    <w:basedOn w:val="DefaultParagraphFont"/>
-    <w:link w:val="Heading4"/>
+  <w:style w:type="character" w:customStyle="1" w:styleId="4Char">
+    <w:name w:val="제목 4 Char"/>
+    <w:basedOn w:val="a1"/>
+    <w:link w:val="4"/>
     <w:uiPriority w:val="9"/>
     <w:semiHidden/>
     <w:rsid w:val="00A10FD9"/>
     <w:rPr>
-      <w:rFonts w:cstheme="majorBidi" w:eastAsiaTheme="majorEastAsia"/>
+      <w:rFonts w:eastAsiaTheme="majorEastAsia" w:cstheme="majorBidi"/>
       <w:i/>
       <w:iCs/>
-      <w:color w:themeColor="accent1" w:themeShade="BF" w:val="0F4761"/>
-    </w:rPr>
-  </w:style>
-  <w:style w:customStyle="1" w:styleId="Heading5Char" w:type="character">
-    <w:name w:val="Heading 5 Char"/>
-    <w:basedOn w:val="DefaultParagraphFont"/>
-    <w:link w:val="Heading5"/>
+      <w:color w:val="0F4761" w:themeColor="accent1" w:themeShade="BF"/>
+    </w:rPr>
+  </w:style>
+  <w:style w:type="character" w:customStyle="1" w:styleId="5Char">
+    <w:name w:val="제목 5 Char"/>
+    <w:basedOn w:val="a1"/>
+    <w:link w:val="5"/>
     <w:uiPriority w:val="9"/>
     <w:semiHidden/>
     <w:rsid w:val="00A10FD9"/>
     <w:rPr>
-      <w:rFonts w:cstheme="majorBidi" w:eastAsiaTheme="majorEastAsia"/>
-      <w:color w:themeColor="accent1" w:themeShade="BF" w:val="0F4761"/>
-    </w:rPr>
-  </w:style>
-  <w:style w:customStyle="1" w:styleId="Heading6Char" w:type="character">
-    <w:name w:val="Heading 6 Char"/>
-    <w:basedOn w:val="DefaultParagraphFont"/>
-    <w:link w:val="Heading6"/>
+      <w:rFonts w:eastAsiaTheme="majorEastAsia" w:cstheme="majorBidi"/>
+      <w:color w:val="0F4761" w:themeColor="accent1" w:themeShade="BF"/>
+    </w:rPr>
+  </w:style>
+  <w:style w:type="character" w:customStyle="1" w:styleId="6Char">
+    <w:name w:val="제목 6 Char"/>
+    <w:basedOn w:val="a1"/>
+    <w:link w:val="6"/>
     <w:uiPriority w:val="9"/>
     <w:semiHidden/>
     <w:rsid w:val="00A10FD9"/>
     <w:rPr>
-      <w:rFonts w:cstheme="majorBidi" w:eastAsiaTheme="majorEastAsia"/>
+      <w:rFonts w:eastAsiaTheme="majorEastAsia" w:cstheme="majorBidi"/>
       <w:i/>
       <w:iCs/>
-      <w:color w:themeColor="text1" w:themeTint="A6" w:val="595959"/>
-    </w:rPr>
-  </w:style>
-  <w:style w:customStyle="1" w:styleId="Heading7Char" w:type="character">
-    <w:name w:val="Heading 7 Char"/>
-    <w:basedOn w:val="DefaultParagraphFont"/>
-    <w:link w:val="Heading7"/>
+      <w:color w:val="595959" w:themeColor="text1" w:themeTint="A6"/>
+    </w:rPr>
+  </w:style>
+  <w:style w:type="character" w:customStyle="1" w:styleId="7Char">
+    <w:name w:val="제목 7 Char"/>
+    <w:basedOn w:val="a1"/>
+    <w:link w:val="7"/>
     <w:uiPriority w:val="9"/>
     <w:semiHidden/>
     <w:rsid w:val="00A10FD9"/>
     <w:rPr>
-      <w:rFonts w:cstheme="majorBidi" w:eastAsiaTheme="majorEastAsia"/>
-      <w:color w:themeColor="text1" w:themeTint="A6" w:val="595959"/>
-    </w:rPr>
-  </w:style>
-  <w:style w:customStyle="1" w:styleId="Heading8Char" w:type="character">
-    <w:name w:val="Heading 8 Char"/>
-    <w:basedOn w:val="DefaultParagraphFont"/>
-    <w:link w:val="Heading8"/>
+      <w:rFonts w:eastAsiaTheme="majorEastAsia" w:cstheme="majorBidi"/>
+      <w:color w:val="595959" w:themeColor="text1" w:themeTint="A6"/>
+    </w:rPr>
+  </w:style>
+  <w:style w:type="character" w:customStyle="1" w:styleId="8Char">
+    <w:name w:val="제목 8 Char"/>
+    <w:basedOn w:val="a1"/>
+    <w:link w:val="8"/>
     <w:uiPriority w:val="9"/>
     <w:semiHidden/>
     <w:rsid w:val="00A10FD9"/>
     <w:rPr>
-      <w:rFonts w:cstheme="majorBidi" w:eastAsiaTheme="majorEastAsia"/>
+      <w:rFonts w:eastAsiaTheme="majorEastAsia" w:cstheme="majorBidi"/>
       <w:i/>
       <w:iCs/>
-      <w:color w:themeColor="text1" w:themeTint="D8" w:val="272727"/>
-    </w:rPr>
-  </w:style>
-  <w:style w:customStyle="1" w:styleId="Heading9Char" w:type="character">
-    <w:name w:val="Heading 9 Char"/>
-    <w:basedOn w:val="DefaultParagraphFont"/>
-    <w:link w:val="Heading9"/>
+      <w:color w:val="272727" w:themeColor="text1" w:themeTint="D8"/>
+    </w:rPr>
+  </w:style>
+  <w:style w:type="character" w:customStyle="1" w:styleId="9Char">
+    <w:name w:val="제목 9 Char"/>
+    <w:basedOn w:val="a1"/>
+    <w:link w:val="9"/>
     <w:uiPriority w:val="9"/>
     <w:semiHidden/>
     <w:rsid w:val="00A10FD9"/>
     <w:rPr>
-      <w:rFonts w:cstheme="majorBidi" w:eastAsiaTheme="majorEastAsia"/>
-      <w:color w:themeColor="text1" w:themeTint="D8" w:val="272727"/>
-    </w:rPr>
-  </w:style>
-  <w:style w:styleId="BlockText" w:type="paragraph">
+      <w:rFonts w:eastAsiaTheme="majorEastAsia" w:cstheme="majorBidi"/>
+      <w:color w:val="272727" w:themeColor="text1" w:themeTint="D8"/>
+    </w:rPr>
+  </w:style>
+  <w:style w:type="paragraph" w:styleId="a8">
     <w:name w:val="Block Text"/>
-    <w:basedOn w:val="BodyText"/>
-    <w:next w:val="BodyText"/>
+    <w:basedOn w:val="a0"/>
+    <w:next w:val="a0"/>
     <w:uiPriority w:val="9"/>
     <w:unhideWhenUsed/>
     <w:qFormat/>
     <w:pPr>
-      <w:spacing w:after="100" w:before="100"/>
-      <w:ind w:firstLine="0" w:left="480" w:right="480"/>
+      <w:spacing w:before="100" w:after="100"/>
+      <w:ind w:left="480" w:right="480"/>
     </w:pPr>
   </w:style>
-  <w:style w:styleId="FootnoteText" w:type="paragraph">
-    <w:name w:val="Footnote Text"/>
-    <w:basedOn w:val="Normal"/>
-    <w:next w:val="FootnoteText"/>
+  <w:style w:type="paragraph" w:styleId="a9">
+    <w:name w:val="footnote text"/>
+    <w:basedOn w:val="a"/>
     <w:uiPriority w:val="9"/>
     <w:unhideWhenUsed/>
     <w:qFormat/>
   </w:style>
-  <w:style w:styleId="FootnoteBlockText" w:type="paragraph">
+  <w:style w:type="paragraph" w:customStyle="1" w:styleId="FootnoteBlockText">
     <w:name w:val="Footnote Block Text"/>
-    <w:basedOn w:val="FootnoteText"/>
-    <w:next w:val="FootnoteText"/>
+    <w:basedOn w:val="a9"/>
+    <w:next w:val="a9"/>
     <w:uiPriority w:val="9"/>
     <w:unhideWhenUsed/>
     <w:qFormat/>
     <w:pPr>
-      <w:spacing w:after="100" w:before="100"/>
-      <w:ind w:firstLine="0" w:left="480" w:right="480"/>
+      <w:spacing w:before="100" w:after="100"/>
+      <w:ind w:left="480" w:right="480"/>
     </w:pPr>
   </w:style>
-  <w:style w:default="1" w:styleId="DefaultParagraphFont" w:type="character">
-    <w:name w:val="Default Paragraph Font"/>
-    <w:semiHidden/>
-    <w:unhideWhenUsed/>
-  </w:style>
-  <w:style w:default="1" w:styleId="Table" w:type="table">
+  <w:style w:type="table" w:customStyle="1" w:styleId="Table">
     <w:name w:val="Table"/>
-    <w:basedOn w:val="TableNormal"/>
     <w:semiHidden/>
     <w:unhideWhenUsed/>
     <w:qFormat/>
     <w:tblPr>
-      <w:tblInd w:type="dxa" w:w="0"/>
+      <w:tblInd w:w="0" w:type="dxa"/>
       <w:tblCellMar>
-        <w:top w:type="dxa" w:w="0"/>
-        <w:left w:type="dxa" w:w="108"/>
-        <w:bottom w:type="dxa" w:w="0"/>
-        <w:right w:type="dxa" w:w="108"/>
+        <w:top w:w="0" w:type="dxa"/>
+        <w:left w:w="108" w:type="dxa"/>
+        <w:bottom w:w="0" w:type="dxa"/>
+        <w:right w:w="108" w:type="dxa"/>
       </w:tblCellMar>
     </w:tblPr>
     <w:tblStylePr w:type="firstRow">
+      <w:tblPr/>
       <w:tcPr>
         <w:tcBorders>
-          <w:bottom w:val="single"/>
+          <w:bottom w:val="single" w:sz="0" w:space="0" w:color="auto"/>
         </w:tcBorders>
         <w:vAlign w:val="bottom"/>
       </w:tcPr>
     </w:tblStylePr>
   </w:style>
-  <w:style w:customStyle="1" w:styleId="DefinitionTerm" w:type="paragraph">
+  <w:style w:type="paragraph" w:customStyle="1" w:styleId="DefinitionTerm">
     <w:name w:val="Definition Term"/>
-    <w:basedOn w:val="Normal"/>
+    <w:basedOn w:val="a"/>
     <w:next w:val="Definition"/>
     <w:pPr>
       <w:keepNext/>
@@ -2030,78 +4139,79 @@
       <w:b/>
     </w:rPr>
   </w:style>
-  <w:style w:customStyle="1" w:styleId="Definition" w:type="paragraph">
+  <w:style w:type="paragraph" w:customStyle="1" w:styleId="Definition">
     <w:name w:val="Definition"/>
-    <w:basedOn w:val="Normal"/>
-  </w:style>
-  <w:style w:styleId="Caption" w:type="paragraph">
-    <w:name w:val="Caption"/>
-    <w:basedOn w:val="Normal"/>
-    <w:link w:val="BodyTextChar"/>
+    <w:basedOn w:val="a"/>
+  </w:style>
+  <w:style w:type="paragraph" w:styleId="aa">
+    <w:name w:val="caption"/>
+    <w:basedOn w:val="a"/>
+    <w:link w:val="Char1"/>
     <w:pPr>
-      <w:spacing w:after="120" w:before="0"/>
+      <w:spacing w:after="120"/>
     </w:pPr>
     <w:rPr>
       <w:i/>
     </w:rPr>
   </w:style>
-  <w:style w:customStyle="1" w:styleId="TableCaption" w:type="paragraph">
+  <w:style w:type="paragraph" w:customStyle="1" w:styleId="TableCaption">
     <w:name w:val="Table Caption"/>
-    <w:basedOn w:val="Caption"/>
+    <w:basedOn w:val="aa"/>
     <w:pPr>
       <w:keepNext/>
     </w:pPr>
   </w:style>
-  <w:style w:customStyle="1" w:styleId="ImageCaption" w:type="paragraph">
+  <w:style w:type="paragraph" w:customStyle="1" w:styleId="ImageCaption">
     <w:name w:val="Image Caption"/>
-    <w:basedOn w:val="Caption"/>
-  </w:style>
-  <w:style w:customStyle="1" w:styleId="Figure" w:type="paragraph">
+    <w:basedOn w:val="aa"/>
+  </w:style>
+  <w:style w:type="paragraph" w:customStyle="1" w:styleId="Figure">
     <w:name w:val="Figure"/>
-    <w:basedOn w:val="Normal"/>
-  </w:style>
-  <w:style w:customStyle="1" w:styleId="CaptionedFigure" w:type="paragraph">
+    <w:basedOn w:val="a"/>
+  </w:style>
+  <w:style w:type="paragraph" w:customStyle="1" w:styleId="CaptionedFigure">
     <w:name w:val="Captioned Figure"/>
     <w:basedOn w:val="Figure"/>
     <w:pPr>
       <w:keepNext/>
     </w:pPr>
   </w:style>
-  <w:style w:customStyle="1" w:styleId="BodyTextChar" w:type="character">
-    <w:name w:val="Body Text Char"/>
-    <w:basedOn w:val="DefaultParagraphFont"/>
-    <w:link w:val="BodyText"/>
-  </w:style>
-  <w:style w:customStyle="1" w:styleId="VerbatimChar" w:type="character">
+  <w:style w:type="character" w:customStyle="1" w:styleId="Char1">
+    <w:name w:val="캡션 Char"/>
+    <w:basedOn w:val="a1"/>
+    <w:link w:val="aa"/>
+  </w:style>
+  <w:style w:type="character" w:customStyle="1" w:styleId="VerbatimChar">
     <w:name w:val="Verbatim Char"/>
-    <w:basedOn w:val="BodyTextChar"/>
+    <w:basedOn w:val="Char1"/>
+    <w:link w:val="SourceCode"/>
     <w:rPr>
       <w:rFonts w:ascii="Consolas" w:hAnsi="Consolas"/>
       <w:sz w:val="22"/>
     </w:rPr>
   </w:style>
-  <w:style w:customStyle="1" w:styleId="SectionNumber" w:type="character">
+  <w:style w:type="character" w:customStyle="1" w:styleId="SectionNumber">
     <w:name w:val="Section Number"/>
-    <w:basedOn w:val="BodyTextChar"/>
-  </w:style>
-  <w:style w:styleId="FootnoteReference" w:type="character">
-    <w:name w:val="Footnote Reference"/>
-    <w:basedOn w:val="BodyTextChar"/>
+    <w:basedOn w:val="Char1"/>
+  </w:style>
+  <w:style w:type="character" w:styleId="ab">
+    <w:name w:val="footnote reference"/>
+    <w:basedOn w:val="Char1"/>
     <w:rPr>
       <w:vertAlign w:val="superscript"/>
     </w:rPr>
   </w:style>
-  <w:style w:styleId="Hyperlink" w:type="character">
+  <w:style w:type="character" w:styleId="ac">
     <w:name w:val="Hyperlink"/>
-    <w:basedOn w:val="BodyTextChar"/>
-    <w:rPr>
-      <w:color w:themeColor="accent1" w:val="4F81BD"/>
-    </w:rPr>
-  </w:style>
-  <w:style w:styleId="TOCHeading" w:type="paragraph">
+    <w:basedOn w:val="Char1"/>
+    <w:rPr>
+      <w:color w:val="156082" w:themeColor="accent1"/>
+    </w:rPr>
+  </w:style>
+  <w:style w:type="paragraph" w:styleId="TOC">
     <w:name w:val="TOC Heading"/>
-    <w:basedOn w:val="Heading1"/>
-    <w:next w:val="BodyText"/>
+    <w:basedOn w:val="1"/>
+    <w:next w:val="a0"/>
     <w:uiPriority w:val="39"/>
     <w:unhideWhenUsed/>
     <w:qFormat/>
@@ -2109,246 +4219,343 @@
       <w:spacing w:before="240" w:line="259" w:lineRule="auto"/>
       <w:outlineLvl w:val="9"/>
     </w:pPr>
-    <w:rPr>
-      <w:rFonts w:asciiTheme="majorHAnsi" w:cstheme="majorBidi" w:eastAsiaTheme="majorEastAsia" w:hAnsiTheme="majorHAnsi"/>
-      <w:b w:val="0"/>
-      <w:bCs w:val="0"/>
-      <w:color w:themeColor="accent1" w:themeShade="BF" w:val="365F91"/>
-    </w:rPr>
-  </w:style>
-  <w:style w:customStyle="1" w:styleId="SourceCode" w:type="paragraph">
+  </w:style>
+  <w:style w:type="paragraph" w:customStyle="1" w:styleId="SourceCode">
     <w:name w:val="Source Code"/>
-    <w:basedOn w:val="Normal"/>
+    <w:basedOn w:val="a"/>
     <w:link w:val="VerbatimChar"/>
     <w:pPr>
-      <w:wordWrap w:val="off"/>
+      <w:wordWrap w:val="0"/>
     </w:pPr>
   </w:style>
-  <w:style w:customStyle="1" w:styleId="KeywordTok" w:type="character">
+  <w:style w:type="character" w:customStyle="1" w:styleId="KeywordTok">
     <w:name w:val="KeywordTok"/>
     <w:basedOn w:val="VerbatimChar"/>
     <w:rPr>
+      <w:rFonts w:ascii="Consolas" w:hAnsi="Consolas"/>
       <w:b/>
       <w:color w:val="007020"/>
-    </w:rPr>
-  </w:style>
-  <w:style w:customStyle="1" w:styleId="DataTypeTok" w:type="character">
+      <w:sz w:val="22"/>
+    </w:rPr>
+  </w:style>
+  <w:style w:type="character" w:customStyle="1" w:styleId="DataTypeTok">
     <w:name w:val="DataTypeTok"/>
     <w:basedOn w:val="VerbatimChar"/>
     <w:rPr>
+      <w:rFonts w:ascii="Consolas" w:hAnsi="Consolas"/>
       <w:color w:val="902000"/>
-    </w:rPr>
-  </w:style>
-  <w:style w:customStyle="1" w:styleId="DecValTok" w:type="character">
+      <w:sz w:val="22"/>
+    </w:rPr>
+  </w:style>
+  <w:style w:type="character" w:customStyle="1" w:styleId="DecValTok">
     <w:name w:val="DecValTok"/>
     <w:basedOn w:val="VerbatimChar"/>
     <w:rPr>
-      <w:color w:val="40a070"/>
-    </w:rPr>
-  </w:style>
-  <w:style w:customStyle="1" w:styleId="BaseNTok" w:type="character">
+      <w:rFonts w:ascii="Consolas" w:hAnsi="Consolas"/>
+      <w:color w:val="40A070"/>
+      <w:sz w:val="22"/>
+    </w:rPr>
+  </w:style>
+  <w:style w:type="character" w:customStyle="1" w:styleId="BaseNTok">
     <w:name w:val="BaseNTok"/>
     <w:basedOn w:val="VerbatimChar"/>
     <w:rPr>
-      <w:color w:val="40a070"/>
-    </w:rPr>
-  </w:style>
-  <w:style w:customStyle="1" w:styleId="FloatTok" w:type="character">
+      <w:rFonts w:ascii="Consolas" w:hAnsi="Consolas"/>
+      <w:color w:val="40A070"/>
+      <w:sz w:val="22"/>
+    </w:rPr>
+  </w:style>
+  <w:style w:type="character" w:customStyle="1" w:styleId="FloatTok">
     <w:name w:val="FloatTok"/>
     <w:basedOn w:val="VerbatimChar"/>
     <w:rPr>
-      <w:color w:val="40a070"/>
-    </w:rPr>
-  </w:style>
-  <w:style w:customStyle="1" w:styleId="ConstantTok" w:type="character">
+      <w:rFonts w:ascii="Consolas" w:hAnsi="Consolas"/>
+      <w:color w:val="40A070"/>
+      <w:sz w:val="22"/>
+    </w:rPr>
+  </w:style>
+  <w:style w:type="character" w:customStyle="1" w:styleId="ConstantTok">
     <w:name w:val="ConstantTok"/>
     <w:basedOn w:val="VerbatimChar"/>
     <w:rPr>
+      <w:rFonts w:ascii="Consolas" w:hAnsi="Consolas"/>
       <w:color w:val="880000"/>
-    </w:rPr>
-  </w:style>
-  <w:style w:customStyle="1" w:styleId="CharTok" w:type="character">
+      <w:sz w:val="22"/>
+    </w:rPr>
+  </w:style>
+  <w:style w:type="character" w:customStyle="1" w:styleId="CharTok">
     <w:name w:val="CharTok"/>
     <w:basedOn w:val="VerbatimChar"/>
     <w:rPr>
-      <w:color w:val="4070a0"/>
-    </w:rPr>
-  </w:style>
-  <w:style w:customStyle="1" w:styleId="SpecialCharTok" w:type="character">
+      <w:rFonts w:ascii="Consolas" w:hAnsi="Consolas"/>
+      <w:color w:val="4070A0"/>
+      <w:sz w:val="22"/>
+    </w:rPr>
+  </w:style>
+  <w:style w:type="character" w:customStyle="1" w:styleId="SpecialCharTok">
     <w:name w:val="SpecialCharTok"/>
     <w:basedOn w:val="VerbatimChar"/>
     <w:rPr>
-      <w:color w:val="4070a0"/>
-    </w:rPr>
-  </w:style>
-  <w:style w:customStyle="1" w:styleId="StringTok" w:type="character">
+      <w:rFonts w:ascii="Consolas" w:hAnsi="Consolas"/>
+      <w:color w:val="4070A0"/>
+      <w:sz w:val="22"/>
+    </w:rPr>
+  </w:style>
+  <w:style w:type="character" w:customStyle="1" w:styleId="StringTok">
     <w:name w:val="StringTok"/>
     <w:basedOn w:val="VerbatimChar"/>
     <w:rPr>
-      <w:color w:val="4070a0"/>
-    </w:rPr>
-  </w:style>
-  <w:style w:customStyle="1" w:styleId="VerbatimStringTok" w:type="character">
+      <w:rFonts w:ascii="Consolas" w:hAnsi="Consolas"/>
+      <w:color w:val="4070A0"/>
+      <w:sz w:val="22"/>
+    </w:rPr>
+  </w:style>
+  <w:style w:type="character" w:customStyle="1" w:styleId="VerbatimStringTok">
     <w:name w:val="VerbatimStringTok"/>
     <w:basedOn w:val="VerbatimChar"/>
     <w:rPr>
-      <w:color w:val="4070a0"/>
-    </w:rPr>
-  </w:style>
-  <w:style w:customStyle="1" w:styleId="SpecialStringTok" w:type="character">
+      <w:rFonts w:ascii="Consolas" w:hAnsi="Consolas"/>
+      <w:color w:val="4070A0"/>
+      <w:sz w:val="22"/>
+    </w:rPr>
+  </w:style>
+  <w:style w:type="character" w:customStyle="1" w:styleId="SpecialStringTok">
     <w:name w:val="SpecialStringTok"/>
     <w:basedOn w:val="VerbatimChar"/>
     <w:rPr>
-      <w:color w:val="bb6688"/>
-    </w:rPr>
-  </w:style>
-  <w:style w:customStyle="1" w:styleId="ImportTok" w:type="character">
+      <w:rFonts w:ascii="Consolas" w:hAnsi="Consolas"/>
+      <w:color w:val="BB6688"/>
+      <w:sz w:val="22"/>
+    </w:rPr>
+  </w:style>
+  <w:style w:type="character" w:customStyle="1" w:styleId="ImportTok">
     <w:name w:val="ImportTok"/>
     <w:basedOn w:val="VerbatimChar"/>
     <w:rPr>
+      <w:rFonts w:ascii="Consolas" w:hAnsi="Consolas"/>
       <w:b/>
       <w:color w:val="008000"/>
-    </w:rPr>
-  </w:style>
-  <w:style w:customStyle="1" w:styleId="CommentTok" w:type="character">
+      <w:sz w:val="22"/>
+    </w:rPr>
+  </w:style>
+  <w:style w:type="character" w:customStyle="1" w:styleId="CommentTok">
     <w:name w:val="CommentTok"/>
     <w:basedOn w:val="VerbatimChar"/>
     <w:rPr>
+      <w:rFonts w:ascii="Consolas" w:hAnsi="Consolas"/>
       <w:i/>
-      <w:color w:val="60a0b0"/>
-    </w:rPr>
-  </w:style>
-  <w:style w:customStyle="1" w:styleId="DocumentationTok" w:type="character">
+      <w:color w:val="60A0B0"/>
+      <w:sz w:val="22"/>
+    </w:rPr>
+  </w:style>
+  <w:style w:type="character" w:customStyle="1" w:styleId="DocumentationTok">
     <w:name w:val="DocumentationTok"/>
     <w:basedOn w:val="VerbatimChar"/>
     <w:rPr>
+      <w:rFonts w:ascii="Consolas" w:hAnsi="Consolas"/>
       <w:i/>
-      <w:color w:val="ba2121"/>
-    </w:rPr>
-  </w:style>
-  <w:style w:customStyle="1" w:styleId="AnnotationTok" w:type="character">
+      <w:color w:val="BA2121"/>
+      <w:sz w:val="22"/>
+    </w:rPr>
+  </w:style>
+  <w:style w:type="character" w:customStyle="1" w:styleId="AnnotationTok">
     <w:name w:val="AnnotationTok"/>
     <w:basedOn w:val="VerbatimChar"/>
     <w:rPr>
+      <w:rFonts w:ascii="Consolas" w:hAnsi="Consolas"/>
       <w:b/>
       <w:i/>
-      <w:color w:val="60a0b0"/>
-    </w:rPr>
-  </w:style>
-  <w:style w:customStyle="1" w:styleId="CommentVarTok" w:type="character">
+      <w:color w:val="60A0B0"/>
+      <w:sz w:val="22"/>
+    </w:rPr>
+  </w:style>
+  <w:style w:type="character" w:customStyle="1" w:styleId="CommentVarTok">
     <w:name w:val="CommentVarTok"/>
     <w:basedOn w:val="VerbatimChar"/>
     <w:rPr>
+      <w:rFonts w:ascii="Consolas" w:hAnsi="Consolas"/>
       <w:b/>
       <w:i/>
-      <w:color w:val="60a0b0"/>
-    </w:rPr>
-  </w:style>
-  <w:style w:customStyle="1" w:styleId="OtherTok" w:type="character">
+      <w:color w:val="60A0B0"/>
+      <w:sz w:val="22"/>
+    </w:rPr>
+  </w:style>
+  <w:style w:type="character" w:customStyle="1" w:styleId="OtherTok">
     <w:name w:val="OtherTok"/>
     <w:basedOn w:val="VerbatimChar"/>
     <w:rPr>
+      <w:rFonts w:ascii="Consolas" w:hAnsi="Consolas"/>
       <w:color w:val="007020"/>
-    </w:rPr>
-  </w:style>
-  <w:style w:customStyle="1" w:styleId="FunctionTok" w:type="character">
+      <w:sz w:val="22"/>
+    </w:rPr>
+  </w:style>
+  <w:style w:type="character" w:customStyle="1" w:styleId="FunctionTok">
     <w:name w:val="FunctionTok"/>
     <w:basedOn w:val="VerbatimChar"/>
     <w:rPr>
-      <w:color w:val="06287e"/>
-    </w:rPr>
-  </w:style>
-  <w:style w:customStyle="1" w:styleId="VariableTok" w:type="character">
+      <w:rFonts w:ascii="Consolas" w:hAnsi="Consolas"/>
+      <w:color w:val="06287E"/>
+      <w:sz w:val="22"/>
+    </w:rPr>
+  </w:style>
+  <w:style w:type="character" w:customStyle="1" w:styleId="VariableTok">
     <w:name w:val="VariableTok"/>
     <w:basedOn w:val="VerbatimChar"/>
     <w:rPr>
-      <w:color w:val="19177c"/>
-    </w:rPr>
-  </w:style>
-  <w:style w:customStyle="1" w:styleId="ControlFlowTok" w:type="character">
+      <w:rFonts w:ascii="Consolas" w:hAnsi="Consolas"/>
+      <w:color w:val="19177C"/>
+      <w:sz w:val="22"/>
+    </w:rPr>
+  </w:style>
+  <w:style w:type="character" w:customStyle="1" w:styleId="ControlFlowTok">
     <w:name w:val="ControlFlowTok"/>
     <w:basedOn w:val="VerbatimChar"/>
     <w:rPr>
+      <w:rFonts w:ascii="Consolas" w:hAnsi="Consolas"/>
       <w:b/>
       <w:color w:val="007020"/>
-    </w:rPr>
-  </w:style>
-  <w:style w:customStyle="1" w:styleId="OperatorTok" w:type="character">
+      <w:sz w:val="22"/>
+    </w:rPr>
+  </w:style>
+  <w:style w:type="character" w:customStyle="1" w:styleId="OperatorTok">
     <w:name w:val="OperatorTok"/>
     <w:basedOn w:val="VerbatimChar"/>
     <w:rPr>
+      <w:rFonts w:ascii="Consolas" w:hAnsi="Consolas"/>
       <w:color w:val="666666"/>
-    </w:rPr>
-  </w:style>
-  <w:style w:customStyle="1" w:styleId="BuiltInTok" w:type="character">
+      <w:sz w:val="22"/>
+    </w:rPr>
+  </w:style>
+  <w:style w:type="character" w:customStyle="1" w:styleId="BuiltInTok">
     <w:name w:val="BuiltInTok"/>
     <w:basedOn w:val="VerbatimChar"/>
     <w:rPr>
+      <w:rFonts w:ascii="Consolas" w:hAnsi="Consolas"/>
       <w:color w:val="008000"/>
-    </w:rPr>
-  </w:style>
-  <w:style w:customStyle="1" w:styleId="ExtensionTok" w:type="character">
+      <w:sz w:val="22"/>
+    </w:rPr>
+  </w:style>
+  <w:style w:type="character" w:customStyle="1" w:styleId="ExtensionTok">
     <w:name w:val="ExtensionTok"/>
     <w:basedOn w:val="VerbatimChar"/>
-    <w:rPr/>
-  </w:style>
-  <w:style w:customStyle="1" w:styleId="PreprocessorTok" w:type="character">
+    <w:rPr>
+      <w:rFonts w:ascii="Consolas" w:hAnsi="Consolas"/>
+      <w:sz w:val="22"/>
+    </w:rPr>
+  </w:style>
+  <w:style w:type="character" w:customStyle="1" w:styleId="PreprocessorTok">
     <w:name w:val="PreprocessorTok"/>
     <w:basedOn w:val="VerbatimChar"/>
     <w:rPr>
-      <w:color w:val="bc7a00"/>
-    </w:rPr>
-  </w:style>
-  <w:style w:customStyle="1" w:styleId="AttributeTok" w:type="character">
+      <w:rFonts w:ascii="Consolas" w:hAnsi="Consolas"/>
+      <w:color w:val="BC7A00"/>
+      <w:sz w:val="22"/>
+    </w:rPr>
+  </w:style>
+  <w:style w:type="character" w:customStyle="1" w:styleId="AttributeTok">
     <w:name w:val="AttributeTok"/>
     <w:basedOn w:val="VerbatimChar"/>
     <w:rPr>
-      <w:color w:val="7d9029"/>
-    </w:rPr>
-  </w:style>
-  <w:style w:customStyle="1" w:styleId="RegionMarkerTok" w:type="character">
+      <w:rFonts w:ascii="Consolas" w:hAnsi="Consolas"/>
+      <w:color w:val="7D9029"/>
+      <w:sz w:val="22"/>
+    </w:rPr>
+  </w:style>
+  <w:style w:type="character" w:customStyle="1" w:styleId="RegionMarkerTok">
     <w:name w:val="RegionMarkerTok"/>
     <w:basedOn w:val="VerbatimChar"/>
-    <w:rPr/>
-  </w:style>
-  <w:style w:customStyle="1" w:styleId="InformationTok" w:type="character">
+    <w:rPr>
+      <w:rFonts w:ascii="Consolas" w:hAnsi="Consolas"/>
+      <w:sz w:val="22"/>
+    </w:rPr>
+  </w:style>
+  <w:style w:type="character" w:customStyle="1" w:styleId="InformationTok">
     <w:name w:val="InformationTok"/>
     <w:basedOn w:val="VerbatimChar"/>
     <w:rPr>
+      <w:rFonts w:ascii="Consolas" w:hAnsi="Consolas"/>
       <w:b/>
       <w:i/>
-      <w:color w:val="60a0b0"/>
-    </w:rPr>
-  </w:style>
-  <w:style w:customStyle="1" w:styleId="WarningTok" w:type="character">
+      <w:color w:val="60A0B0"/>
+      <w:sz w:val="22"/>
+    </w:rPr>
+  </w:style>
+  <w:style w:type="character" w:customStyle="1" w:styleId="WarningTok">
     <w:name w:val="WarningTok"/>
     <w:basedOn w:val="VerbatimChar"/>
     <w:rPr>
+      <w:rFonts w:ascii="Consolas" w:hAnsi="Consolas"/>
       <w:b/>
       <w:i/>
-      <w:color w:val="60a0b0"/>
-    </w:rPr>
-  </w:style>
-  <w:style w:customStyle="1" w:styleId="AlertTok" w:type="character">
+      <w:color w:val="60A0B0"/>
+      <w:sz w:val="22"/>
+    </w:rPr>
+  </w:style>
+  <w:style w:type="character" w:customStyle="1" w:styleId="AlertTok">
     <w:name w:val="AlertTok"/>
     <w:basedOn w:val="VerbatimChar"/>
     <w:rPr>
+      <w:rFonts w:ascii="Consolas" w:hAnsi="Consolas"/>
       <w:b/>
-      <w:color w:val="ff0000"/>
-    </w:rPr>
-  </w:style>
-  <w:style w:customStyle="1" w:styleId="ErrorTok" w:type="character">
+      <w:color w:val="FF0000"/>
+      <w:sz w:val="22"/>
+    </w:rPr>
+  </w:style>
+  <w:style w:type="character" w:customStyle="1" w:styleId="ErrorTok">
     <w:name w:val="ErrorTok"/>
     <w:basedOn w:val="VerbatimChar"/>
     <w:rPr>
+      <w:rFonts w:ascii="Consolas" w:hAnsi="Consolas"/>
       <w:b/>
-      <w:color w:val="ff0000"/>
-    </w:rPr>
-  </w:style>
-  <w:style w:customStyle="1" w:styleId="NormalTok" w:type="character">
+      <w:color w:val="FF0000"/>
+      <w:sz w:val="22"/>
+    </w:rPr>
+  </w:style>
+  <w:style w:type="character" w:customStyle="1" w:styleId="NormalTok">
     <w:name w:val="NormalTok"/>
     <w:basedOn w:val="VerbatimChar"/>
-    <w:rPr/>
+    <w:rPr>
+      <w:rFonts w:ascii="Consolas" w:hAnsi="Consolas"/>
+      <w:sz w:val="22"/>
+    </w:rPr>
+  </w:style>
+  <w:style w:type="paragraph" w:styleId="ad">
+    <w:name w:val="header"/>
+    <w:basedOn w:val="a"/>
+    <w:link w:val="Char2"/>
+    <w:rsid w:val="00253420"/>
+    <w:pPr>
+      <w:tabs>
+        <w:tab w:val="center" w:pos="4513"/>
+        <w:tab w:val="right" w:pos="9026"/>
+      </w:tabs>
+      <w:snapToGrid w:val="0"/>
+    </w:pPr>
+  </w:style>
+  <w:style w:type="character" w:customStyle="1" w:styleId="Char2">
+    <w:name w:val="머리글 Char"/>
+    <w:basedOn w:val="a1"/>
+    <w:link w:val="ad"/>
+    <w:rsid w:val="00253420"/>
+  </w:style>
+  <w:style w:type="paragraph" w:styleId="ae">
+    <w:name w:val="footer"/>
+    <w:basedOn w:val="a"/>
+    <w:link w:val="Char3"/>
+    <w:rsid w:val="00253420"/>
+    <w:pPr>
+      <w:tabs>
+        <w:tab w:val="center" w:pos="4513"/>
+        <w:tab w:val="right" w:pos="9026"/>
+      </w:tabs>
+      <w:snapToGrid w:val="0"/>
+    </w:pPr>
+  </w:style>
+  <w:style w:type="character" w:customStyle="1" w:styleId="Char3">
+    <w:name w:val="바닥글 Char"/>
+    <w:basedOn w:val="a1"/>
+    <w:link w:val="ae"/>
+    <w:rsid w:val="00253420"/>
   </w:style>
 </w:styles>
 </file>
